--- a/entregaveis/guia_estudo_defesa.docx
+++ b/entregaveis/guia_estudo_defesa.docx
@@ -2,10 +2,9 @@
 <file path=word/document.xml><?xml version="1.0" encoding="utf-8"?>
 <w:document xmlns:wpc="http://schemas.microsoft.com/office/word/2010/wordprocessingCanvas" xmlns:mo="http://schemas.microsoft.com/office/mac/office/2008/main" xmlns:mc="http://schemas.openxmlformats.org/markup-compatibility/2006" xmlns:mv="urn:schemas-microsoft-com:mac:vml" xmlns:o="urn:schemas-microsoft-com:office:office" xmlns:r="http://schemas.openxmlformats.org/officeDocument/2006/relationships" xmlns:m="http://schemas.openxmlformats.org/officeDocument/2006/math" xmlns:v="urn:schemas-microsoft-com:vml" xmlns:wp14="http://schemas.microsoft.com/office/word/2010/wordprocessingDrawing" xmlns:wp="http://schemas.openxmlformats.org/drawingml/2006/wordprocessingDrawing" xmlns:w10="urn:schemas-microsoft-com:office:word" xmlns:w="http://schemas.openxmlformats.org/wordprocessingml/2006/main" xmlns:w14="http://schemas.microsoft.com/office/word/2010/wordml" xmlns:wpg="http://schemas.microsoft.com/office/word/2010/wordprocessingGroup" xmlns:wpi="http://schemas.microsoft.com/office/word/2010/wordprocessingInk" xmlns:wne="http://schemas.microsoft.com/office/word/2006/wordml" xmlns:wps="http://schemas.microsoft.com/office/word/2010/wordprocessingShape" mc:Ignorable="w14 wp14">
   <w:body>
-    <w:p/>
     <w:p>
       <w:pPr>
-        <w:spacing w:before="800" w:after="120"/>
+        <w:spacing w:before="1200" w:after="80"/>
         <w:jc w:val="center"/>
       </w:pPr>
       <w:r>
@@ -14,14 +13,30 @@
           <w:b/>
           <w:i w:val="0"/>
           <w:color w:val="1F3864"/>
-          <w:sz w:val="40"/>
+          <w:sz w:val="44"/>
         </w:rPr>
-        <w:t>GUIA DE ESTUDO PARA DEFESA DE TCC</w:t>
+        <w:t>GUIA DE ESTUDO PARA A DEFESA</w:t>
       </w:r>
     </w:p>
     <w:p>
       <w:pPr>
-        <w:spacing w:before="0" w:after="120"/>
+        <w:spacing w:before="0" w:after="40"/>
+        <w:jc w:val="center"/>
+      </w:pPr>
+      <w:r>
+        <w:rPr>
+          <w:rFonts w:ascii="Calibri" w:hAnsi="Calibri"/>
+          <w:b w:val="0"/>
+          <w:i w:val="0"/>
+          <w:color w:val="616161"/>
+          <w:sz w:val="26"/>
+        </w:rPr>
+        <w:t>Racismo estrutural no mercado de trabalho brasileiro</w:t>
+      </w:r>
+    </w:p>
+    <w:p>
+      <w:pPr>
+        <w:spacing w:before="0" w:after="480"/>
         <w:jc w:val="center"/>
       </w:pPr>
       <w:r>
@@ -29,44 +44,16 @@
           <w:rFonts w:ascii="Calibri" w:hAnsi="Calibri"/>
           <w:b w:val="0"/>
           <w:i/>
-          <w:color w:val="444444"/>
-          <w:sz w:val="28"/>
+          <w:color w:val="616161"/>
+          <w:sz w:val="22"/>
         </w:rPr>
-        <w:t>Racismo Estrutural e Mercado de Trabalho no Brasil</w:t>
+        <w:t>Uma abordagem multinível e de decomposição salarial — PNAD Contínua 2016–2025</w:t>
       </w:r>
     </w:p>
     <w:p>
       <w:pPr>
-        <w:spacing w:before="0" w:after="400"/>
+        <w:spacing w:before="0" w:after="600"/>
         <w:jc w:val="center"/>
-      </w:pPr>
-      <w:r>
-        <w:rPr>
-          <w:rFonts w:ascii="Calibri" w:hAnsi="Calibri"/>
-          <w:b w:val="0"/>
-          <w:i w:val="0"/>
-          <w:color w:val="666666"/>
-          <w:sz w:val="22"/>
-        </w:rPr>
-        <w:t>Ricardo Calheiros  |  MBA USP/ESALQ  |  2026</w:t>
-      </w:r>
-    </w:p>
-    <w:p>
-      <w:pPr>
-        <w:spacing w:before="120" w:after="120"/>
-      </w:pPr>
-      <w:r>
-        <w:rPr>
-          <w:color w:val="BBBBBB"/>
-          <w:sz w:val="16"/>
-        </w:rPr>
-        <w:t>────────────────────────────────────────────────────────────────────────────────</w:t>
-      </w:r>
-    </w:p>
-    <w:p>
-      <w:pPr>
-        <w:spacing w:before="0" w:after="240"/>
-        <w:jc w:val="left"/>
       </w:pPr>
       <w:r>
         <w:rPr>
@@ -75,7 +62,134 @@
           <w:i w:val="0"/>
           <w:sz w:val="22"/>
         </w:rPr>
-        <w:t>Este guia tem dois objetivos: (1) indicar o que ler de cada obra citada no TCC antes da defesa, com priorização por risco de pergunta da banca; e (2) oferecer uma interpretação detalhada de cada gráfico produzido, incluindo o que dizer se você for questionado sobre ele durante a apresentação.</w:t>
+        <w:t>Ricardo Calheiros · MBA em Data Science e Analytics · ESALQ/USP</w:t>
+      </w:r>
+    </w:p>
+    <w:p>
+      <w:pPr>
+        <w:spacing w:before="160" w:after="40"/>
+      </w:pPr>
+      <w:r>
+        <w:rPr>
+          <w:rFonts w:ascii="Calibri" w:hAnsi="Calibri"/>
+          <w:b/>
+          <w:i w:val="0"/>
+          <w:color w:val="1F3864"/>
+          <w:sz w:val="22"/>
+        </w:rPr>
+        <w:t>▌ Como usar este guia</w:t>
+      </w:r>
+    </w:p>
+    <w:p>
+      <w:pPr>
+        <w:spacing w:after="40"/>
+        <w:ind w:left="454"/>
+        <w:jc w:val="both"/>
+      </w:pPr>
+      <w:r>
+        <w:rPr>
+          <w:rFonts w:ascii="Calibri" w:hAnsi="Calibri"/>
+          <w:b w:val="0"/>
+          <w:i w:val="0"/>
+          <w:sz w:val="21"/>
+        </w:rPr>
+        <w:t>Parte 1 — o que dizer nos três primeiros minutos, com os números de cor.</w:t>
+      </w:r>
+    </w:p>
+    <w:p>
+      <w:pPr>
+        <w:spacing w:after="40"/>
+        <w:ind w:left="454"/>
+        <w:jc w:val="both"/>
+      </w:pPr>
+      <w:r>
+        <w:rPr>
+          <w:rFonts w:ascii="Calibri" w:hAnsi="Calibri"/>
+          <w:b w:val="0"/>
+          <w:i w:val="0"/>
+          <w:sz w:val="21"/>
+        </w:rPr>
+        <w:t>Parte 2 — leituras prioritárias: o que a banca costuma cobrar de cada obra.</w:t>
+      </w:r>
+    </w:p>
+    <w:p>
+      <w:pPr>
+        <w:spacing w:after="40"/>
+        <w:ind w:left="454"/>
+        <w:jc w:val="both"/>
+      </w:pPr>
+      <w:r>
+        <w:rPr>
+          <w:rFonts w:ascii="Calibri" w:hAnsi="Calibri"/>
+          <w:b w:val="0"/>
+          <w:i w:val="0"/>
+          <w:sz w:val="21"/>
+        </w:rPr>
+        <w:t>Parte 3 — os quatro métodos do núcleo: o que cada um responde e como ler a saída.</w:t>
+      </w:r>
+    </w:p>
+    <w:p>
+      <w:pPr>
+        <w:spacing w:after="40"/>
+        <w:ind w:left="454"/>
+        <w:jc w:val="both"/>
+      </w:pPr>
+      <w:r>
+        <w:rPr>
+          <w:rFonts w:ascii="Calibri" w:hAnsi="Calibri"/>
+          <w:b w:val="0"/>
+          <w:i w:val="0"/>
+          <w:sz w:val="21"/>
+        </w:rPr>
+        <w:t>Parte 4 — a robustez, que é o que separa um resultado de um achado.</w:t>
+      </w:r>
+    </w:p>
+    <w:p>
+      <w:pPr>
+        <w:spacing w:after="40"/>
+        <w:ind w:left="454"/>
+        <w:jc w:val="both"/>
+      </w:pPr>
+      <w:r>
+        <w:rPr>
+          <w:rFonts w:ascii="Calibri" w:hAnsi="Calibri"/>
+          <w:b w:val="0"/>
+          <w:i w:val="0"/>
+          <w:sz w:val="21"/>
+        </w:rPr>
+        <w:t>Parte 5 — equações para memorizar.</w:t>
+      </w:r>
+    </w:p>
+    <w:p>
+      <w:pPr>
+        <w:spacing w:after="40"/>
+        <w:ind w:left="454"/>
+        <w:jc w:val="both"/>
+      </w:pPr>
+      <w:r>
+        <w:rPr>
+          <w:rFonts w:ascii="Calibri" w:hAnsi="Calibri"/>
+          <w:b w:val="0"/>
+          <w:i w:val="0"/>
+          <w:sz w:val="21"/>
+        </w:rPr>
+        <w:t>Parte 6 — as perguntas difíceis, com a resposta já formulada.</w:t>
+      </w:r>
+    </w:p>
+    <w:p>
+      <w:pPr>
+        <w:spacing w:after="40"/>
+        <w:ind w:left="454"/>
+        <w:jc w:val="both"/>
+      </w:pPr>
+      <w:r>
+        <w:rPr>
+          <w:rFonts w:ascii="Calibri" w:hAnsi="Calibri"/>
+          <w:b w:val="0"/>
+          <w:i w:val="0"/>
+          <w:sz w:val="21"/>
+        </w:rPr>
+        <w:t>Todos os números deste guia são lidos dos csv de outputs/tables/ na geração: se uma análise for reexecutada, basta rodar o gerador de novo.</w:t>
       </w:r>
     </w:p>
     <w:p>
@@ -92,30 +206,72 @@
           <w:rFonts w:ascii="Calibri" w:hAnsi="Calibri"/>
           <w:color w:val="1F3864"/>
         </w:rPr>
-        <w:t>PARTE 1 — ROTEIRO DE LEITURAS PRIORITÁRIAS</w:t>
+        <w:t>PARTE 1 — A DEFESA EM TRÊS MINUTOS</w:t>
       </w:r>
     </w:p>
     <w:p>
       <w:pPr>
-        <w:spacing w:before="120" w:after="120"/>
-        <w:jc w:val="left"/>
+        <w:spacing w:before="0" w:after="120"/>
+        <w:jc w:val="both"/>
+      </w:pPr>
+      <w:r>
+        <w:rPr>
+          <w:rFonts w:ascii="Calibri" w:hAnsi="Calibri"/>
+          <w:b w:val="0"/>
+          <w:i/>
+          <w:color w:val="616161"/>
+          <w:sz w:val="22"/>
+        </w:rPr>
+        <w:t>Decore esta sequência. Ela responde, nesta ordem, às quatro perguntas que toda banca faz: o que você mediu, por que isso não é óbvio, como sabe que é verdade e o que muda se for.</w:t>
+      </w:r>
+    </w:p>
+    <w:p>
+      <w:pPr>
+        <w:spacing w:before="160" w:after="40"/>
       </w:pPr>
       <w:r>
         <w:rPr>
           <w:rFonts w:ascii="Calibri" w:hAnsi="Calibri"/>
           <w:b/>
           <w:i w:val="0"/>
-          <w:color w:val="1F3864"/>
-          <w:sz w:val="26"/>
+          <w:color w:val="B71C1C"/>
+          <w:sz w:val="22"/>
         </w:rPr>
-        <w:t>Como acessar as obras</w:t>
+        <w:t>▌ A frase-síntese (se só houver tempo para uma)</w:t>
       </w:r>
     </w:p>
     <w:p>
       <w:pPr>
-        <w:pStyle w:val="ListBullet"/>
-        <w:spacing w:after="60"/>
-        <w:ind w:left="283"/>
+        <w:spacing w:after="40"/>
+        <w:ind w:left="454"/>
+        <w:jc w:val="both"/>
+      </w:pPr>
+      <w:r>
+        <w:rPr>
+          <w:rFonts w:ascii="Calibri" w:hAnsi="Calibri"/>
+          <w:b w:val="0"/>
+          <w:i w:val="0"/>
+          <w:sz w:val="21"/>
+        </w:rPr>
+        <w:t>“Com a mesma escolaridade, idade, sexo e bairro, um trabalhador negro ganha 10,2% a menos que um branco — e a barreira mais dura não é o salário, é a porta: 30% menos chance de chegar a um cargo qualificado. O mercado de trabalho brasileiro não é racialmente neutro, e educação sozinha não corrige isso.”</w:t>
+      </w:r>
+    </w:p>
+    <w:p>
+      <w:pPr>
+        <w:pStyle w:val="Heading2"/>
+      </w:pPr>
+      <w:r>
+        <w:rPr>
+          <w:rFonts w:ascii="Calibri" w:hAnsi="Calibri"/>
+          <w:color w:val="1F3864"/>
+        </w:rPr>
+        <w:t>1.1  O contexto</w:t>
+      </w:r>
+    </w:p>
+    <w:p>
+      <w:pPr>
+        <w:spacing w:after="120"/>
+        <w:jc w:val="both"/>
       </w:pPr>
       <w:r>
         <w:rPr>
@@ -124,15 +280,17 @@
           <w:i w:val="0"/>
           <w:sz w:val="22"/>
         </w:rPr>
-        <w:t>Portal CAPES (gratuito com vínculo USP/ESALQ): periodicos.capes.gov.br — login com CPF USP</w:t>
+        <w:t xml:space="preserve">Entre 2016 e 2025, um trabalhador negro ganhou em média </w:t>
       </w:r>
-    </w:p>
-    <w:p>
-      <w:pPr>
-        <w:pStyle w:val="ListBullet"/>
-        <w:spacing w:after="60"/>
-        <w:ind w:left="283"/>
-      </w:pPr>
+      <w:r>
+        <w:rPr>
+          <w:rFonts w:ascii="Calibri" w:hAnsi="Calibri"/>
+          <w:b/>
+          <w:i w:val="0"/>
+          <w:sz w:val="22"/>
+        </w:rPr>
+        <w:t>19,1% a menos</w:t>
+      </w:r>
       <w:r>
         <w:rPr>
           <w:rFonts w:ascii="Calibri" w:hAnsi="Calibri"/>
@@ -140,14 +298,25 @@
           <w:i w:val="0"/>
           <w:sz w:val="22"/>
         </w:rPr>
-        <w:t>Google Scholar: busque título completo + nome do autor</w:t>
+        <w:t xml:space="preserve"> que um branco com a mesma escolaridade, idade e sexo. Esse é o gap agregado, estimado por OLS com efeitos fixos de estado — o ponto de partida.</w:t>
       </w:r>
     </w:p>
     <w:p>
       <w:pPr>
-        <w:pStyle w:val="ListBullet"/>
-        <w:spacing w:after="60"/>
-        <w:ind w:left="283"/>
+        <w:pStyle w:val="Heading2"/>
+      </w:pPr>
+      <w:r>
+        <w:rPr>
+          <w:rFonts w:ascii="Calibri" w:hAnsi="Calibri"/>
+          <w:color w:val="1F3864"/>
+        </w:rPr>
+        <w:t>1.2  O desequilíbrio</w:t>
+      </w:r>
+    </w:p>
+    <w:p>
+      <w:pPr>
+        <w:spacing w:after="120"/>
+        <w:jc w:val="both"/>
       </w:pPr>
       <w:r>
         <w:rPr>
@@ -156,15 +325,17 @@
           <w:i w:val="0"/>
           <w:sz w:val="22"/>
         </w:rPr>
-        <w:t>Sci-Hub: para artigos pagos — cole o DOI ou título</w:t>
+        <w:t xml:space="preserve">O gap não é uma coisa só. Comparando apenas pessoas </w:t>
       </w:r>
-    </w:p>
-    <w:p>
-      <w:pPr>
-        <w:pStyle w:val="ListBullet"/>
-        <w:spacing w:after="60"/>
-        <w:ind w:left="283"/>
-      </w:pPr>
+      <w:r>
+        <w:rPr>
+          <w:rFonts w:ascii="Calibri" w:hAnsi="Calibri"/>
+          <w:b/>
+          <w:i w:val="0"/>
+          <w:sz w:val="22"/>
+        </w:rPr>
+        <w:t>do mesmo bairro</w:t>
+      </w:r>
       <w:r>
         <w:rPr>
           <w:rFonts w:ascii="Calibri" w:hAnsi="Calibri"/>
@@ -172,27 +343,8 @@
           <w:i w:val="0"/>
           <w:sz w:val="22"/>
         </w:rPr>
-        <w:t>LibGen: para livros — busque autor + título</w:t>
+        <w:t xml:space="preserve">, ele cai quase à metade: 47,0% do gap agregado é mediado pela segregação residencial, e sobra um </w:t>
       </w:r>
-    </w:p>
-    <w:p/>
-    <w:p>
-      <w:pPr>
-        <w:pStyle w:val="Heading2"/>
-      </w:pPr>
-      <w:r>
-        <w:rPr>
-          <w:rFonts w:ascii="Calibri" w:hAnsi="Calibri"/>
-          <w:color w:val="1F3864"/>
-        </w:rPr>
-        <w:t>1.1  Prioridade 1 — Você será perguntado sobre estas obras</w:t>
-      </w:r>
-    </w:p>
-    <w:p>
-      <w:pPr>
-        <w:spacing w:before="160" w:after="120"/>
-        <w:jc w:val="left"/>
-      </w:pPr>
       <w:r>
         <w:rPr>
           <w:rFonts w:ascii="Calibri" w:hAnsi="Calibri"/>
@@ -200,15 +352,8 @@
           <w:i w:val="0"/>
           <w:sz w:val="22"/>
         </w:rPr>
-        <w:t>RAUDENBUSH, S. W.; BRYK, A. S. (2002). Hierarchical Linear Models. 2. ed. Thousand Oaks: SAGE.</w:t>
+        <w:t>gap líquido de 10,2%</w:t>
       </w:r>
-    </w:p>
-    <w:p>
-      <w:pPr>
-        <w:pStyle w:val="ListBullet"/>
-        <w:spacing w:after="60"/>
-        <w:ind w:left="283"/>
-      </w:pPr>
       <w:r>
         <w:rPr>
           <w:rFonts w:ascii="Calibri" w:hAnsi="Calibri"/>
@@ -216,14 +361,25 @@
           <w:i w:val="0"/>
           <w:sz w:val="22"/>
         </w:rPr>
-        <w:t>Por que é crítica: você cita o limiar de ICC=5% e usa a nomenclatura M0–M4 diretamente deste livro.</w:t>
+        <w:t>. Dentro da mesma ocupação ainda persistem 7,0% — e a ocupação é ela própria resultado da barreira de acesso.</w:t>
       </w:r>
     </w:p>
     <w:p>
       <w:pPr>
-        <w:pStyle w:val="ListBullet"/>
-        <w:spacing w:after="60"/>
-        <w:ind w:left="283"/>
+        <w:pStyle w:val="Heading2"/>
+      </w:pPr>
+      <w:r>
+        <w:rPr>
+          <w:rFonts w:ascii="Calibri" w:hAnsi="Calibri"/>
+          <w:color w:val="1F3864"/>
+        </w:rPr>
+        <w:t>1.3  A evidência</w:t>
+      </w:r>
+    </w:p>
+    <w:p>
+      <w:pPr>
+        <w:spacing w:before="0" w:after="120"/>
+        <w:jc w:val="both"/>
       </w:pPr>
       <w:r>
         <w:rPr>
@@ -232,14 +388,295 @@
           <w:i w:val="0"/>
           <w:sz w:val="22"/>
         </w:rPr>
-        <w:t>O que ler: Capítulo 2 (conceito de ICC, decomposição da variância entre e dentro dos grupos) e Capítulo 4 (modelos de intercepto e inclinação aleatória). Aproximadamente 40 páginas.</w:t>
+        <w:t>Quatro métodos independentes sobre a população completa da PNAD Contínua (cerca de 7,7 milhões de observações em 40.969 bairros; o N exato varia com os filtros de cada método):</w:t>
       </w:r>
     </w:p>
+    <w:tbl>
+      <w:tblPr>
+        <w:tblStyle w:val="LightGrid-Accent1"/>
+        <w:tblW w:type="auto" w:w="0"/>
+        <w:tblLook w:firstColumn="1" w:firstRow="1" w:lastColumn="0" w:lastRow="0" w:noHBand="0" w:noVBand="1" w:val="04A0"/>
+      </w:tblPr>
+      <w:tblGrid>
+        <w:gridCol w:w="3249"/>
+        <w:gridCol w:w="3249"/>
+        <w:gridCol w:w="3249"/>
+      </w:tblGrid>
+      <w:tr>
+        <w:tc>
+          <w:tcPr>
+            <w:tcW w:type="dxa" w:w="2268"/>
+          </w:tcPr>
+          <w:p>
+            <w:r/>
+            <w:r>
+              <w:rPr>
+                <w:rFonts w:ascii="Calibri" w:hAnsi="Calibri"/>
+                <w:b/>
+                <w:i w:val="0"/>
+                <w:sz w:val="20"/>
+              </w:rPr>
+              <w:t>Método</w:t>
+            </w:r>
+          </w:p>
+        </w:tc>
+        <w:tc>
+          <w:tcPr>
+            <w:tcW w:type="dxa" w:w="3118"/>
+          </w:tcPr>
+          <w:p>
+            <w:r/>
+            <w:r>
+              <w:rPr>
+                <w:rFonts w:ascii="Calibri" w:hAnsi="Calibri"/>
+                <w:b/>
+                <w:i w:val="0"/>
+                <w:sz w:val="20"/>
+              </w:rPr>
+              <w:t>Pergunta que responde</w:t>
+            </w:r>
+          </w:p>
+        </w:tc>
+        <w:tc>
+          <w:tcPr>
+            <w:tcW w:type="dxa" w:w="3969"/>
+          </w:tcPr>
+          <w:p>
+            <w:r/>
+            <w:r>
+              <w:rPr>
+                <w:rFonts w:ascii="Calibri" w:hAnsi="Calibri"/>
+                <w:b/>
+                <w:i w:val="0"/>
+                <w:sz w:val="20"/>
+              </w:rPr>
+              <w:t>Resultado principal</w:t>
+            </w:r>
+          </w:p>
+        </w:tc>
+      </w:tr>
+      <w:tr>
+        <w:tc>
+          <w:tcPr>
+            <w:tcW w:type="dxa" w:w="2268"/>
+          </w:tcPr>
+          <w:p>
+            <w:r/>
+            <w:r>
+              <w:rPr>
+                <w:rFonts w:ascii="Calibri" w:hAnsi="Calibri"/>
+                <w:b w:val="0"/>
+                <w:i w:val="0"/>
+                <w:sz w:val="20"/>
+              </w:rPr>
+              <w:t>HLM de dois níveis</w:t>
+            </w:r>
+          </w:p>
+        </w:tc>
+        <w:tc>
+          <w:tcPr>
+            <w:tcW w:type="dxa" w:w="3118"/>
+          </w:tcPr>
+          <w:p>
+            <w:r/>
+            <w:r>
+              <w:rPr>
+                <w:rFonts w:ascii="Calibri" w:hAnsi="Calibri"/>
+                <w:b w:val="0"/>
+                <w:i w:val="0"/>
+                <w:sz w:val="20"/>
+              </w:rPr>
+              <w:t>Quanto do gap é do bairro?</w:t>
+            </w:r>
+          </w:p>
+        </w:tc>
+        <w:tc>
+          <w:tcPr>
+            <w:tcW w:type="dxa" w:w="3969"/>
+          </w:tcPr>
+          <w:p>
+            <w:r/>
+            <w:r>
+              <w:rPr>
+                <w:rFonts w:ascii="Calibri" w:hAnsi="Calibri"/>
+                <w:b w:val="0"/>
+                <w:i w:val="0"/>
+                <w:sz w:val="20"/>
+              </w:rPr>
+              <w:t>47,0% mediado pelo bairro; gap líquido 10,2%</w:t>
+            </w:r>
+          </w:p>
+        </w:tc>
+      </w:tr>
+      <w:tr>
+        <w:tc>
+          <w:tcPr>
+            <w:tcW w:type="dxa" w:w="2268"/>
+          </w:tcPr>
+          <w:p>
+            <w:r/>
+            <w:r>
+              <w:rPr>
+                <w:rFonts w:ascii="Calibri" w:hAnsi="Calibri"/>
+                <w:b w:val="0"/>
+                <w:i w:val="0"/>
+                <w:sz w:val="20"/>
+              </w:rPr>
+              <w:t>Oaxaca–Blinder</w:t>
+            </w:r>
+          </w:p>
+        </w:tc>
+        <w:tc>
+          <w:tcPr>
+            <w:tcW w:type="dxa" w:w="3118"/>
+          </w:tcPr>
+          <w:p>
+            <w:r/>
+            <w:r>
+              <w:rPr>
+                <w:rFonts w:ascii="Calibri" w:hAnsi="Calibri"/>
+                <w:b w:val="0"/>
+                <w:i w:val="0"/>
+                <w:sz w:val="20"/>
+              </w:rPr>
+              <w:t>É composição ou preço?</w:t>
+            </w:r>
+          </w:p>
+        </w:tc>
+        <w:tc>
+          <w:tcPr>
+            <w:tcW w:type="dxa" w:w="3969"/>
+          </w:tcPr>
+          <w:p>
+            <w:r/>
+            <w:r>
+              <w:rPr>
+                <w:rFonts w:ascii="Calibri" w:hAnsi="Calibri"/>
+                <w:b w:val="0"/>
+                <w:i w:val="0"/>
+                <w:sz w:val="20"/>
+              </w:rPr>
+              <w:t>28,4% do gap são retornos diferenciais</w:t>
+            </w:r>
+          </w:p>
+        </w:tc>
+      </w:tr>
+      <w:tr>
+        <w:tc>
+          <w:tcPr>
+            <w:tcW w:type="dxa" w:w="2268"/>
+          </w:tcPr>
+          <w:p>
+            <w:r/>
+            <w:r>
+              <w:rPr>
+                <w:rFonts w:ascii="Calibri" w:hAnsi="Calibri"/>
+                <w:b w:val="0"/>
+                <w:i w:val="0"/>
+                <w:sz w:val="20"/>
+              </w:rPr>
+              <w:t>QR + RIF-OB</w:t>
+            </w:r>
+          </w:p>
+        </w:tc>
+        <w:tc>
+          <w:tcPr>
+            <w:tcW w:type="dxa" w:w="3118"/>
+          </w:tcPr>
+          <w:p>
+            <w:r/>
+            <w:r>
+              <w:rPr>
+                <w:rFonts w:ascii="Calibri" w:hAnsi="Calibri"/>
+                <w:b w:val="0"/>
+                <w:i w:val="0"/>
+                <w:sz w:val="20"/>
+              </w:rPr>
+              <w:t>Onde na distribuição pesa?</w:t>
+            </w:r>
+          </w:p>
+        </w:tc>
+        <w:tc>
+          <w:tcPr>
+            <w:tcW w:type="dxa" w:w="3969"/>
+          </w:tcPr>
+          <w:p>
+            <w:r/>
+            <w:r>
+              <w:rPr>
+                <w:rFonts w:ascii="Calibri" w:hAnsi="Calibri"/>
+                <w:b w:val="0"/>
+                <w:i w:val="0"/>
+                <w:sz w:val="20"/>
+              </w:rPr>
+              <w:t>gap condicional cresce (8,0%→11,6%); retornos maiores na base (35,1% no q10)</w:t>
+            </w:r>
+          </w:p>
+        </w:tc>
+      </w:tr>
+      <w:tr>
+        <w:tc>
+          <w:tcPr>
+            <w:tcW w:type="dxa" w:w="2268"/>
+          </w:tcPr>
+          <w:p>
+            <w:r/>
+            <w:r>
+              <w:rPr>
+                <w:rFonts w:ascii="Calibri" w:hAnsi="Calibri"/>
+                <w:b w:val="0"/>
+                <w:i w:val="0"/>
+                <w:sz w:val="20"/>
+              </w:rPr>
+              <w:t>GLMM logístico</w:t>
+            </w:r>
+          </w:p>
+        </w:tc>
+        <w:tc>
+          <w:tcPr>
+            <w:tcW w:type="dxa" w:w="3118"/>
+          </w:tcPr>
+          <w:p>
+            <w:r/>
+            <w:r>
+              <w:rPr>
+                <w:rFonts w:ascii="Calibri" w:hAnsi="Calibri"/>
+                <w:b w:val="0"/>
+                <w:i w:val="0"/>
+                <w:sz w:val="20"/>
+              </w:rPr>
+              <w:t>A porta é mais estreita?</w:t>
+            </w:r>
+          </w:p>
+        </w:tc>
+        <w:tc>
+          <w:tcPr>
+            <w:tcW w:type="dxa" w:w="3969"/>
+          </w:tcPr>
+          <w:p>
+            <w:r/>
+            <w:r>
+              <w:rPr>
+                <w:rFonts w:ascii="Calibri" w:hAnsi="Calibri"/>
+                <w:b w:val="0"/>
+                <w:i w:val="0"/>
+                <w:sz w:val="20"/>
+              </w:rPr>
+              <w:t>OR = 0,699 para cargo qualificado; 0,654 no topo 10%</w:t>
+            </w:r>
+          </w:p>
+        </w:tc>
+      </w:tr>
+    </w:tbl>
     <w:p>
       <w:pPr>
-        <w:pStyle w:val="ListBullet"/>
-        <w:spacing w:after="60"/>
-        <w:ind w:left="283"/>
+        <w:spacing w:after="40"/>
+      </w:pPr>
+    </w:p>
+    <w:p>
+      <w:pPr>
+        <w:spacing w:before="0" w:after="200"/>
+        <w:jc w:val="both"/>
       </w:pPr>
       <w:r>
         <w:rPr>
@@ -248,14 +685,25 @@
           <w:i w:val="0"/>
           <w:sz w:val="22"/>
         </w:rPr>
-        <w:t>Número específico a verificar: a regra prática de ICC &gt; 0,05 como justificativa para HLM está no Capítulo 2, seção 'Intraclass Correlation'.</w:t>
+        <w:t>Um XGBoost com SHAP confirma, sem impor forma funcional, que a raça mantém contribuição própria: 11ª posição entre 29 preditores.</w:t>
       </w:r>
     </w:p>
     <w:p>
       <w:pPr>
-        <w:pStyle w:val="ListBullet"/>
-        <w:spacing w:after="60"/>
-        <w:ind w:left="283"/>
+        <w:pStyle w:val="Heading2"/>
+      </w:pPr>
+      <w:r>
+        <w:rPr>
+          <w:rFonts w:ascii="Calibri" w:hAnsi="Calibri"/>
+          <w:color w:val="1F3864"/>
+        </w:rPr>
+        <w:t>1.4  O que isso muda</w:t>
+      </w:r>
+    </w:p>
+    <w:p>
+      <w:pPr>
+        <w:spacing w:before="0" w:after="120"/>
+        <w:jc w:val="both"/>
       </w:pPr>
       <w:r>
         <w:rPr>
@@ -264,14 +712,43 @@
           <w:i w:val="0"/>
           <w:sz w:val="22"/>
         </w:rPr>
-        <w:t>Pergunta provável da banca: 'Por que 5% é o limiar para o ICC?' — Resposta: convenção de Raudenbush &amp; Bryk (2002) amplamente adotada na literatura educacional e econômica; no seu caso o ICC é 9,80%, bem acima do limiar.</w:t>
+        <w:t>Se o gargalo fosse escolaridade, bastaria ampliar o acesso ao ensino. Os resultados dizem outra coisa: as mesmas credenciais rendem menos, e a barreira maior está no acesso à ocupação. Política de educação isolada tem retorno marginal decrescente; é preciso agir simultaneamente sobre acesso (Lei 12.990/2014), sobre a discriminação salarial (Lei 9.029/1995 e Estatuto da Igualdade Racial) e sobre a segregação residencial.</w:t>
       </w:r>
     </w:p>
-    <w:p/>
     <w:p>
-      <w:pPr>
-        <w:spacing w:before="160" w:after="120"/>
-        <w:jc w:val="left"/>
+      <w:r>
+        <w:br w:type="page"/>
+      </w:r>
+    </w:p>
+    <w:p>
+      <w:pPr>
+        <w:pStyle w:val="Heading1"/>
+      </w:pPr>
+      <w:r>
+        <w:rPr>
+          <w:rFonts w:ascii="Calibri" w:hAnsi="Calibri"/>
+          <w:color w:val="1F3864"/>
+        </w:rPr>
+        <w:t>PARTE 2 — ROTEIRO DE LEITURAS</w:t>
+      </w:r>
+    </w:p>
+    <w:p>
+      <w:pPr>
+        <w:pStyle w:val="Heading2"/>
+      </w:pPr>
+      <w:r>
+        <w:rPr>
+          <w:rFonts w:ascii="Calibri" w:hAnsi="Calibri"/>
+          <w:color w:val="1F3864"/>
+        </w:rPr>
+        <w:t>2.1  Prioridade máxima — perguntas quase certas</w:t>
+      </w:r>
+    </w:p>
+    <w:p>
+      <w:pPr>
+        <w:pStyle w:val="ListBullet"/>
+        <w:spacing w:after="60"/>
+        <w:ind w:left="340"/>
       </w:pPr>
       <w:r>
         <w:rPr>
@@ -280,14 +757,342 @@
           <w:i w:val="0"/>
           <w:sz w:val="22"/>
         </w:rPr>
-        <w:t>HSIEH, C-T.; HURST, E.; JONES, C. I.; KLENOW, P. J. (2019). The Allocation of Talent and U.S. Economic Growth. Econometrica, v. 87, n. 5, p. 1439-1474.</w:t>
+        <w:t>Angrist &amp; Pischke — Mostly Harmless Econometrics (caps. 2, 3 e 8)</w:t>
       </w:r>
     </w:p>
     <w:p>
       <w:pPr>
+        <w:spacing w:before="0" w:after="80"/>
+        <w:ind w:left="567"/>
+        <w:jc w:val="both"/>
+      </w:pPr>
+      <w:r>
+        <w:rPr>
+          <w:rFonts w:ascii="Calibri" w:hAnsi="Calibri"/>
+          <w:b w:val="0"/>
+          <w:i w:val="0"/>
+          <w:sz w:val="21"/>
+        </w:rPr>
+        <w:t>É de onde vêm as três ressalvas que a banca vai cobrar: bad controls (cap. 3), condicionar no desfecho e o problema de Moulton/erros agrupados (cap. 8). Saiba dizer em uma frase por que M4 é limite inferior e M3 é limite superior.</w:t>
+      </w:r>
+    </w:p>
+    <w:p>
+      <w:pPr>
         <w:pStyle w:val="ListBullet"/>
         <w:spacing w:after="60"/>
-        <w:ind w:left="283"/>
+        <w:ind w:left="340"/>
+      </w:pPr>
+      <w:r>
+        <w:rPr>
+          <w:rFonts w:ascii="Calibri" w:hAnsi="Calibri"/>
+          <w:b/>
+          <w:i w:val="0"/>
+          <w:sz w:val="22"/>
+        </w:rPr>
+        <w:t>Oaxaca (1973) e Blinder (1973)</w:t>
+      </w:r>
+    </w:p>
+    <w:p>
+      <w:pPr>
+        <w:spacing w:before="0" w:after="80"/>
+        <w:ind w:left="567"/>
+        <w:jc w:val="both"/>
+      </w:pPr>
+      <w:r>
+        <w:rPr>
+          <w:rFonts w:ascii="Calibri" w:hAnsi="Calibri"/>
+          <w:b w:val="0"/>
+          <w:i w:val="0"/>
+          <w:sz w:val="21"/>
+        </w:rPr>
+        <w:t>A decomposição em dotações e retornos. Saiba que a parcela de retornos não é 'a discriminação medida', e sim o resíduo não explicado pelas variáveis incluídas.</w:t>
+      </w:r>
+    </w:p>
+    <w:p>
+      <w:pPr>
+        <w:pStyle w:val="ListBullet"/>
+        <w:spacing w:after="60"/>
+        <w:ind w:left="340"/>
+      </w:pPr>
+      <w:r>
+        <w:rPr>
+          <w:rFonts w:ascii="Calibri" w:hAnsi="Calibri"/>
+          <w:b/>
+          <w:i w:val="0"/>
+          <w:sz w:val="22"/>
+        </w:rPr>
+        <w:t>Raudenbush &amp; Bryk — Hierarchical Linear Models (caps. 2 e 4)</w:t>
+      </w:r>
+    </w:p>
+    <w:p>
+      <w:pPr>
+        <w:spacing w:before="0" w:after="80"/>
+        <w:ind w:left="567"/>
+        <w:jc w:val="both"/>
+      </w:pPr>
+      <w:r>
+        <w:rPr>
+          <w:rFonts w:ascii="Calibri" w:hAnsi="Calibri"/>
+          <w:b w:val="0"/>
+          <w:i w:val="0"/>
+          <w:sz w:val="21"/>
+        </w:rPr>
+        <w:t>Modelo nulo, ICC, estratégia step-up e a diferença entre REML e ML. No M0 deste trabalho, ICC = 0,369 — 37% da variância do log-rendimento está entre bairros.</w:t>
+      </w:r>
+    </w:p>
+    <w:p>
+      <w:pPr>
+        <w:pStyle w:val="ListBullet"/>
+        <w:spacing w:after="60"/>
+        <w:ind w:left="340"/>
+      </w:pPr>
+      <w:r>
+        <w:rPr>
+          <w:rFonts w:ascii="Calibri" w:hAnsi="Calibri"/>
+          <w:b/>
+          <w:i w:val="0"/>
+          <w:sz w:val="22"/>
+        </w:rPr>
+        <w:t>Firpo, Fortin &amp; Lemieux (2018) — RIF regressions</w:t>
+      </w:r>
+    </w:p>
+    <w:p>
+      <w:pPr>
+        <w:spacing w:before="0" w:after="80"/>
+        <w:ind w:left="567"/>
+        <w:jc w:val="both"/>
+      </w:pPr>
+      <w:r>
+        <w:rPr>
+          <w:rFonts w:ascii="Calibri" w:hAnsi="Calibri"/>
+          <w:b w:val="0"/>
+          <w:i w:val="0"/>
+          <w:sz w:val="21"/>
+        </w:rPr>
+        <w:t>Por que os quantis incondicionais respondem a uma pergunta diferente dos condicionais. É a base do parágrafo que concilia teto de vidro e piso pegajoso.</w:t>
+      </w:r>
+    </w:p>
+    <w:p>
+      <w:pPr>
+        <w:pStyle w:val="ListBullet"/>
+        <w:spacing w:after="60"/>
+        <w:ind w:left="340"/>
+      </w:pPr>
+      <w:r>
+        <w:rPr>
+          <w:rFonts w:ascii="Calibri" w:hAnsi="Calibri"/>
+          <w:b/>
+          <w:i w:val="0"/>
+          <w:sz w:val="22"/>
+        </w:rPr>
+        <w:t>Hasenbalg (1979) e Soares (2009)</w:t>
+      </w:r>
+    </w:p>
+    <w:p>
+      <w:pPr>
+        <w:spacing w:before="0" w:after="80"/>
+        <w:ind w:left="567"/>
+        <w:jc w:val="both"/>
+      </w:pPr>
+      <w:r>
+        <w:rPr>
+          <w:rFonts w:ascii="Calibri" w:hAnsi="Calibri"/>
+          <w:b w:val="0"/>
+          <w:i w:val="0"/>
+          <w:sz w:val="21"/>
+        </w:rPr>
+        <w:t>A literatura nacional com que o resultado dialoga. Saiba dizer o que este trabalho acrescenta: não a existência do gap, e sim a separação dos mecanismos.</w:t>
+      </w:r>
+    </w:p>
+    <w:p>
+      <w:pPr>
+        <w:pStyle w:val="Heading2"/>
+      </w:pPr>
+      <w:r>
+        <w:rPr>
+          <w:rFonts w:ascii="Calibri" w:hAnsi="Calibri"/>
+          <w:color w:val="1F3864"/>
+        </w:rPr>
+        <w:t>2.2  Prioridade média</w:t>
+      </w:r>
+    </w:p>
+    <w:p>
+      <w:pPr>
+        <w:pStyle w:val="ListBullet"/>
+        <w:spacing w:after="60"/>
+        <w:ind w:left="340"/>
+      </w:pPr>
+      <w:r>
+        <w:rPr>
+          <w:rFonts w:ascii="Calibri" w:hAnsi="Calibri"/>
+          <w:b/>
+          <w:i w:val="0"/>
+          <w:sz w:val="22"/>
+        </w:rPr>
+        <w:t>Manski (1993) — problema do reflexo</w:t>
+      </w:r>
+    </w:p>
+    <w:p>
+      <w:pPr>
+        <w:spacing w:before="0" w:after="80"/>
+        <w:ind w:left="567"/>
+        <w:jc w:val="both"/>
+      </w:pPr>
+      <w:r>
+        <w:rPr>
+          <w:rFonts w:ascii="Calibri" w:hAnsi="Calibri"/>
+          <w:b w:val="0"/>
+          <w:i w:val="0"/>
+          <w:sz w:val="21"/>
+        </w:rPr>
+        <w:t>Por que a renda média do bairro, usada como preditor, é mecanicamente informativa — e o que foi feito (média leave-one-out no ML, variável removida nos modelos de acesso).</w:t>
+      </w:r>
+    </w:p>
+    <w:p>
+      <w:pPr>
+        <w:pStyle w:val="ListBullet"/>
+        <w:spacing w:after="60"/>
+        <w:ind w:left="340"/>
+      </w:pPr>
+      <w:r>
+        <w:rPr>
+          <w:rFonts w:ascii="Calibri" w:hAnsi="Calibri"/>
+          <w:b/>
+          <w:i w:val="0"/>
+          <w:sz w:val="22"/>
+        </w:rPr>
+        <w:t>Wilson (1987) e Sampson, Raudenbush &amp; Earls (1997)</w:t>
+      </w:r>
+    </w:p>
+    <w:p>
+      <w:pPr>
+        <w:spacing w:before="0" w:after="80"/>
+        <w:ind w:left="567"/>
+        <w:jc w:val="both"/>
+      </w:pPr>
+      <w:r>
+        <w:rPr>
+          <w:rFonts w:ascii="Calibri" w:hAnsi="Calibri"/>
+          <w:b w:val="0"/>
+          <w:i w:val="0"/>
+          <w:sz w:val="21"/>
+        </w:rPr>
+        <w:t>O arcabouço teórico dos efeitos de vizinhança: por que faz sentido pôr a UPA no nível 2.</w:t>
+      </w:r>
+    </w:p>
+    <w:p>
+      <w:pPr>
+        <w:pStyle w:val="ListBullet"/>
+        <w:spacing w:after="60"/>
+        <w:ind w:left="340"/>
+      </w:pPr>
+      <w:r>
+        <w:rPr>
+          <w:rFonts w:ascii="Calibri" w:hAnsi="Calibri"/>
+          <w:b/>
+          <w:i w:val="0"/>
+          <w:sz w:val="22"/>
+        </w:rPr>
+        <w:t>VanderWeele &amp; Ding (2017) — E-values</w:t>
+      </w:r>
+    </w:p>
+    <w:p>
+      <w:pPr>
+        <w:spacing w:before="0" w:after="80"/>
+        <w:ind w:left="567"/>
+        <w:jc w:val="both"/>
+      </w:pPr>
+      <w:r>
+        <w:rPr>
+          <w:rFonts w:ascii="Calibri" w:hAnsi="Calibri"/>
+          <w:b w:val="0"/>
+          <w:i w:val="0"/>
+          <w:sz w:val="21"/>
+        </w:rPr>
+        <w:t>Quanto de confundimento não observado seria preciso para anular o resultado. Aqui, E-value = 2,2 para a barreira de acesso.</w:t>
+      </w:r>
+    </w:p>
+    <w:p>
+      <w:pPr>
+        <w:pStyle w:val="ListBullet"/>
+        <w:spacing w:after="60"/>
+        <w:ind w:left="340"/>
+      </w:pPr>
+      <w:r>
+        <w:rPr>
+          <w:rFonts w:ascii="Calibri" w:hAnsi="Calibri"/>
+          <w:b/>
+          <w:i w:val="0"/>
+          <w:sz w:val="22"/>
+        </w:rPr>
+        <w:t>Crenshaw (1989) — interseccionalidade</w:t>
+      </w:r>
+    </w:p>
+    <w:p>
+      <w:pPr>
+        <w:spacing w:before="0" w:after="80"/>
+        <w:ind w:left="567"/>
+        <w:jc w:val="both"/>
+      </w:pPr>
+      <w:r>
+        <w:rPr>
+          <w:rFonts w:ascii="Calibri" w:hAnsi="Calibri"/>
+          <w:b w:val="0"/>
+          <w:i w:val="0"/>
+          <w:sz w:val="21"/>
+        </w:rPr>
+        <w:t>O conceito por trás da decomposição de quatro grupos e da penalidade extra.</w:t>
+      </w:r>
+    </w:p>
+    <w:p>
+      <w:pPr>
+        <w:pStyle w:val="ListBullet"/>
+        <w:spacing w:after="60"/>
+        <w:ind w:left="340"/>
+      </w:pPr>
+      <w:r>
+        <w:rPr>
+          <w:rFonts w:ascii="Calibri" w:hAnsi="Calibri"/>
+          <w:b/>
+          <w:i w:val="0"/>
+          <w:sz w:val="22"/>
+        </w:rPr>
+        <w:t>Fávero &amp; Belfiore — Manual de Análise de Dados (caps. 12, 14 e 15)</w:t>
+      </w:r>
+    </w:p>
+    <w:p>
+      <w:pPr>
+        <w:spacing w:before="0" w:after="80"/>
+        <w:ind w:left="567"/>
+        <w:jc w:val="both"/>
+      </w:pPr>
+      <w:r>
+        <w:rPr>
+          <w:rFonts w:ascii="Calibri" w:hAnsi="Calibri"/>
+          <w:b w:val="0"/>
+          <w:i w:val="0"/>
+          <w:sz w:val="21"/>
+        </w:rPr>
+        <w:t>VIF e multicolinearidade, modelos logísticos (OR, efeitos marginais, sensibilidade/especificidade, curva ROC) e modelos multinível.</w:t>
+      </w:r>
+    </w:p>
+    <w:p>
+      <w:pPr>
+        <w:pStyle w:val="Heading2"/>
+      </w:pPr>
+      <w:r>
+        <w:rPr>
+          <w:rFonts w:ascii="Calibri" w:hAnsi="Calibri"/>
+          <w:color w:val="1F3864"/>
+        </w:rPr>
+        <w:t>2.3  Se sobrar tempo</w:t>
+      </w:r>
+    </w:p>
+    <w:p>
+      <w:pPr>
+        <w:pStyle w:val="ListBullet"/>
+        <w:spacing w:after="60"/>
+        <w:ind w:left="340"/>
       </w:pPr>
       <w:r>
         <w:rPr>
@@ -296,14 +1101,14 @@
           <w:i w:val="0"/>
           <w:sz w:val="22"/>
         </w:rPr>
-        <w:t>Por que é crítica: você usa o argumento de que eliminar barreiras ocupacionais = ganho de produtividade (+127,3% renda negra, proxy +74,3 p.p. de PIB).</w:t>
+        <w:t>Pager (2007) — experimentos de auditoria: a evidência experimental que o resultado observacional é consistente com.</w:t>
       </w:r>
     </w:p>
     <w:p>
       <w:pPr>
         <w:pStyle w:val="ListBullet"/>
         <w:spacing w:after="60"/>
-        <w:ind w:left="283"/>
+        <w:ind w:left="340"/>
       </w:pPr>
       <w:r>
         <w:rPr>
@@ -312,14 +1117,14 @@
           <w:i w:val="0"/>
           <w:sz w:val="22"/>
         </w:rPr>
-        <w:t>O que ler: Abstract (2 parágrafos) + Introduction (pp. 1–6) + Tabela 1 (resultados principais) + Conclusion (pp. 38–40). O artigo completo tem 40 páginas mas as seções indicadas são suficientes para a defesa.</w:t>
+        <w:t>Koenker &amp; Bassett (1978) — regressão quantílica, o artigo fundador.</w:t>
       </w:r>
     </w:p>
     <w:p>
       <w:pPr>
         <w:pStyle w:val="ListBullet"/>
         <w:spacing w:after="60"/>
-        <w:ind w:left="283"/>
+        <w:ind w:left="340"/>
       </w:pPr>
       <w:r>
         <w:rPr>
@@ -328,14 +1133,14 @@
           <w:i w:val="0"/>
           <w:sz w:val="22"/>
         </w:rPr>
-        <w:t>Achado central a memorizar: barreiras à entrada de mulheres e negros em ocupações de alta qualificação explicam 40% do crescimento da PTF dos EUA entre 1960 e 2010.</w:t>
+        <w:t>Lundberg &amp; Lee (2017) — SHAP: valores de Shapley aplicados a modelos preditivos.</w:t>
       </w:r>
     </w:p>
     <w:p>
       <w:pPr>
         <w:pStyle w:val="ListBullet"/>
         <w:spacing w:after="60"/>
-        <w:ind w:left="283"/>
+        <w:ind w:left="340"/>
       </w:pPr>
       <w:r>
         <w:rPr>
@@ -344,245 +1149,42 @@
           <w:i w:val="0"/>
           <w:sz w:val="22"/>
         </w:rPr>
-        <w:t>Pergunta provável: 'Qual a diferença entre o resultado deles e o seu?' — Resposta: eles estimam PTF com modelo de equilíbrio geral; seu proxy é mais conservador (diferença de renda × participação na força de trabalho), o que justifica usá-lo como lower bound.</w:t>
-      </w:r>
-    </w:p>
-    <w:p/>
-    <w:p>
-      <w:pPr>
-        <w:spacing w:before="160" w:after="120"/>
-        <w:jc w:val="left"/>
-      </w:pPr>
-      <w:r>
-        <w:rPr>
-          <w:rFonts w:ascii="Calibri" w:hAnsi="Calibri"/>
-          <w:b/>
-          <w:i w:val="0"/>
-          <w:sz w:val="22"/>
-        </w:rPr>
-        <w:t>OAXACA, R. (1973). Male-Female Wage Differentials in Urban Labor Markets. International Economic Review, v. 14, n. 3, p. 693-709.</w:t>
+        <w:t>Knaflic — Storytelling com Dados: a lógica da apresentação (título de ação, uma ideia por slide, cinza + uma cor de destaque).</w:t>
       </w:r>
     </w:p>
     <w:p>
-      <w:pPr>
-        <w:spacing w:before="0" w:after="120"/>
-        <w:jc w:val="left"/>
-      </w:pPr>
       <w:r>
-        <w:rPr>
-          <w:rFonts w:ascii="Calibri" w:hAnsi="Calibri"/>
-          <w:b/>
-          <w:i w:val="0"/>
-          <w:sz w:val="22"/>
-        </w:rPr>
-        <w:t>BLINDER, A. S. (1973). Wage Discrimination: Reduced Form and Structural Estimates. Journal of Human Resources, v. 8, n. 4, p. 436-455.</w:t>
+        <w:br w:type="page"/>
       </w:r>
     </w:p>
     <w:p>
       <w:pPr>
-        <w:pStyle w:val="ListBullet"/>
-        <w:spacing w:after="60"/>
-        <w:ind w:left="283"/>
-      </w:pPr>
-      <w:r>
-        <w:rPr>
-          <w:rFonts w:ascii="Calibri" w:hAnsi="Calibri"/>
-          <w:b w:val="0"/>
-          <w:i w:val="0"/>
-          <w:sz w:val="22"/>
-        </w:rPr>
-        <w:t>Por que são críticos: você usa a decomposição deles e escolheu a formulação two-fold (dotações + retornos) em vez da three-fold.</w:t>
-      </w:r>
-    </w:p>
-    <w:p>
-      <w:pPr>
-        <w:pStyle w:val="ListBullet"/>
-        <w:spacing w:after="60"/>
-        <w:ind w:left="283"/>
-      </w:pPr>
-      <w:r>
-        <w:rPr>
-          <w:rFonts w:ascii="Calibri" w:hAnsi="Calibri"/>
-          <w:b w:val="0"/>
-          <w:i w:val="0"/>
-          <w:sz w:val="22"/>
-        </w:rPr>
-        <w:t>O que ler: em cada artigo, leia apenas a seção onde a decomposição é formalizada (~4–6 páginas). Cada artigo tem ~15 páginas no total.</w:t>
-      </w:r>
-    </w:p>
-    <w:p>
-      <w:pPr>
-        <w:pStyle w:val="ListBullet"/>
-        <w:spacing w:after="60"/>
-        <w:ind w:left="283"/>
-      </w:pPr>
-      <w:r>
-        <w:rPr>
-          <w:rFonts w:ascii="Calibri" w:hAnsi="Calibri"/>
-          <w:b w:val="0"/>
-          <w:i w:val="0"/>
-          <w:sz w:val="22"/>
-        </w:rPr>
-        <w:t>Diferença entre os dois: Oaxaca usa o grupo masculino como referência; Blinder usa uma média ponderada. Sua implementação usou brancos como grupo de referência.</w:t>
-      </w:r>
-    </w:p>
-    <w:p>
-      <w:pPr>
-        <w:pStyle w:val="ListBullet"/>
-        <w:spacing w:after="60"/>
-        <w:ind w:left="283"/>
-      </w:pPr>
-      <w:r>
-        <w:rPr>
-          <w:rFonts w:ascii="Calibri" w:hAnsi="Calibri"/>
-          <w:b w:val="0"/>
-          <w:i w:val="0"/>
-          <w:sz w:val="22"/>
-        </w:rPr>
-        <w:t>Pergunta provável: 'Por que two-fold e não three-fold?' — Resposta: na decomposição three-fold, o terceiro componente (interação) não tem interpretação econômica clara em contextos de discriminação racial; a literatura de economics of discrimination prefere two-fold (Fortin, Lemieux &amp; Firpo, 2011).</w:t>
-      </w:r>
-    </w:p>
-    <w:p/>
-    <w:p>
-      <w:pPr>
-        <w:pStyle w:val="Heading2"/>
+        <w:pStyle w:val="Heading1"/>
       </w:pPr>
       <w:r>
         <w:rPr>
           <w:rFonts w:ascii="Calibri" w:hAnsi="Calibri"/>
           <w:color w:val="1F3864"/>
         </w:rPr>
-        <w:t>1.2  Prioridade 2 — Risco moderado</w:t>
+        <w:t>PARTE 3 — OS QUATRO MÉTODOS DO NÚCLEO</w:t>
       </w:r>
     </w:p>
     <w:p>
       <w:pPr>
-        <w:spacing w:before="160" w:after="120"/>
-        <w:jc w:val="left"/>
-      </w:pPr>
-      <w:r>
-        <w:rPr>
-          <w:rFonts w:ascii="Calibri" w:hAnsi="Calibri"/>
-          <w:b/>
-          <w:i w:val="0"/>
-          <w:sz w:val="22"/>
-        </w:rPr>
-        <w:t>CRENSHAW, K. (1989). Demarginalizing the Intersection of Race and Sex. University of Chicago Legal Forum, v. 1989, n. 1, p. 139-167.</w:t>
-      </w:r>
-    </w:p>
-    <w:p>
-      <w:pPr>
-        <w:pStyle w:val="ListBullet"/>
-        <w:spacing w:after="60"/>
-        <w:ind w:left="283"/>
+        <w:spacing w:before="0" w:after="120"/>
+        <w:jc w:val="both"/>
       </w:pPr>
       <w:r>
         <w:rPr>
           <w:rFonts w:ascii="Calibri" w:hAnsi="Calibri"/>
           <w:b w:val="0"/>
-          <w:i w:val="0"/>
+          <w:i/>
+          <w:color w:val="616161"/>
           <w:sz w:val="22"/>
         </w:rPr>
-        <w:t>Por que é relevante: fundamenta a decomposição interseccional — a penalidade extra da mulher negra (+9,5 p.p.) não é a soma das penalidades de raça e de gênero isoladas.</w:t>
+        <w:t>Para cada método: a pergunta que ele responde, como ler a saída e o número que você precisa saber de cor.</w:t>
       </w:r>
     </w:p>
-    <w:p>
-      <w:pPr>
-        <w:pStyle w:val="ListBullet"/>
-        <w:spacing w:after="60"/>
-        <w:ind w:left="283"/>
-      </w:pPr>
-      <w:r>
-        <w:rPr>
-          <w:rFonts w:ascii="Calibri" w:hAnsi="Calibri"/>
-          <w:b w:val="0"/>
-          <w:i w:val="0"/>
-          <w:sz w:val="22"/>
-        </w:rPr>
-        <w:t>O que ler: o argumento central sobre a interseccionalidade como categoria analítica própria (a metáfora do cruzamento).</w:t>
-      </w:r>
-    </w:p>
-    <w:p>
-      <w:pPr>
-        <w:pStyle w:val="ListBullet"/>
-        <w:spacing w:after="60"/>
-        <w:ind w:left="283"/>
-      </w:pPr>
-      <w:r>
-        <w:rPr>
-          <w:rFonts w:ascii="Calibri" w:hAnsi="Calibri"/>
-          <w:b w:val="0"/>
-          <w:i w:val="0"/>
-          <w:sz w:val="22"/>
-        </w:rPr>
-        <w:t>Conceito-chave: interseccionalidade = a combinação raça × gênero produz desvantagem específica e não-aditiva, que eixos isolados não capturam.</w:t>
-      </w:r>
-    </w:p>
-    <w:p/>
-    <w:p>
-      <w:pPr>
-        <w:spacing w:before="160" w:after="120"/>
-        <w:jc w:val="left"/>
-      </w:pPr>
-      <w:r>
-        <w:rPr>
-          <w:rFonts w:ascii="Calibri" w:hAnsi="Calibri"/>
-          <w:b/>
-          <w:i w:val="0"/>
-          <w:sz w:val="22"/>
-        </w:rPr>
-        <w:t>WILSON, W. J. (1987). The Truly Disadvantaged: The Inner City, the Underclass, and Public Policy. Chicago: University of Chicago Press.</w:t>
-      </w:r>
-    </w:p>
-    <w:p>
-      <w:pPr>
-        <w:pStyle w:val="ListBullet"/>
-        <w:spacing w:after="60"/>
-        <w:ind w:left="283"/>
-      </w:pPr>
-      <w:r>
-        <w:rPr>
-          <w:rFonts w:ascii="Calibri" w:hAnsi="Calibri"/>
-          <w:b w:val="0"/>
-          <w:i w:val="0"/>
-          <w:sz w:val="22"/>
-        </w:rPr>
-        <w:t>Por que é relevante: justifica o uso da UPA como proxy de bairro e o argumento de que o local de moradia explica parte do gap salarial.</w:t>
-      </w:r>
-    </w:p>
-    <w:p>
-      <w:pPr>
-        <w:pStyle w:val="ListBullet"/>
-        <w:spacing w:after="60"/>
-        <w:ind w:left="283"/>
-      </w:pPr>
-      <w:r>
-        <w:rPr>
-          <w:rFonts w:ascii="Calibri" w:hAnsi="Calibri"/>
-          <w:b w:val="0"/>
-          <w:i w:val="0"/>
-          <w:sz w:val="22"/>
-        </w:rPr>
-        <w:t>O que ler: Capítulo 1 (tese central do efeito de vizinhança) e Capítulo 7 (implicações de política). São ~40 páginas.</w:t>
-      </w:r>
-    </w:p>
-    <w:p>
-      <w:pPr>
-        <w:pStyle w:val="ListBullet"/>
-        <w:spacing w:after="60"/>
-        <w:ind w:left="283"/>
-      </w:pPr>
-      <w:r>
-        <w:rPr>
-          <w:rFonts w:ascii="Calibri" w:hAnsi="Calibri"/>
-          <w:b w:val="0"/>
-          <w:i w:val="0"/>
-          <w:sz w:val="22"/>
-        </w:rPr>
-        <w:t>Tese central: concentração de pobreza em bairros segregados cria isolamento de redes profissionais — reforça o argumento da UPA como mediadora.</w:t>
-      </w:r>
-    </w:p>
-    <w:p/>
     <w:p>
       <w:pPr>
         <w:pStyle w:val="Heading2"/>
@@ -592,153 +1194,12 @@
           <w:rFonts w:ascii="Calibri" w:hAnsi="Calibri"/>
           <w:color w:val="1F3864"/>
         </w:rPr>
-        <w:t>1.3  Prioridade 3 — Leia se sobrar tempo</w:t>
+        <w:t>3.1  Modelo linear hierárquico (indivíduos em bairros, efeitos fixos de UF)</w:t>
       </w:r>
     </w:p>
     <w:p>
       <w:pPr>
-        <w:spacing w:before="120" w:after="120"/>
-        <w:jc w:val="left"/>
-      </w:pPr>
-      <w:r>
-        <w:rPr>
-          <w:rFonts w:ascii="Calibri" w:hAnsi="Calibri"/>
-          <w:b/>
-          <w:i w:val="0"/>
-          <w:sz w:val="22"/>
-        </w:rPr>
-        <w:t>MOINEDDIN, R. et al. (2007). A simulation study of sample size for multilevel logistic regression models. BMC Medical Research Methodology, v. 7, n. 34.</w:t>
-      </w:r>
-    </w:p>
-    <w:p>
-      <w:pPr>
-        <w:pStyle w:val="ListBullet"/>
-        <w:spacing w:after="60"/>
-        <w:ind w:left="283"/>
-      </w:pPr>
-      <w:r>
-        <w:rPr>
-          <w:rFonts w:ascii="Calibri" w:hAnsi="Calibri"/>
-          <w:b w:val="0"/>
-          <w:i w:val="0"/>
-          <w:sz w:val="22"/>
-        </w:rPr>
-        <w:t>Justifica o uso de logit multinível como aproximação válida mesmo sem GLMM completo. Leia apenas Abstract + Discussion (~3 páginas).</w:t>
-      </w:r>
-    </w:p>
-    <w:p/>
-    <w:p>
-      <w:pPr>
-        <w:spacing w:before="120" w:after="120"/>
-        <w:jc w:val="left"/>
-      </w:pPr>
-      <w:r>
-        <w:rPr>
-          <w:rFonts w:ascii="Calibri" w:hAnsi="Calibri"/>
-          <w:b/>
-          <w:i w:val="0"/>
-          <w:sz w:val="22"/>
-        </w:rPr>
-        <w:t>CHEN, T.; GUESTRIN, C. (2016). XGBoost: A Scalable Tree Boosting System. Proceedings of KDD 2016.</w:t>
-      </w:r>
-    </w:p>
-    <w:p>
-      <w:pPr>
-        <w:pStyle w:val="ListBullet"/>
-        <w:spacing w:after="60"/>
-        <w:ind w:left="283"/>
-      </w:pPr>
-      <w:r>
-        <w:rPr>
-          <w:rFonts w:ascii="Calibri" w:hAnsi="Calibri"/>
-          <w:b w:val="0"/>
-          <w:i w:val="0"/>
-          <w:sz w:val="22"/>
-        </w:rPr>
-        <w:t>Base técnica do ML/SHAP. Leia Abstract + seção de 'Gain Importance' (~5 páginas).</w:t>
-      </w:r>
-    </w:p>
-    <w:p/>
-    <w:p>
-      <w:pPr>
-        <w:spacing w:before="120" w:after="120"/>
-        <w:jc w:val="left"/>
-      </w:pPr>
-      <w:r>
-        <w:rPr>
-          <w:rFonts w:ascii="Calibri" w:hAnsi="Calibri"/>
-          <w:b/>
-          <w:i w:val="0"/>
-          <w:sz w:val="22"/>
-        </w:rPr>
-        <w:t>LUNDBERG, S.; LEE, S-I. (2017). A Unified Approach to Interpreting Model Predictions. NeurIPS 2017.</w:t>
-      </w:r>
-    </w:p>
-    <w:p>
-      <w:pPr>
-        <w:pStyle w:val="ListBullet"/>
-        <w:spacing w:after="60"/>
-        <w:ind w:left="283"/>
-      </w:pPr>
-      <w:r>
-        <w:rPr>
-          <w:rFonts w:ascii="Calibri" w:hAnsi="Calibri"/>
-          <w:b w:val="0"/>
-          <w:i w:val="0"/>
-          <w:sz w:val="22"/>
-        </w:rPr>
-        <w:t>Fundamenta os SHAP values. Leia Introduction + Figure 1 (~4 páginas).</w:t>
-      </w:r>
-    </w:p>
-    <w:p/>
-    <w:p>
-      <w:pPr>
-        <w:spacing w:before="120" w:after="120"/>
-        <w:jc w:val="left"/>
-      </w:pPr>
-      <w:r>
-        <w:rPr>
-          <w:rFonts w:ascii="Calibri" w:hAnsi="Calibri"/>
-          <w:b/>
-          <w:i w:val="0"/>
-          <w:sz w:val="22"/>
-        </w:rPr>
-        <w:t>FORTIN, N.; LEMIEUX, T.; FIRPO, S. (2011). Decomposition Methods in Economics. Handbook of Labor Economics, v. 4A.</w:t>
-      </w:r>
-    </w:p>
-    <w:p>
-      <w:pPr>
-        <w:pStyle w:val="ListBullet"/>
-        <w:spacing w:after="60"/>
-        <w:ind w:left="283"/>
-      </w:pPr>
-      <w:r>
-        <w:rPr>
-          <w:rFonts w:ascii="Calibri" w:hAnsi="Calibri"/>
-          <w:b w:val="0"/>
-          <w:i w:val="0"/>
-          <w:sz w:val="22"/>
-        </w:rPr>
-        <w:t>Survey sobre decomposições salariais. Leia seção 3 (Oaxaca-Blinder, ~15 páginas). Justifica a escolha two-fold.</w:t>
-      </w:r>
-    </w:p>
-    <w:p/>
-    <w:p>
-      <w:pPr>
-        <w:pStyle w:val="Heading2"/>
-      </w:pPr>
-      <w:r>
-        <w:rPr>
-          <w:rFonts w:ascii="Calibri" w:hAnsi="Calibri"/>
-          <w:color w:val="1F3864"/>
-        </w:rPr>
-        <w:t>1.4  Cronograma sugerido (1 semana antes da defesa)</w:t>
-      </w:r>
-    </w:p>
-    <w:p>
-      <w:pPr>
-        <w:spacing w:after="60"/>
-        <w:ind w:left="283"/>
+        <w:spacing w:before="160" w:after="40"/>
       </w:pPr>
       <w:r>
         <w:rPr>
@@ -748,8 +1209,30 @@
           <w:color w:val="1F3864"/>
           <w:sz w:val="22"/>
         </w:rPr>
-        <w:t xml:space="preserve">Dia 1: </w:t>
+        <w:t>▌ Pergunta</w:t>
       </w:r>
+    </w:p>
+    <w:p>
+      <w:pPr>
+        <w:spacing w:after="40"/>
+        <w:ind w:left="454"/>
+        <w:jc w:val="both"/>
+      </w:pPr>
+      <w:r>
+        <w:rPr>
+          <w:rFonts w:ascii="Calibri" w:hAnsi="Calibri"/>
+          <w:b w:val="0"/>
+          <w:i w:val="0"/>
+          <w:sz w:val="21"/>
+        </w:rPr>
+        <w:t>Quanto do gap racial desaparece quando se compara negros e brancos que moram no mesmo bairro?</w:t>
+      </w:r>
+    </w:p>
+    <w:p>
+      <w:pPr>
+        <w:spacing w:before="0" w:after="120"/>
+        <w:jc w:val="both"/>
+      </w:pPr>
       <w:r>
         <w:rPr>
           <w:rFonts w:ascii="Calibri" w:hAnsi="Calibri"/>
@@ -757,24 +1240,556 @@
           <w:i w:val="0"/>
           <w:sz w:val="22"/>
         </w:rPr>
-        <w:t>Raudenbush &amp; Bryk — Capítulos 2 e 4 (~40 páginas)</w:t>
+        <w:t>A estratégia é step-up: parte-se do modelo nulo e acrescenta-se um bloco de controles por vez, observando o que acontece com o coeficiente de raça.</w:t>
       </w:r>
     </w:p>
+    <w:tbl>
+      <w:tblPr>
+        <w:tblStyle w:val="LightGrid-Accent1"/>
+        <w:tblW w:type="auto" w:w="0"/>
+        <w:tblLook w:firstColumn="1" w:firstRow="1" w:lastColumn="0" w:lastRow="0" w:noHBand="0" w:noVBand="1" w:val="04A0"/>
+      </w:tblPr>
+      <w:tblGrid>
+        <w:gridCol w:w="1949"/>
+        <w:gridCol w:w="1949"/>
+        <w:gridCol w:w="1949"/>
+        <w:gridCol w:w="1949"/>
+        <w:gridCol w:w="1949"/>
+      </w:tblGrid>
+      <w:tr>
+        <w:tc>
+          <w:tcPr>
+            <w:tcW w:type="dxa" w:w="1247"/>
+          </w:tcPr>
+          <w:p>
+            <w:r/>
+            <w:r>
+              <w:rPr>
+                <w:rFonts w:ascii="Calibri" w:hAnsi="Calibri"/>
+                <w:b/>
+                <w:i w:val="0"/>
+                <w:sz w:val="20"/>
+              </w:rPr>
+              <w:t>Modelo</w:t>
+            </w:r>
+          </w:p>
+        </w:tc>
+        <w:tc>
+          <w:tcPr>
+            <w:tcW w:type="dxa" w:w="3175"/>
+          </w:tcPr>
+          <w:p>
+            <w:r/>
+            <w:r>
+              <w:rPr>
+                <w:rFonts w:ascii="Calibri" w:hAnsi="Calibri"/>
+                <w:b/>
+                <w:i w:val="0"/>
+                <w:sz w:val="20"/>
+              </w:rPr>
+              <w:t>O que acrescenta</w:t>
+            </w:r>
+          </w:p>
+        </w:tc>
+        <w:tc>
+          <w:tcPr>
+            <w:tcW w:type="dxa" w:w="1474"/>
+          </w:tcPr>
+          <w:p>
+            <w:r/>
+            <w:r>
+              <w:rPr>
+                <w:rFonts w:ascii="Calibri" w:hAnsi="Calibri"/>
+                <w:b/>
+                <w:i w:val="0"/>
+                <w:sz w:val="20"/>
+              </w:rPr>
+              <w:t>β negro</w:t>
+            </w:r>
+          </w:p>
+        </w:tc>
+        <w:tc>
+          <w:tcPr>
+            <w:tcW w:type="dxa" w:w="1361"/>
+          </w:tcPr>
+          <w:p>
+            <w:r/>
+            <w:r>
+              <w:rPr>
+                <w:rFonts w:ascii="Calibri" w:hAnsi="Calibri"/>
+                <w:b/>
+                <w:i w:val="0"/>
+                <w:sz w:val="20"/>
+              </w:rPr>
+              <w:t>Gap (%)</w:t>
+            </w:r>
+          </w:p>
+        </w:tc>
+        <w:tc>
+          <w:tcPr>
+            <w:tcW w:type="dxa" w:w="1814"/>
+          </w:tcPr>
+          <w:p>
+            <w:r/>
+            <w:r>
+              <w:rPr>
+                <w:rFonts w:ascii="Calibri" w:hAnsi="Calibri"/>
+                <w:b/>
+                <w:i w:val="0"/>
+                <w:sz w:val="20"/>
+              </w:rPr>
+              <w:t>Mediação acum.</w:t>
+            </w:r>
+          </w:p>
+        </w:tc>
+      </w:tr>
+      <w:tr>
+        <w:tc>
+          <w:tcPr>
+            <w:tcW w:type="dxa" w:w="1247"/>
+          </w:tcPr>
+          <w:p>
+            <w:r/>
+            <w:r>
+              <w:rPr>
+                <w:rFonts w:ascii="Calibri" w:hAnsi="Calibri"/>
+                <w:b w:val="0"/>
+                <w:i w:val="0"/>
+                <w:sz w:val="20"/>
+              </w:rPr>
+              <w:t>Agregado</w:t>
+            </w:r>
+          </w:p>
+        </w:tc>
+        <w:tc>
+          <w:tcPr>
+            <w:tcW w:type="dxa" w:w="3175"/>
+          </w:tcPr>
+          <w:p>
+            <w:r/>
+            <w:r>
+              <w:rPr>
+                <w:rFonts w:ascii="Calibri" w:hAnsi="Calibri"/>
+                <w:b w:val="0"/>
+                <w:i w:val="0"/>
+                <w:sz w:val="20"/>
+              </w:rPr>
+              <w:t>individual + UF, sem bairro</w:t>
+            </w:r>
+          </w:p>
+        </w:tc>
+        <w:tc>
+          <w:tcPr>
+            <w:tcW w:type="dxa" w:w="1474"/>
+          </w:tcPr>
+          <w:p>
+            <w:r/>
+            <w:r>
+              <w:rPr>
+                <w:rFonts w:ascii="Calibri" w:hAnsi="Calibri"/>
+                <w:b w:val="0"/>
+                <w:i w:val="0"/>
+                <w:sz w:val="20"/>
+              </w:rPr>
+              <w:t>−0,2123</w:t>
+            </w:r>
+          </w:p>
+        </w:tc>
+        <w:tc>
+          <w:tcPr>
+            <w:tcW w:type="dxa" w:w="1361"/>
+          </w:tcPr>
+          <w:p>
+            <w:r/>
+            <w:r>
+              <w:rPr>
+                <w:rFonts w:ascii="Calibri" w:hAnsi="Calibri"/>
+                <w:b w:val="0"/>
+                <w:i w:val="0"/>
+                <w:sz w:val="20"/>
+              </w:rPr>
+              <w:t>−19,1</w:t>
+            </w:r>
+          </w:p>
+        </w:tc>
+        <w:tc>
+          <w:tcPr>
+            <w:tcW w:type="dxa" w:w="1814"/>
+          </w:tcPr>
+          <w:p>
+            <w:r/>
+            <w:r>
+              <w:rPr>
+                <w:rFonts w:ascii="Calibri" w:hAnsi="Calibri"/>
+                <w:b w:val="0"/>
+                <w:i w:val="0"/>
+                <w:sz w:val="20"/>
+              </w:rPr>
+              <w:t>—</w:t>
+            </w:r>
+          </w:p>
+        </w:tc>
+      </w:tr>
+      <w:tr>
+        <w:tc>
+          <w:tcPr>
+            <w:tcW w:type="dxa" w:w="1247"/>
+          </w:tcPr>
+          <w:p>
+            <w:r/>
+            <w:r>
+              <w:rPr>
+                <w:rFonts w:ascii="Calibri" w:hAnsi="Calibri"/>
+                <w:b w:val="0"/>
+                <w:i w:val="0"/>
+                <w:sz w:val="20"/>
+              </w:rPr>
+              <w:t>M1</w:t>
+            </w:r>
+          </w:p>
+        </w:tc>
+        <w:tc>
+          <w:tcPr>
+            <w:tcW w:type="dxa" w:w="3175"/>
+          </w:tcPr>
+          <w:p>
+            <w:r/>
+            <w:r>
+              <w:rPr>
+                <w:rFonts w:ascii="Calibri" w:hAnsi="Calibri"/>
+                <w:b w:val="0"/>
+                <w:i w:val="0"/>
+                <w:sz w:val="20"/>
+              </w:rPr>
+              <w:t>+ intercepto aleatório de UPA</w:t>
+            </w:r>
+          </w:p>
+        </w:tc>
+        <w:tc>
+          <w:tcPr>
+            <w:tcW w:type="dxa" w:w="1474"/>
+          </w:tcPr>
+          <w:p>
+            <w:r/>
+            <w:r>
+              <w:rPr>
+                <w:rFonts w:ascii="Calibri" w:hAnsi="Calibri"/>
+                <w:b w:val="0"/>
+                <w:i w:val="0"/>
+                <w:sz w:val="20"/>
+              </w:rPr>
+              <w:t>−0,1124</w:t>
+            </w:r>
+          </w:p>
+        </w:tc>
+        <w:tc>
+          <w:tcPr>
+            <w:tcW w:type="dxa" w:w="1361"/>
+          </w:tcPr>
+          <w:p>
+            <w:r/>
+            <w:r>
+              <w:rPr>
+                <w:rFonts w:ascii="Calibri" w:hAnsi="Calibri"/>
+                <w:b w:val="0"/>
+                <w:i w:val="0"/>
+                <w:sz w:val="20"/>
+              </w:rPr>
+              <w:t>−10,6</w:t>
+            </w:r>
+          </w:p>
+        </w:tc>
+        <w:tc>
+          <w:tcPr>
+            <w:tcW w:type="dxa" w:w="1814"/>
+          </w:tcPr>
+          <w:p>
+            <w:r/>
+            <w:r>
+              <w:rPr>
+                <w:rFonts w:ascii="Calibri" w:hAnsi="Calibri"/>
+                <w:b w:val="0"/>
+                <w:i w:val="0"/>
+                <w:sz w:val="20"/>
+              </w:rPr>
+              <w:t>47,0%</w:t>
+            </w:r>
+          </w:p>
+        </w:tc>
+      </w:tr>
+      <w:tr>
+        <w:tc>
+          <w:tcPr>
+            <w:tcW w:type="dxa" w:w="1247"/>
+          </w:tcPr>
+          <w:p>
+            <w:r/>
+            <w:r>
+              <w:rPr>
+                <w:rFonts w:ascii="Calibri" w:hAnsi="Calibri"/>
+                <w:b w:val="0"/>
+                <w:i w:val="0"/>
+                <w:sz w:val="20"/>
+              </w:rPr>
+              <w:t>M2</w:t>
+            </w:r>
+          </w:p>
+        </w:tc>
+        <w:tc>
+          <w:tcPr>
+            <w:tcW w:type="dxa" w:w="3175"/>
+          </w:tcPr>
+          <w:p>
+            <w:r/>
+            <w:r>
+              <w:rPr>
+                <w:rFonts w:ascii="Calibri" w:hAnsi="Calibri"/>
+                <w:b w:val="0"/>
+                <w:i w:val="0"/>
+                <w:sz w:val="20"/>
+              </w:rPr>
+              <w:t>+ contexto do bairro</w:t>
+            </w:r>
+          </w:p>
+        </w:tc>
+        <w:tc>
+          <w:tcPr>
+            <w:tcW w:type="dxa" w:w="1474"/>
+          </w:tcPr>
+          <w:p>
+            <w:r/>
+            <w:r>
+              <w:rPr>
+                <w:rFonts w:ascii="Calibri" w:hAnsi="Calibri"/>
+                <w:b w:val="0"/>
+                <w:i w:val="0"/>
+                <w:sz w:val="20"/>
+              </w:rPr>
+              <w:t>−0,1076</w:t>
+            </w:r>
+          </w:p>
+        </w:tc>
+        <w:tc>
+          <w:tcPr>
+            <w:tcW w:type="dxa" w:w="1361"/>
+          </w:tcPr>
+          <w:p>
+            <w:r/>
+            <w:r>
+              <w:rPr>
+                <w:rFonts w:ascii="Calibri" w:hAnsi="Calibri"/>
+                <w:b w:val="0"/>
+                <w:i w:val="0"/>
+                <w:sz w:val="20"/>
+              </w:rPr>
+              <w:t>−10,2</w:t>
+            </w:r>
+          </w:p>
+        </w:tc>
+        <w:tc>
+          <w:tcPr>
+            <w:tcW w:type="dxa" w:w="1814"/>
+          </w:tcPr>
+          <w:p>
+            <w:r/>
+            <w:r>
+              <w:rPr>
+                <w:rFonts w:ascii="Calibri" w:hAnsi="Calibri"/>
+                <w:b w:val="0"/>
+                <w:i w:val="0"/>
+                <w:sz w:val="20"/>
+              </w:rPr>
+              <w:t>49,3%</w:t>
+            </w:r>
+          </w:p>
+        </w:tc>
+      </w:tr>
+      <w:tr>
+        <w:tc>
+          <w:tcPr>
+            <w:tcW w:type="dxa" w:w="1247"/>
+          </w:tcPr>
+          <w:p>
+            <w:r/>
+            <w:r>
+              <w:rPr>
+                <w:rFonts w:ascii="Calibri" w:hAnsi="Calibri"/>
+                <w:b w:val="0"/>
+                <w:i w:val="0"/>
+                <w:sz w:val="20"/>
+              </w:rPr>
+              <w:t>M3</w:t>
+            </w:r>
+          </w:p>
+        </w:tc>
+        <w:tc>
+          <w:tcPr>
+            <w:tcW w:type="dxa" w:w="3175"/>
+          </w:tcPr>
+          <w:p>
+            <w:r/>
+            <w:r>
+              <w:rPr>
+                <w:rFonts w:ascii="Calibri" w:hAnsi="Calibri"/>
+                <w:b w:val="0"/>
+                <w:i w:val="0"/>
+                <w:sz w:val="20"/>
+              </w:rPr>
+              <w:t>+ efeitos fixos de UF</w:t>
+            </w:r>
+          </w:p>
+        </w:tc>
+        <w:tc>
+          <w:tcPr>
+            <w:tcW w:type="dxa" w:w="1474"/>
+          </w:tcPr>
+          <w:p>
+            <w:r/>
+            <w:r>
+              <w:rPr>
+                <w:rFonts w:ascii="Calibri" w:hAnsi="Calibri"/>
+                <w:b w:val="0"/>
+                <w:i w:val="0"/>
+                <w:sz w:val="20"/>
+              </w:rPr>
+              <w:t>−0,1077</w:t>
+            </w:r>
+          </w:p>
+        </w:tc>
+        <w:tc>
+          <w:tcPr>
+            <w:tcW w:type="dxa" w:w="1361"/>
+          </w:tcPr>
+          <w:p>
+            <w:r/>
+            <w:r>
+              <w:rPr>
+                <w:rFonts w:ascii="Calibri" w:hAnsi="Calibri"/>
+                <w:b w:val="0"/>
+                <w:i w:val="0"/>
+                <w:sz w:val="20"/>
+              </w:rPr>
+              <w:t>−10,2</w:t>
+            </w:r>
+          </w:p>
+        </w:tc>
+        <w:tc>
+          <w:tcPr>
+            <w:tcW w:type="dxa" w:w="1814"/>
+          </w:tcPr>
+          <w:p>
+            <w:r/>
+            <w:r>
+              <w:rPr>
+                <w:rFonts w:ascii="Calibri" w:hAnsi="Calibri"/>
+                <w:b w:val="0"/>
+                <w:i w:val="0"/>
+                <w:sz w:val="20"/>
+              </w:rPr>
+              <w:t>49,3%</w:t>
+            </w:r>
+          </w:p>
+        </w:tc>
+      </w:tr>
+      <w:tr>
+        <w:tc>
+          <w:tcPr>
+            <w:tcW w:type="dxa" w:w="1247"/>
+          </w:tcPr>
+          <w:p>
+            <w:r/>
+            <w:r>
+              <w:rPr>
+                <w:rFonts w:ascii="Calibri" w:hAnsi="Calibri"/>
+                <w:b w:val="0"/>
+                <w:i w:val="0"/>
+                <w:sz w:val="20"/>
+              </w:rPr>
+              <w:t>M4</w:t>
+            </w:r>
+          </w:p>
+        </w:tc>
+        <w:tc>
+          <w:tcPr>
+            <w:tcW w:type="dxa" w:w="3175"/>
+          </w:tcPr>
+          <w:p>
+            <w:r/>
+            <w:r>
+              <w:rPr>
+                <w:rFonts w:ascii="Calibri" w:hAnsi="Calibri"/>
+                <w:b w:val="0"/>
+                <w:i w:val="0"/>
+                <w:sz w:val="20"/>
+              </w:rPr>
+              <w:t>+ ocupação e formalidade</w:t>
+            </w:r>
+          </w:p>
+        </w:tc>
+        <w:tc>
+          <w:tcPr>
+            <w:tcW w:type="dxa" w:w="1474"/>
+          </w:tcPr>
+          <w:p>
+            <w:r/>
+            <w:r>
+              <w:rPr>
+                <w:rFonts w:ascii="Calibri" w:hAnsi="Calibri"/>
+                <w:b w:val="0"/>
+                <w:i w:val="0"/>
+                <w:sz w:val="20"/>
+              </w:rPr>
+              <w:t>−0,0724</w:t>
+            </w:r>
+          </w:p>
+        </w:tc>
+        <w:tc>
+          <w:tcPr>
+            <w:tcW w:type="dxa" w:w="1361"/>
+          </w:tcPr>
+          <w:p>
+            <w:r/>
+            <w:r>
+              <w:rPr>
+                <w:rFonts w:ascii="Calibri" w:hAnsi="Calibri"/>
+                <w:b w:val="0"/>
+                <w:i w:val="0"/>
+                <w:sz w:val="20"/>
+              </w:rPr>
+              <w:t>−7,0</w:t>
+            </w:r>
+          </w:p>
+        </w:tc>
+        <w:tc>
+          <w:tcPr>
+            <w:tcW w:type="dxa" w:w="1814"/>
+          </w:tcPr>
+          <w:p>
+            <w:r/>
+            <w:r>
+              <w:rPr>
+                <w:rFonts w:ascii="Calibri" w:hAnsi="Calibri"/>
+                <w:b w:val="0"/>
+                <w:i w:val="0"/>
+                <w:sz w:val="20"/>
+              </w:rPr>
+              <w:t>65,9%</w:t>
+            </w:r>
+          </w:p>
+        </w:tc>
+      </w:tr>
+    </w:tbl>
     <w:p>
       <w:pPr>
+        <w:spacing w:after="40"/>
+      </w:pPr>
+    </w:p>
+    <w:p>
+      <w:pPr>
+        <w:pStyle w:val="ListBullet"/>
         <w:spacing w:after="60"/>
-        <w:ind w:left="283"/>
-      </w:pPr>
-      <w:r>
-        <w:rPr>
-          <w:rFonts w:ascii="Calibri" w:hAnsi="Calibri"/>
-          <w:b/>
-          <w:i w:val="0"/>
-          <w:color w:val="1F3864"/>
-          <w:sz w:val="22"/>
-        </w:rPr>
-        <w:t xml:space="preserve">Dia 2: </w:t>
-      </w:r>
+        <w:ind w:left="340"/>
+      </w:pPr>
       <w:r>
         <w:rPr>
           <w:rFonts w:ascii="Calibri" w:hAnsi="Calibri"/>
@@ -782,24 +1797,15 @@
           <w:i w:val="0"/>
           <w:sz w:val="22"/>
         </w:rPr>
-        <w:t>Hsieh et al. (2019) — artigo completo (~40 páginas)</w:t>
+        <w:t>Modelo nulo: τ² = 0,3370, σ² = 0,5759 → ICC = 0,369. Traduza: 37% da variância do log-rendimento está entre bairros, não entre pessoas — é o que justifica o multinível.</w:t>
       </w:r>
     </w:p>
     <w:p>
       <w:pPr>
+        <w:pStyle w:val="ListBullet"/>
         <w:spacing w:after="60"/>
-        <w:ind w:left="283"/>
-      </w:pPr>
-      <w:r>
-        <w:rPr>
-          <w:rFonts w:ascii="Calibri" w:hAnsi="Calibri"/>
-          <w:b/>
-          <w:i w:val="0"/>
-          <w:color w:val="1F3864"/>
-          <w:sz w:val="22"/>
-        </w:rPr>
-        <w:t xml:space="preserve">Dia 3: </w:t>
-      </w:r>
+        <w:ind w:left="340"/>
+      </w:pPr>
       <w:r>
         <w:rPr>
           <w:rFonts w:ascii="Calibri" w:hAnsi="Calibri"/>
@@ -807,24 +1813,15 @@
           <w:i w:val="0"/>
           <w:sz w:val="22"/>
         </w:rPr>
-        <w:t>Oaxaca (1973) + Blinder (1973) — seções de decomposição (~30 páginas no total)</w:t>
+        <w:t>Efeito contextual (M2): γ₀₁ = −0,2189 (EP 0,0017) por desvio-padrão da proporção de negros na UPA. Atenção: o regressor é padronizado — não diga “por ponto percentual”.</w:t>
       </w:r>
     </w:p>
     <w:p>
       <w:pPr>
+        <w:pStyle w:val="ListBullet"/>
         <w:spacing w:after="60"/>
-        <w:ind w:left="283"/>
-      </w:pPr>
-      <w:r>
-        <w:rPr>
-          <w:rFonts w:ascii="Calibri" w:hAnsi="Calibri"/>
-          <w:b/>
-          <w:i w:val="0"/>
-          <w:color w:val="1F3864"/>
-          <w:sz w:val="22"/>
-        </w:rPr>
-        <w:t xml:space="preserve">Dia 4: </w:t>
-      </w:r>
+        <w:ind w:left="340"/>
+      </w:pPr>
       <w:r>
         <w:rPr>
           <w:rFonts w:ascii="Calibri" w:hAnsi="Calibri"/>
@@ -832,24 +1829,15 @@
           <w:i w:val="0"/>
           <w:sz w:val="22"/>
         </w:rPr>
-        <w:t>Crenshaw (1989) + Wilson (1987) Cap. 1 (~50 páginas no total)</w:t>
+        <w:t>Inclinação aleatória (M3_RS): desvio-padrão da inclinação de raça entre bairros = 0,171; LR contra o M3 = 38.943. A penalidade varia entre bairros, e a covariância negativa (−0,0245) diz que ela é maior justamente nos bairros de renda mais alta.</w:t>
       </w:r>
     </w:p>
     <w:p>
       <w:pPr>
+        <w:pStyle w:val="ListBullet"/>
         <w:spacing w:after="60"/>
-        <w:ind w:left="283"/>
-      </w:pPr>
-      <w:r>
-        <w:rPr>
-          <w:rFonts w:ascii="Calibri" w:hAnsi="Calibri"/>
-          <w:b/>
-          <w:i w:val="0"/>
-          <w:color w:val="1F3864"/>
-          <w:sz w:val="22"/>
-        </w:rPr>
-        <w:t xml:space="preserve">Dia 5: </w:t>
-      </w:r>
+        <w:ind w:left="340"/>
+      </w:pPr>
       <w:r>
         <w:rPr>
           <w:rFonts w:ascii="Calibri" w:hAnsi="Calibri"/>
@@ -857,111 +1845,17 @@
           <w:i w:val="0"/>
           <w:sz w:val="22"/>
         </w:rPr>
-        <w:t>Reler o roteiro de defesa e simular as perguntas da banca com os novos insumos</w:t>
+        <w:t>REML vs ML: τ² = 0,33698 por ML e 0,33699 por REML. Com N desse tamanho a escolha é indiferente; usa-se ML porque é o que permite comparar efeitos fixos entre degraus.</w:t>
       </w:r>
     </w:p>
     <w:p>
       <w:pPr>
-        <w:spacing w:after="60"/>
-        <w:ind w:left="283"/>
-      </w:pPr>
-      <w:r>
-        <w:rPr>
-          <w:rFonts w:ascii="Calibri" w:hAnsi="Calibri"/>
-          <w:b/>
-          <w:i w:val="0"/>
-          <w:color w:val="1F3864"/>
-          <w:sz w:val="22"/>
-        </w:rPr>
-        <w:t xml:space="preserve">Dia 6: </w:t>
-      </w:r>
-      <w:r>
-        <w:rPr>
-          <w:rFonts w:ascii="Calibri" w:hAnsi="Calibri"/>
-          <w:b w:val="0"/>
-          <w:i w:val="0"/>
-          <w:sz w:val="22"/>
-        </w:rPr>
-        <w:t>Revisão das equações dos modelos (HLM, Oaxaca, QR) e dos resultados numéricos</w:t>
-      </w:r>
-    </w:p>
-    <w:p>
-      <w:pPr>
-        <w:spacing w:after="60"/>
-        <w:ind w:left="283"/>
-      </w:pPr>
-      <w:r>
-        <w:rPr>
-          <w:rFonts w:ascii="Calibri" w:hAnsi="Calibri"/>
-          <w:b/>
-          <w:i w:val="0"/>
-          <w:color w:val="1F3864"/>
-          <w:sz w:val="22"/>
-        </w:rPr>
-        <w:t xml:space="preserve">Dia 7: </w:t>
-      </w:r>
-      <w:r>
-        <w:rPr>
-          <w:rFonts w:ascii="Calibri" w:hAnsi="Calibri"/>
-          <w:b w:val="0"/>
-          <w:i w:val="0"/>
-          <w:sz w:val="22"/>
-        </w:rPr>
-        <w:t>Descanso + leitura leve do Fortin et al. se sentir necessidade</w:t>
-      </w:r>
-    </w:p>
-    <w:p>
-      <w:r>
-        <w:br w:type="page"/>
-      </w:r>
-    </w:p>
-    <w:p>
-      <w:pPr>
-        <w:pStyle w:val="Heading1"/>
-      </w:pPr>
-      <w:r>
-        <w:rPr>
-          <w:rFonts w:ascii="Calibri" w:hAnsi="Calibri"/>
-          <w:color w:val="1F3864"/>
-        </w:rPr>
-        <w:t>PARTE 2 — COMO LER CADA GRÁFICO</w:t>
-      </w:r>
-    </w:p>
-    <w:p>
-      <w:pPr>
-        <w:spacing w:before="0" w:after="200"/>
-        <w:jc w:val="left"/>
-      </w:pPr>
-      <w:r>
-        <w:rPr>
-          <w:rFonts w:ascii="Calibri" w:hAnsi="Calibri"/>
-          <w:b w:val="0"/>
-          <w:i w:val="0"/>
-          <w:sz w:val="22"/>
-        </w:rPr>
-        <w:t>Para cada figura, este guia explica: (a) o que está nos eixos, (b) o que o padrão visual significa, (c) o achado principal e (d) o que dizer se a banca perguntar.</w:t>
-      </w:r>
-    </w:p>
-    <w:p>
-      <w:pPr>
-        <w:pStyle w:val="Heading2"/>
-      </w:pPr>
-      <w:r>
-        <w:rPr>
-          <w:rFonts w:ascii="Calibri" w:hAnsi="Calibri"/>
-          <w:color w:val="1F3864"/>
-        </w:rPr>
-        <w:t>Figura 1 — Distribuição de Log-Renda por Raça (Densidade KDE)</w:t>
-      </w:r>
-    </w:p>
-    <w:p>
-      <w:pPr>
         <w:jc w:val="center"/>
       </w:pPr>
       <w:r>
         <w:drawing>
           <wp:inline xmlns:a="http://schemas.openxmlformats.org/drawingml/2006/main" xmlns:pic="http://schemas.openxmlformats.org/drawingml/2006/picture">
-            <wp:extent cx="5040000" cy="2785263"/>
+            <wp:extent cx="5580000" cy="2711298"/>
             <wp:docPr id="1" name="Picture 1"/>
             <wp:cNvGraphicFramePr>
               <a:graphicFrameLocks noChangeAspect="1"/>
@@ -970,7 +1864,7 @@
               <a:graphicData uri="http://schemas.openxmlformats.org/drawingml/2006/picture">
                 <pic:pic>
                   <pic:nvPicPr>
-                    <pic:cNvPr id="0" name="fig1_densidade_log_salario.png"/>
+                    <pic:cNvPr id="0" name="fig_hlm_gap.png"/>
                     <pic:cNvPicPr/>
                   </pic:nvPicPr>
                   <pic:blipFill>
@@ -982,7 +1876,7 @@
                   <pic:spPr>
                     <a:xfrm>
                       <a:off x="0" y="0"/>
-                      <a:ext cx="5040000" cy="2785263"/>
+                      <a:ext cx="5580000" cy="2711298"/>
                     </a:xfrm>
                     <a:prstGeom prst="rect"/>
                   </pic:spPr>
@@ -995,181 +1889,28 @@
     </w:p>
     <w:p>
       <w:pPr>
-        <w:spacing w:after="200"/>
+        <w:spacing w:before="0" w:after="200"/>
         <w:jc w:val="center"/>
-      </w:pPr>
-      <w:r>
-        <w:rPr>
-          <w:i/>
-          <w:color w:val="606060"/>
-          <w:sz w:val="18"/>
-        </w:rPr>
-        <w:t>Estimativa por kernel (KDE) da log-renda por raça. Ponderado por V1028.</w:t>
-      </w:r>
-    </w:p>
-    <w:p>
-      <w:pPr>
-        <w:spacing w:before="80" w:after="120"/>
-        <w:jc w:val="left"/>
-      </w:pPr>
-      <w:r>
-        <w:rPr>
-          <w:rFonts w:ascii="Calibri" w:hAnsi="Calibri"/>
-          <w:b/>
-          <w:i w:val="0"/>
-          <w:color w:val="1F3864"/>
-          <w:sz w:val="22"/>
-        </w:rPr>
-        <w:t>Como ler:</w:t>
-      </w:r>
-    </w:p>
-    <w:p>
-      <w:pPr>
-        <w:pStyle w:val="ListBullet"/>
-        <w:spacing w:after="60"/>
-        <w:ind w:left="283"/>
       </w:pPr>
       <w:r>
         <w:rPr>
           <w:rFonts w:ascii="Calibri" w:hAnsi="Calibri"/>
           <w:b w:val="0"/>
-          <w:i w:val="0"/>
-          <w:sz w:val="22"/>
+          <w:i/>
+          <w:color w:val="616161"/>
+          <w:sz w:val="19"/>
         </w:rPr>
-        <w:t>Eixo X: log da renda nominal. Escala logarítmica aplaina a assimetria da distribuição de renda e permite leitura de diferenças percentuais como distâncias.</w:t>
+        <w:t>Metade do gap racial desaparece ao comparar pessoas do mesmo bairro — e o que sobra não é explicado por escolaridade, estado nem ocupação.</w:t>
       </w:r>
     </w:p>
     <w:p>
       <w:pPr>
-        <w:pStyle w:val="ListBullet"/>
-        <w:spacing w:after="60"/>
-        <w:ind w:left="283"/>
-      </w:pPr>
-      <w:r>
-        <w:rPr>
-          <w:rFonts w:ascii="Calibri" w:hAnsi="Calibri"/>
-          <w:b w:val="0"/>
-          <w:i w:val="0"/>
-          <w:sz w:val="22"/>
-        </w:rPr>
-        <w:t>Eixo Y: densidade estimada — altura da curva indica concentração de observações naquele nível de renda.</w:t>
-      </w:r>
-    </w:p>
-    <w:p>
-      <w:pPr>
-        <w:pStyle w:val="ListBullet"/>
-        <w:spacing w:after="60"/>
-        <w:ind w:left="283"/>
-      </w:pPr>
-      <w:r>
-        <w:rPr>
-          <w:rFonts w:ascii="Calibri" w:hAnsi="Calibri"/>
-          <w:b w:val="0"/>
-          <w:i w:val="0"/>
-          <w:sz w:val="22"/>
-        </w:rPr>
-        <w:t>Linha azul = brancos; linha vermelha = negros. Linhas verticais tracejadas = medianas.</w:t>
-      </w:r>
-    </w:p>
-    <w:p>
-      <w:pPr>
-        <w:spacing w:before="80" w:after="120"/>
-        <w:jc w:val="left"/>
-      </w:pPr>
-      <w:r>
-        <w:rPr>
-          <w:rFonts w:ascii="Calibri" w:hAnsi="Calibri"/>
-          <w:b/>
-          <w:i w:val="0"/>
-          <w:color w:val="1F3864"/>
-          <w:sz w:val="22"/>
-        </w:rPr>
-        <w:t>O que o padrão mostra:</w:t>
-      </w:r>
-    </w:p>
-    <w:p>
-      <w:pPr>
-        <w:pStyle w:val="ListBullet"/>
-        <w:spacing w:after="60"/>
-        <w:ind w:left="283"/>
-      </w:pPr>
-      <w:r>
-        <w:rPr>
-          <w:rFonts w:ascii="Calibri" w:hAnsi="Calibri"/>
-          <w:b w:val="0"/>
-          <w:i w:val="0"/>
-          <w:sz w:val="22"/>
-        </w:rPr>
-        <w:t>Curva de negros deslocada para a ESQUERDA (menores log-rendas): não são apenas alguns outliers — toda a distribuição está à esquerda.</w:t>
-      </w:r>
-    </w:p>
-    <w:p>
-      <w:pPr>
-        <w:pStyle w:val="ListBullet"/>
-        <w:spacing w:after="60"/>
-        <w:ind w:left="283"/>
-      </w:pPr>
-      <w:r>
-        <w:rPr>
-          <w:rFonts w:ascii="Calibri" w:hAnsi="Calibri"/>
-          <w:b w:val="0"/>
-          <w:i w:val="0"/>
-          <w:sz w:val="22"/>
-        </w:rPr>
-        <w:t>Mediana bruta: brancos R$2.000 / negros R$1.450 → gap de 27,5%. Gap médio maior (37,5%) porque negros são sobre-representados na cauda inferior.</w:t>
-      </w:r>
-    </w:p>
-    <w:p>
-      <w:pPr>
-        <w:spacing w:before="80" w:after="40"/>
-      </w:pPr>
-      <w:r>
-        <w:rPr>
-          <w:rFonts w:ascii="Calibri" w:hAnsi="Calibri"/>
-          <w:b/>
-          <w:i w:val="0"/>
-          <w:color w:val="B71C1C"/>
-          <w:sz w:val="22"/>
-        </w:rPr>
-        <w:t>▌ O que dizer se perguntarem:</w:t>
-      </w:r>
-    </w:p>
-    <w:p>
-      <w:pPr>
-        <w:spacing w:after="40"/>
-        <w:ind w:left="454"/>
-      </w:pPr>
-      <w:r>
-        <w:rPr>
-          <w:rFonts w:ascii="Calibri" w:hAnsi="Calibri"/>
-          <w:b w:val="0"/>
-          <w:i w:val="0"/>
-          <w:sz w:val="21"/>
-        </w:rPr>
-        <w:t>'O gráfico de densidade mostra que o gap não é gerado por poucos casos extremos — toda a distribuição de negros está deslocada à esquerda. O gap de 27,5% na mediana é a estimativa mais conservadora: a média (37,5%) é maior porque incorpora as rendas do topo onde o gap racial é ainda mais intenso (confirmado pela regressão quantílica).'</w:t>
-      </w:r>
-    </w:p>
-    <w:p/>
-    <w:p>
-      <w:pPr>
-        <w:pStyle w:val="Heading2"/>
-      </w:pPr>
-      <w:r>
-        <w:rPr>
-          <w:rFonts w:ascii="Calibri" w:hAnsi="Calibri"/>
-          <w:color w:val="1F3864"/>
-        </w:rPr>
-        <w:t>Figura 2 — Heatmap do Gap Salarial por Gênero e Educação</w:t>
-      </w:r>
-    </w:p>
-    <w:p>
-      <w:pPr>
         <w:jc w:val="center"/>
       </w:pPr>
       <w:r>
         <w:drawing>
           <wp:inline xmlns:a="http://schemas.openxmlformats.org/drawingml/2006/main" xmlns:pic="http://schemas.openxmlformats.org/drawingml/2006/picture">
-            <wp:extent cx="5040000" cy="2100503"/>
+            <wp:extent cx="5400000" cy="2415471"/>
             <wp:docPr id="2" name="Picture 2"/>
             <wp:cNvGraphicFramePr>
               <a:graphicFrameLocks noChangeAspect="1"/>
@@ -1178,7 +1919,7 @@
               <a:graphicData uri="http://schemas.openxmlformats.org/drawingml/2006/picture">
                 <pic:pic>
                   <pic:nvPicPr>
-                    <pic:cNvPr id="0" name="fig2_heatmap_gap_genero_educ.png"/>
+                    <pic:cNvPr id="0" name="hlm_efeitos_uf_blup_upa.png"/>
                     <pic:cNvPicPr/>
                   </pic:nvPicPr>
                   <pic:blipFill>
@@ -1190,7 +1931,7 @@
                   <pic:spPr>
                     <a:xfrm>
                       <a:off x="0" y="0"/>
-                      <a:ext cx="5040000" cy="2100503"/>
+                      <a:ext cx="5400000" cy="2415471"/>
                     </a:xfrm>
                     <a:prstGeom prst="rect"/>
                   </pic:spPr>
@@ -1203,22 +1944,35 @@
     </w:p>
     <w:p>
       <w:pPr>
-        <w:spacing w:after="200"/>
+        <w:spacing w:before="0" w:after="200"/>
         <w:jc w:val="center"/>
       </w:pPr>
       <w:r>
         <w:rPr>
+          <w:rFonts w:ascii="Calibri" w:hAnsi="Calibri"/>
+          <w:b w:val="0"/>
           <w:i/>
-          <w:color w:val="606060"/>
-          <w:sz w:val="18"/>
+          <w:color w:val="616161"/>
+          <w:sz w:val="19"/>
         </w:rPr>
-        <w:t>Gap racial médio (%) por categoria de gênero × nível de escolaridade.</w:t>
+        <w:t>A variação entre bairros supera a variação entre estados: efeitos fixos de UF (à esquerda) e BLUPs de UPA (à direita).</w:t>
       </w:r>
     </w:p>
     <w:p>
       <w:pPr>
-        <w:spacing w:before="80" w:after="120"/>
-        <w:jc w:val="left"/>
+        <w:pStyle w:val="Heading2"/>
+      </w:pPr>
+      <w:r>
+        <w:rPr>
+          <w:rFonts w:ascii="Calibri" w:hAnsi="Calibri"/>
+          <w:color w:val="1F3864"/>
+        </w:rPr>
+        <w:t>3.2  Decomposição de Oaxaca–Blinder</w:t>
+      </w:r>
+    </w:p>
+    <w:p>
+      <w:pPr>
+        <w:spacing w:before="160" w:after="40"/>
       </w:pPr>
       <w:r>
         <w:rPr>
@@ -1228,14 +1982,310 @@
           <w:color w:val="1F3864"/>
           <w:sz w:val="22"/>
         </w:rPr>
-        <w:t>Como ler:</w:t>
+        <w:t>▌ Pergunta</w:t>
       </w:r>
     </w:p>
     <w:p>
       <w:pPr>
+        <w:spacing w:after="40"/>
+        <w:ind w:left="454"/>
+        <w:jc w:val="both"/>
+      </w:pPr>
+      <w:r>
+        <w:rPr>
+          <w:rFonts w:ascii="Calibri" w:hAnsi="Calibri"/>
+          <w:b w:val="0"/>
+          <w:i w:val="0"/>
+          <w:sz w:val="21"/>
+        </w:rPr>
+        <w:t>Do gap observado, quanto vem de os dois grupos terem características diferentes (dotações) e quanto de as mesmas características serem pagas de forma diferente (retornos)?</w:t>
+      </w:r>
+    </w:p>
+    <w:tbl>
+      <w:tblPr>
+        <w:tblStyle w:val="LightGrid-Accent1"/>
+        <w:tblW w:type="auto" w:w="0"/>
+        <w:tblLook w:firstColumn="1" w:firstRow="1" w:lastColumn="0" w:lastRow="0" w:noHBand="0" w:noVBand="1" w:val="04A0"/>
+      </w:tblPr>
+      <w:tblGrid>
+        <w:gridCol w:w="1949"/>
+        <w:gridCol w:w="1949"/>
+        <w:gridCol w:w="1949"/>
+        <w:gridCol w:w="1949"/>
+        <w:gridCol w:w="1949"/>
+      </w:tblGrid>
+      <w:tr>
+        <w:tc>
+          <w:tcPr>
+            <w:tcW w:type="dxa" w:w="3061"/>
+          </w:tcPr>
+          <w:p>
+            <w:r/>
+            <w:r>
+              <w:rPr>
+                <w:rFonts w:ascii="Calibri" w:hAnsi="Calibri"/>
+                <w:b/>
+                <w:i w:val="0"/>
+                <w:sz w:val="20"/>
+              </w:rPr>
+              <w:t>Especificação</w:t>
+            </w:r>
+          </w:p>
+        </w:tc>
+        <w:tc>
+          <w:tcPr>
+            <w:tcW w:type="dxa" w:w="1361"/>
+          </w:tcPr>
+          <w:p>
+            <w:r/>
+            <w:r>
+              <w:rPr>
+                <w:rFonts w:ascii="Calibri" w:hAnsi="Calibri"/>
+                <w:b/>
+                <w:i w:val="0"/>
+                <w:sz w:val="20"/>
+              </w:rPr>
+              <w:t>Gap total</w:t>
+            </w:r>
+          </w:p>
+        </w:tc>
+        <w:tc>
+          <w:tcPr>
+            <w:tcW w:type="dxa" w:w="1361"/>
+          </w:tcPr>
+          <w:p>
+            <w:r/>
+            <w:r>
+              <w:rPr>
+                <w:rFonts w:ascii="Calibri" w:hAnsi="Calibri"/>
+                <w:b/>
+                <w:i w:val="0"/>
+                <w:sz w:val="20"/>
+              </w:rPr>
+              <w:t>Dotações</w:t>
+            </w:r>
+          </w:p>
+        </w:tc>
+        <w:tc>
+          <w:tcPr>
+            <w:tcW w:type="dxa" w:w="1361"/>
+          </w:tcPr>
+          <w:p>
+            <w:r/>
+            <w:r>
+              <w:rPr>
+                <w:rFonts w:ascii="Calibri" w:hAnsi="Calibri"/>
+                <w:b/>
+                <w:i w:val="0"/>
+                <w:sz w:val="20"/>
+              </w:rPr>
+              <w:t>Retornos</w:t>
+            </w:r>
+          </w:p>
+        </w:tc>
+        <w:tc>
+          <w:tcPr>
+            <w:tcW w:type="dxa" w:w="1928"/>
+          </w:tcPr>
+          <w:p>
+            <w:r/>
+            <w:r>
+              <w:rPr>
+                <w:rFonts w:ascii="Calibri" w:hAnsi="Calibri"/>
+                <w:b/>
+                <w:i w:val="0"/>
+                <w:sz w:val="20"/>
+              </w:rPr>
+              <w:t>Como nomear</w:t>
+            </w:r>
+          </w:p>
+        </w:tc>
+      </w:tr>
+      <w:tr>
+        <w:tc>
+          <w:tcPr>
+            <w:tcW w:type="dxa" w:w="3061"/>
+          </w:tcPr>
+          <w:p>
+            <w:r/>
+            <w:r>
+              <w:rPr>
+                <w:rFonts w:ascii="Calibri" w:hAnsi="Calibri"/>
+                <w:b w:val="0"/>
+                <w:i w:val="0"/>
+                <w:sz w:val="20"/>
+              </w:rPr>
+              <w:t>(A) Capital humano + contexto</w:t>
+            </w:r>
+          </w:p>
+        </w:tc>
+        <w:tc>
+          <w:tcPr>
+            <w:tcW w:type="dxa" w:w="1361"/>
+          </w:tcPr>
+          <w:p>
+            <w:r/>
+            <w:r>
+              <w:rPr>
+                <w:rFonts w:ascii="Calibri" w:hAnsi="Calibri"/>
+                <w:b w:val="0"/>
+                <w:i w:val="0"/>
+                <w:sz w:val="20"/>
+              </w:rPr>
+              <w:t>53,0%</w:t>
+            </w:r>
+          </w:p>
+        </w:tc>
+        <w:tc>
+          <w:tcPr>
+            <w:tcW w:type="dxa" w:w="1361"/>
+          </w:tcPr>
+          <w:p>
+            <w:r/>
+            <w:r>
+              <w:rPr>
+                <w:rFonts w:ascii="Calibri" w:hAnsi="Calibri"/>
+                <w:b w:val="0"/>
+                <w:i w:val="0"/>
+                <w:sz w:val="20"/>
+              </w:rPr>
+              <w:t>71,6%</w:t>
+            </w:r>
+          </w:p>
+        </w:tc>
+        <w:tc>
+          <w:tcPr>
+            <w:tcW w:type="dxa" w:w="1361"/>
+          </w:tcPr>
+          <w:p>
+            <w:r/>
+            <w:r>
+              <w:rPr>
+                <w:rFonts w:ascii="Calibri" w:hAnsi="Calibri"/>
+                <w:b w:val="0"/>
+                <w:i w:val="0"/>
+                <w:sz w:val="20"/>
+              </w:rPr>
+              <w:t>28,4%</w:t>
+            </w:r>
+          </w:p>
+        </w:tc>
+        <w:tc>
+          <w:tcPr>
+            <w:tcW w:type="dxa" w:w="1928"/>
+          </w:tcPr>
+          <w:p>
+            <w:r/>
+            <w:r>
+              <w:rPr>
+                <w:rFonts w:ascii="Calibri" w:hAnsi="Calibri"/>
+                <w:b w:val="0"/>
+                <w:i w:val="0"/>
+                <w:sz w:val="20"/>
+              </w:rPr>
+              <w:t>comparável à literatura</w:t>
+            </w:r>
+          </w:p>
+        </w:tc>
+      </w:tr>
+      <w:tr>
+        <w:tc>
+          <w:tcPr>
+            <w:tcW w:type="dxa" w:w="3061"/>
+          </w:tcPr>
+          <w:p>
+            <w:r/>
+            <w:r>
+              <w:rPr>
+                <w:rFonts w:ascii="Calibri" w:hAnsi="Calibri"/>
+                <w:b w:val="0"/>
+                <w:i w:val="0"/>
+                <w:sz w:val="20"/>
+              </w:rPr>
+              <w:t>(B) + ocupação, formalidade e horas</w:t>
+            </w:r>
+          </w:p>
+        </w:tc>
+        <w:tc>
+          <w:tcPr>
+            <w:tcW w:type="dxa" w:w="1361"/>
+          </w:tcPr>
+          <w:p>
+            <w:r/>
+            <w:r>
+              <w:rPr>
+                <w:rFonts w:ascii="Calibri" w:hAnsi="Calibri"/>
+                <w:b w:val="0"/>
+                <w:i w:val="0"/>
+                <w:sz w:val="20"/>
+              </w:rPr>
+              <w:t>53,0%</w:t>
+            </w:r>
+          </w:p>
+        </w:tc>
+        <w:tc>
+          <w:tcPr>
+            <w:tcW w:type="dxa" w:w="1361"/>
+          </w:tcPr>
+          <w:p>
+            <w:r/>
+            <w:r>
+              <w:rPr>
+                <w:rFonts w:ascii="Calibri" w:hAnsi="Calibri"/>
+                <w:b w:val="0"/>
+                <w:i w:val="0"/>
+                <w:sz w:val="20"/>
+              </w:rPr>
+              <w:t>83,8%</w:t>
+            </w:r>
+          </w:p>
+        </w:tc>
+        <w:tc>
+          <w:tcPr>
+            <w:tcW w:type="dxa" w:w="1361"/>
+          </w:tcPr>
+          <w:p>
+            <w:r/>
+            <w:r>
+              <w:rPr>
+                <w:rFonts w:ascii="Calibri" w:hAnsi="Calibri"/>
+                <w:b w:val="0"/>
+                <w:i w:val="0"/>
+                <w:sz w:val="20"/>
+              </w:rPr>
+              <w:t>16,2%</w:t>
+            </w:r>
+          </w:p>
+        </w:tc>
+        <w:tc>
+          <w:tcPr>
+            <w:tcW w:type="dxa" w:w="1928"/>
+          </w:tcPr>
+          <w:p>
+            <w:r/>
+            <w:r>
+              <w:rPr>
+                <w:rFonts w:ascii="Calibri" w:hAnsi="Calibri"/>
+                <w:b w:val="0"/>
+                <w:i w:val="0"/>
+                <w:sz w:val="20"/>
+              </w:rPr>
+              <w:t>limite inferior descritivo</w:t>
+            </w:r>
+          </w:p>
+        </w:tc>
+      </w:tr>
+    </w:tbl>
+    <w:p>
+      <w:pPr>
+        <w:spacing w:after="40"/>
+      </w:pPr>
+    </w:p>
+    <w:p>
+      <w:pPr>
         <w:pStyle w:val="ListBullet"/>
         <w:spacing w:after="60"/>
-        <w:ind w:left="283"/>
+        <w:ind w:left="340"/>
       </w:pPr>
       <w:r>
         <w:rPr>
@@ -1244,14 +2294,14 @@
           <w:i w:val="0"/>
           <w:sz w:val="22"/>
         </w:rPr>
-        <w:t>Eixo X: nível de escolaridade (categorias crescentes). Eixo Y: gênero (masculino / feminino).</w:t>
+        <w:t>Erros-padrão por bootstrap em blocos de UPA (500 réplicas), N = 7.694.198 em 40.969 UPAs.</w:t>
       </w:r>
     </w:p>
     <w:p>
       <w:pPr>
         <w:pStyle w:val="ListBullet"/>
         <w:spacing w:after="60"/>
-        <w:ind w:left="283"/>
+        <w:ind w:left="340"/>
       </w:pPr>
       <w:r>
         <w:rPr>
@@ -1260,124 +2310,17 @@
           <w:i w:val="0"/>
           <w:sz w:val="22"/>
         </w:rPr>
-        <w:t>Cor das células: intensidade do gap racial médio. Cores mais quentes = gap maior.</w:t>
+        <w:t>A frase que evita a pergunta capciosa: “a parcela de retornos não é a discriminação medida; é o que as variáveis incluídas não explicam. Ela é um limite superior do efeito de tratamento diferencial e um limite inferior do racismo estrutural, que também opera pelas dotações.”</w:t>
       </w:r>
     </w:p>
     <w:p>
       <w:pPr>
-        <w:spacing w:before="80" w:after="120"/>
-        <w:jc w:val="left"/>
-      </w:pPr>
-      <w:r>
-        <w:rPr>
-          <w:rFonts w:ascii="Calibri" w:hAnsi="Calibri"/>
-          <w:b/>
-          <w:i w:val="0"/>
-          <w:color w:val="1F3864"/>
-          <w:sz w:val="22"/>
-        </w:rPr>
-        <w:t>O que o padrão mostra:</w:t>
-      </w:r>
-    </w:p>
-    <w:p>
-      <w:pPr>
-        <w:pStyle w:val="ListBullet"/>
-        <w:spacing w:after="60"/>
-        <w:ind w:left="283"/>
-      </w:pPr>
-      <w:r>
-        <w:rPr>
-          <w:rFonts w:ascii="Calibri" w:hAnsi="Calibri"/>
-          <w:b w:val="0"/>
-          <w:i w:val="0"/>
-          <w:sz w:val="22"/>
-        </w:rPr>
-        <w:t>Mulheres negras: células com maior intensidade — confirmando interseccionalidade (Crenshaw, 1989). A desvantagem combinada raça × gênero supera a soma das partes.</w:t>
-      </w:r>
-    </w:p>
-    <w:p>
-      <w:pPr>
-        <w:pStyle w:val="ListBullet"/>
-        <w:spacing w:after="60"/>
-        <w:ind w:left="283"/>
-      </w:pPr>
-      <w:r>
-        <w:rPr>
-          <w:rFonts w:ascii="Calibri" w:hAnsi="Calibri"/>
-          <w:b w:val="0"/>
-          <w:i w:val="0"/>
-          <w:sz w:val="22"/>
-        </w:rPr>
-        <w:t>Escolaridade não elimina o gap: mesmo na célula 'mulher negra + superior completo', o gap persiste — diplomas não são suficientes para anular a discriminação interseccional.</w:t>
-      </w:r>
-    </w:p>
-    <w:p>
-      <w:pPr>
-        <w:pStyle w:val="ListBullet"/>
-        <w:spacing w:after="60"/>
-        <w:ind w:left="283"/>
-      </w:pPr>
-      <w:r>
-        <w:rPr>
-          <w:rFonts w:ascii="Calibri" w:hAnsi="Calibri"/>
-          <w:b w:val="0"/>
-          <w:i w:val="0"/>
-          <w:sz w:val="22"/>
-        </w:rPr>
-        <w:t>Confirmação estatística: interação negro×sexo_fem no GLMM (β=+0.0416, p&lt;0.001) confirma o padrão visual.</w:t>
-      </w:r>
-    </w:p>
-    <w:p>
-      <w:pPr>
-        <w:spacing w:before="80" w:after="40"/>
-      </w:pPr>
-      <w:r>
-        <w:rPr>
-          <w:rFonts w:ascii="Calibri" w:hAnsi="Calibri"/>
-          <w:b/>
-          <w:i w:val="0"/>
-          <w:color w:val="B71C1C"/>
-          <w:sz w:val="22"/>
-        </w:rPr>
-        <w:t>▌ O que dizer se perguntarem sobre interseccionalidade:</w:t>
-      </w:r>
-    </w:p>
-    <w:p>
-      <w:pPr>
-        <w:spacing w:after="40"/>
-        <w:ind w:left="454"/>
-      </w:pPr>
-      <w:r>
-        <w:rPr>
-          <w:rFonts w:ascii="Calibri" w:hAnsi="Calibri"/>
-          <w:b w:val="0"/>
-          <w:i w:val="0"/>
-          <w:sz w:val="21"/>
-        </w:rPr>
-        <w:t>'Crenshaw (1989) argumenta que identidades sobrepostas criam formas específicas de discriminação não capturadas por análises unidimensionais. O heatmap mostra isso empiricamente: o gap de mulheres negras é maior do que a soma do gap de gênero + gap racial. O coeficiente negro×sexo_fem=+0.0416 no GLMM confirma estatisticamente que a interação existe e é positiva — ou seja, o efeito combinado é ainda pior do que cada fator isoladamente.'</w:t>
-      </w:r>
-    </w:p>
-    <w:p/>
-    <w:p>
-      <w:pPr>
-        <w:pStyle w:val="Heading2"/>
-      </w:pPr>
-      <w:r>
-        <w:rPr>
-          <w:rFonts w:ascii="Calibri" w:hAnsi="Calibri"/>
-          <w:color w:val="1F3864"/>
-        </w:rPr>
-        <w:t>Figura 4 — Gap Salarial por Faixa Etária (Ciclo de Vida)</w:t>
-      </w:r>
-    </w:p>
-    <w:p>
-      <w:pPr>
         <w:jc w:val="center"/>
       </w:pPr>
       <w:r>
         <w:drawing>
           <wp:inline xmlns:a="http://schemas.openxmlformats.org/drawingml/2006/main" xmlns:pic="http://schemas.openxmlformats.org/drawingml/2006/picture">
-            <wp:extent cx="5040000" cy="2774831"/>
+            <wp:extent cx="5580000" cy="2242207"/>
             <wp:docPr id="3" name="Picture 3"/>
             <wp:cNvGraphicFramePr>
               <a:graphicFrameLocks noChangeAspect="1"/>
@@ -1386,7 +2329,7 @@
               <a:graphicData uri="http://schemas.openxmlformats.org/drawingml/2006/picture">
                 <pic:pic>
                   <pic:nvPicPr>
-                    <pic:cNvPr id="0" name="fig4_gap_faixa_etaria.png"/>
+                    <pic:cNvPr id="0" name="fig_ob_cascata.png"/>
                     <pic:cNvPicPr/>
                   </pic:nvPicPr>
                   <pic:blipFill>
@@ -1398,7 +2341,7 @@
                   <pic:spPr>
                     <a:xfrm>
                       <a:off x="0" y="0"/>
-                      <a:ext cx="5040000" cy="2774831"/>
+                      <a:ext cx="5580000" cy="2242207"/>
                     </a:xfrm>
                     <a:prstGeom prst="rect"/>
                   </pic:spPr>
@@ -1411,22 +2354,35 @@
     </w:p>
     <w:p>
       <w:pPr>
-        <w:spacing w:after="200"/>
+        <w:spacing w:before="0" w:after="200"/>
         <w:jc w:val="center"/>
       </w:pPr>
       <w:r>
         <w:rPr>
+          <w:rFonts w:ascii="Calibri" w:hAnsi="Calibri"/>
+          <w:b w:val="0"/>
           <w:i/>
-          <w:color w:val="606060"/>
-          <w:sz w:val="18"/>
+          <w:color w:val="616161"/>
+          <w:sz w:val="19"/>
         </w:rPr>
-        <w:t>Gap racial médio (%) por faixa etária. Ponderado por V1028.</w:t>
+        <w:t>Tratar a ocupação como “característica” derruba pela metade a discriminação medida — por isso as duas especificações são reportadas lado a lado.</w:t>
       </w:r>
     </w:p>
     <w:p>
       <w:pPr>
-        <w:spacing w:before="80" w:after="120"/>
-        <w:jc w:val="left"/>
+        <w:pStyle w:val="Heading2"/>
+      </w:pPr>
+      <w:r>
+        <w:rPr>
+          <w:rFonts w:ascii="Calibri" w:hAnsi="Calibri"/>
+          <w:color w:val="1F3864"/>
+        </w:rPr>
+        <w:t>3.3  Regressão quantílica e RIF-OB</w:t>
+      </w:r>
+    </w:p>
+    <w:p>
+      <w:pPr>
+        <w:spacing w:before="160" w:after="40"/>
       </w:pPr>
       <w:r>
         <w:rPr>
@@ -1436,14 +2392,365 @@
           <w:color w:val="1F3864"/>
           <w:sz w:val="22"/>
         </w:rPr>
-        <w:t>Como ler:</w:t>
+        <w:t>▌ Pergunta</w:t>
       </w:r>
     </w:p>
     <w:p>
       <w:pPr>
+        <w:spacing w:after="40"/>
+        <w:ind w:left="454"/>
+        <w:jc w:val="both"/>
+      </w:pPr>
+      <w:r>
+        <w:rPr>
+          <w:rFonts w:ascii="Calibri" w:hAnsi="Calibri"/>
+          <w:b w:val="0"/>
+          <w:i w:val="0"/>
+          <w:sz w:val="21"/>
+        </w:rPr>
+        <w:t>A penalidade racial é a mesma em toda a distribuição de renda, ou pesa mais no topo (teto de vidro) ou na base (piso pegajoso)?</w:t>
+      </w:r>
+    </w:p>
+    <w:tbl>
+      <w:tblPr>
+        <w:tblStyle w:val="LightGrid-Accent1"/>
+        <w:tblW w:type="auto" w:w="0"/>
+        <w:tblLook w:firstColumn="1" w:firstRow="1" w:lastColumn="0" w:lastRow="0" w:noHBand="0" w:noVBand="1" w:val="04A0"/>
+      </w:tblPr>
+      <w:tblGrid>
+        <w:gridCol w:w="3249"/>
+        <w:gridCol w:w="3249"/>
+        <w:gridCol w:w="3249"/>
+      </w:tblGrid>
+      <w:tr>
+        <w:tc>
+          <w:tcPr>
+            <w:tcW w:type="dxa" w:w="1701"/>
+          </w:tcPr>
+          <w:p>
+            <w:r/>
+            <w:r>
+              <w:rPr>
+                <w:rFonts w:ascii="Calibri" w:hAnsi="Calibri"/>
+                <w:b/>
+                <w:i w:val="0"/>
+                <w:sz w:val="20"/>
+              </w:rPr>
+              <w:t>Quantil</w:t>
+            </w:r>
+          </w:p>
+        </w:tc>
+        <w:tc>
+          <w:tcPr>
+            <w:tcW w:type="dxa" w:w="3118"/>
+          </w:tcPr>
+          <w:p>
+            <w:r/>
+            <w:r>
+              <w:rPr>
+                <w:rFonts w:ascii="Calibri" w:hAnsi="Calibri"/>
+                <w:b/>
+                <w:i w:val="0"/>
+                <w:sz w:val="20"/>
+              </w:rPr>
+              <w:t>Gap condicional (QR)</w:t>
+            </w:r>
+          </w:p>
+        </w:tc>
+        <w:tc>
+          <w:tcPr>
+            <w:tcW w:type="dxa" w:w="3402"/>
+          </w:tcPr>
+          <w:p>
+            <w:r/>
+            <w:r>
+              <w:rPr>
+                <w:rFonts w:ascii="Calibri" w:hAnsi="Calibri"/>
+                <w:b/>
+                <w:i w:val="0"/>
+                <w:sz w:val="20"/>
+              </w:rPr>
+              <w:t>Retornos (RIF, incondicional)</w:t>
+            </w:r>
+          </w:p>
+        </w:tc>
+      </w:tr>
+      <w:tr>
+        <w:tc>
+          <w:tcPr>
+            <w:tcW w:type="dxa" w:w="1701"/>
+          </w:tcPr>
+          <w:p>
+            <w:r/>
+            <w:r>
+              <w:rPr>
+                <w:rFonts w:ascii="Calibri" w:hAnsi="Calibri"/>
+                <w:b w:val="0"/>
+                <w:i w:val="0"/>
+                <w:sz w:val="20"/>
+              </w:rPr>
+              <w:t>q10</w:t>
+            </w:r>
+          </w:p>
+        </w:tc>
+        <w:tc>
+          <w:tcPr>
+            <w:tcW w:type="dxa" w:w="3118"/>
+          </w:tcPr>
+          <w:p>
+            <w:r/>
+            <w:r>
+              <w:rPr>
+                <w:rFonts w:ascii="Calibri" w:hAnsi="Calibri"/>
+                <w:b w:val="0"/>
+                <w:i w:val="0"/>
+                <w:sz w:val="20"/>
+              </w:rPr>
+              <w:t>−8,0%</w:t>
+            </w:r>
+          </w:p>
+        </w:tc>
+        <w:tc>
+          <w:tcPr>
+            <w:tcW w:type="dxa" w:w="3402"/>
+          </w:tcPr>
+          <w:p>
+            <w:r/>
+            <w:r>
+              <w:rPr>
+                <w:rFonts w:ascii="Calibri" w:hAnsi="Calibri"/>
+                <w:b w:val="0"/>
+                <w:i w:val="0"/>
+                <w:sz w:val="20"/>
+              </w:rPr>
+              <w:t>35,1%</w:t>
+            </w:r>
+          </w:p>
+        </w:tc>
+      </w:tr>
+      <w:tr>
+        <w:tc>
+          <w:tcPr>
+            <w:tcW w:type="dxa" w:w="1701"/>
+          </w:tcPr>
+          <w:p>
+            <w:r/>
+            <w:r>
+              <w:rPr>
+                <w:rFonts w:ascii="Calibri" w:hAnsi="Calibri"/>
+                <w:b w:val="0"/>
+                <w:i w:val="0"/>
+                <w:sz w:val="20"/>
+              </w:rPr>
+              <w:t>q25</w:t>
+            </w:r>
+          </w:p>
+        </w:tc>
+        <w:tc>
+          <w:tcPr>
+            <w:tcW w:type="dxa" w:w="3118"/>
+          </w:tcPr>
+          <w:p>
+            <w:r/>
+            <w:r>
+              <w:rPr>
+                <w:rFonts w:ascii="Calibri" w:hAnsi="Calibri"/>
+                <w:b w:val="0"/>
+                <w:i w:val="0"/>
+                <w:sz w:val="20"/>
+              </w:rPr>
+              <w:t>−7,1%</w:t>
+            </w:r>
+          </w:p>
+        </w:tc>
+        <w:tc>
+          <w:tcPr>
+            <w:tcW w:type="dxa" w:w="3402"/>
+          </w:tcPr>
+          <w:p>
+            <w:r/>
+            <w:r>
+              <w:rPr>
+                <w:rFonts w:ascii="Calibri" w:hAnsi="Calibri"/>
+                <w:b w:val="0"/>
+                <w:i w:val="0"/>
+                <w:sz w:val="20"/>
+              </w:rPr>
+              <w:t>31,2%</w:t>
+            </w:r>
+          </w:p>
+        </w:tc>
+      </w:tr>
+      <w:tr>
+        <w:tc>
+          <w:tcPr>
+            <w:tcW w:type="dxa" w:w="1701"/>
+          </w:tcPr>
+          <w:p>
+            <w:r/>
+            <w:r>
+              <w:rPr>
+                <w:rFonts w:ascii="Calibri" w:hAnsi="Calibri"/>
+                <w:b w:val="0"/>
+                <w:i w:val="0"/>
+                <w:sz w:val="20"/>
+              </w:rPr>
+              <w:t>q50</w:t>
+            </w:r>
+          </w:p>
+        </w:tc>
+        <w:tc>
+          <w:tcPr>
+            <w:tcW w:type="dxa" w:w="3118"/>
+          </w:tcPr>
+          <w:p>
+            <w:r/>
+            <w:r>
+              <w:rPr>
+                <w:rFonts w:ascii="Calibri" w:hAnsi="Calibri"/>
+                <w:b w:val="0"/>
+                <w:i w:val="0"/>
+                <w:sz w:val="20"/>
+              </w:rPr>
+              <w:t>−7,8%</w:t>
+            </w:r>
+          </w:p>
+        </w:tc>
+        <w:tc>
+          <w:tcPr>
+            <w:tcW w:type="dxa" w:w="3402"/>
+          </w:tcPr>
+          <w:p>
+            <w:r/>
+            <w:r>
+              <w:rPr>
+                <w:rFonts w:ascii="Calibri" w:hAnsi="Calibri"/>
+                <w:b w:val="0"/>
+                <w:i w:val="0"/>
+                <w:sz w:val="20"/>
+              </w:rPr>
+              <w:t>27,3%</w:t>
+            </w:r>
+          </w:p>
+        </w:tc>
+      </w:tr>
+      <w:tr>
+        <w:tc>
+          <w:tcPr>
+            <w:tcW w:type="dxa" w:w="1701"/>
+          </w:tcPr>
+          <w:p>
+            <w:r/>
+            <w:r>
+              <w:rPr>
+                <w:rFonts w:ascii="Calibri" w:hAnsi="Calibri"/>
+                <w:b w:val="0"/>
+                <w:i w:val="0"/>
+                <w:sz w:val="20"/>
+              </w:rPr>
+              <w:t>q75</w:t>
+            </w:r>
+          </w:p>
+        </w:tc>
+        <w:tc>
+          <w:tcPr>
+            <w:tcW w:type="dxa" w:w="3118"/>
+          </w:tcPr>
+          <w:p>
+            <w:r/>
+            <w:r>
+              <w:rPr>
+                <w:rFonts w:ascii="Calibri" w:hAnsi="Calibri"/>
+                <w:b w:val="0"/>
+                <w:i w:val="0"/>
+                <w:sz w:val="20"/>
+              </w:rPr>
+              <w:t>−9,9%</w:t>
+            </w:r>
+          </w:p>
+        </w:tc>
+        <w:tc>
+          <w:tcPr>
+            <w:tcW w:type="dxa" w:w="3402"/>
+          </w:tcPr>
+          <w:p>
+            <w:r/>
+            <w:r>
+              <w:rPr>
+                <w:rFonts w:ascii="Calibri" w:hAnsi="Calibri"/>
+                <w:b w:val="0"/>
+                <w:i w:val="0"/>
+                <w:sz w:val="20"/>
+              </w:rPr>
+              <w:t>24,5%</w:t>
+            </w:r>
+          </w:p>
+        </w:tc>
+      </w:tr>
+      <w:tr>
+        <w:tc>
+          <w:tcPr>
+            <w:tcW w:type="dxa" w:w="1701"/>
+          </w:tcPr>
+          <w:p>
+            <w:r/>
+            <w:r>
+              <w:rPr>
+                <w:rFonts w:ascii="Calibri" w:hAnsi="Calibri"/>
+                <w:b w:val="0"/>
+                <w:i w:val="0"/>
+                <w:sz w:val="20"/>
+              </w:rPr>
+              <w:t>q90</w:t>
+            </w:r>
+          </w:p>
+        </w:tc>
+        <w:tc>
+          <w:tcPr>
+            <w:tcW w:type="dxa" w:w="3118"/>
+          </w:tcPr>
+          <w:p>
+            <w:r/>
+            <w:r>
+              <w:rPr>
+                <w:rFonts w:ascii="Calibri" w:hAnsi="Calibri"/>
+                <w:b w:val="0"/>
+                <w:i w:val="0"/>
+                <w:sz w:val="20"/>
+              </w:rPr>
+              <w:t>−11,6%</w:t>
+            </w:r>
+          </w:p>
+        </w:tc>
+        <w:tc>
+          <w:tcPr>
+            <w:tcW w:type="dxa" w:w="3402"/>
+          </w:tcPr>
+          <w:p>
+            <w:r/>
+            <w:r>
+              <w:rPr>
+                <w:rFonts w:ascii="Calibri" w:hAnsi="Calibri"/>
+                <w:b w:val="0"/>
+                <w:i w:val="0"/>
+                <w:sz w:val="20"/>
+              </w:rPr>
+              <w:t>12,9%</w:t>
+            </w:r>
+          </w:p>
+        </w:tc>
+      </w:tr>
+    </w:tbl>
+    <w:p>
+      <w:pPr>
+        <w:spacing w:after="40"/>
+      </w:pPr>
+    </w:p>
+    <w:p>
+      <w:pPr>
         <w:pStyle w:val="ListBullet"/>
         <w:spacing w:after="60"/>
-        <w:ind w:left="283"/>
+        <w:ind w:left="340"/>
       </w:pPr>
       <w:r>
         <w:rPr>
@@ -1452,29 +2759,12 @@
           <w:i w:val="0"/>
           <w:sz w:val="22"/>
         </w:rPr>
-        <w:t>Eixo X: faixas etárias (14–24, 25–34, 35–44, 45–54, 55–64, 65+).</w:t>
+        <w:t>Teste de heterogeneidade: diferença q90 − q10 = −0,0403, Z = −16,95, p &lt; 0,001. O erro-padrão vem de bootstrap m-out-of-n em blocos de UPA (1.229 de 40.969 UPAs por réplica, com reescala √(m/G)).</w:t>
       </w:r>
     </w:p>
     <w:p>
       <w:pPr>
-        <w:pStyle w:val="ListBullet"/>
-        <w:spacing w:after="60"/>
-        <w:ind w:left="283"/>
-      </w:pPr>
-      <w:r>
-        <w:rPr>
-          <w:rFonts w:ascii="Calibri" w:hAnsi="Calibri"/>
-          <w:b w:val="0"/>
-          <w:i w:val="0"/>
-          <w:sz w:val="22"/>
-        </w:rPr>
-        <w:t>Eixo Y: gap salarial racial médio (%) entre brancos e negros naquela faixa etária.</w:t>
-      </w:r>
-    </w:p>
-    <w:p>
-      <w:pPr>
-        <w:spacing w:before="80" w:after="120"/>
-        <w:jc w:val="left"/>
+        <w:spacing w:before="160" w:after="40"/>
       </w:pPr>
       <w:r>
         <w:rPr>
@@ -1484,92 +2774,14 @@
           <w:color w:val="1F3864"/>
           <w:sz w:val="22"/>
         </w:rPr>
-        <w:t>O que o padrão mostra:</w:t>
+        <w:t>▌ A pergunta que a banca vai fazer: “os dois padrões não se contradizem?”</w:t>
       </w:r>
     </w:p>
     <w:p>
       <w:pPr>
-        <w:pStyle w:val="ListBullet"/>
-        <w:spacing w:after="60"/>
-        <w:ind w:left="283"/>
-      </w:pPr>
-      <w:r>
-        <w:rPr>
-          <w:rFonts w:ascii="Calibri" w:hAnsi="Calibri"/>
-          <w:b w:val="0"/>
-          <w:i w:val="0"/>
-          <w:sz w:val="22"/>
-        </w:rPr>
-        <w:t>14–24 anos: gap de 9,1% — pequeno, quando todos estão na base do mercado.</w:t>
-      </w:r>
-    </w:p>
-    <w:p>
-      <w:pPr>
-        <w:pStyle w:val="ListBullet"/>
-        <w:spacing w:after="60"/>
-        <w:ind w:left="283"/>
-      </w:pPr>
-      <w:r>
-        <w:rPr>
-          <w:rFonts w:ascii="Calibri" w:hAnsi="Calibri"/>
-          <w:b w:val="0"/>
-          <w:i w:val="0"/>
-          <w:sz w:val="22"/>
-        </w:rPr>
-        <w:t>25–34 anos: gap sobe para 25,0% — primeiro ciclo de diferenciação de carreira.</w:t>
-      </w:r>
-    </w:p>
-    <w:p>
-      <w:pPr>
-        <w:pStyle w:val="ListBullet"/>
-        <w:spacing w:after="60"/>
-        <w:ind w:left="283"/>
-      </w:pPr>
-      <w:r>
-        <w:rPr>
-          <w:rFonts w:ascii="Calibri" w:hAnsi="Calibri"/>
-          <w:b w:val="0"/>
-          <w:i w:val="0"/>
-          <w:sz w:val="22"/>
-        </w:rPr>
-        <w:t>35–44 anos: gap PICO de 37,5% — fase de maior mobilidade vertical; o teto de vidro se fecha exatamente quando as promoções mais importam.</w:t>
-      </w:r>
-    </w:p>
-    <w:p>
-      <w:pPr>
-        <w:pStyle w:val="ListBullet"/>
-        <w:spacing w:after="60"/>
-        <w:ind w:left="283"/>
-      </w:pPr>
-      <w:r>
-        <w:rPr>
-          <w:rFonts w:ascii="Calibri" w:hAnsi="Calibri"/>
-          <w:b w:val="0"/>
-          <w:i w:val="0"/>
-          <w:sz w:val="22"/>
-        </w:rPr>
-        <w:t>65+: gap de 40,0% — acumulação máxima ao longo de toda a carreira.</w:t>
-      </w:r>
-    </w:p>
-    <w:p>
-      <w:pPr>
-        <w:spacing w:before="80" w:after="40"/>
-      </w:pPr>
-      <w:r>
-        <w:rPr>
-          <w:rFonts w:ascii="Calibri" w:hAnsi="Calibri"/>
-          <w:b/>
-          <w:i w:val="0"/>
-          <w:color w:val="B71C1C"/>
-          <w:sz w:val="22"/>
-        </w:rPr>
-        <w:t>▌ O que dizer se perguntarem:</w:t>
-      </w:r>
-    </w:p>
-    <w:p>
-      <w:pPr>
         <w:spacing w:after="40"/>
         <w:ind w:left="454"/>
+        <w:jc w:val="both"/>
       </w:pPr>
       <w:r>
         <w:rPr>
@@ -1578,56 +2790,14 @@
           <w:i w:val="0"/>
           <w:sz w:val="21"/>
         </w:rPr>
-        <w:t>'O padrão de ciclo de vida é a confirmação empírica da natureza acumulativa da discriminação. Isso é consistente com o coeficiente negro×experiência (β=−0.0019, p&lt;0.001) no GLMM: cada ano adicional de experiência AMPLIA o gap racial em vez de reduzi-lo. Em um mercado justo, mais experiência deveria nivelar as diferenças — o sinal negativo confirma que o mecanismo de discriminação se intensifica com a progressão de carreira, não o contrário.'</w:t>
-      </w:r>
-    </w:p>
-    <w:p/>
-    <w:p>
-      <w:pPr>
-        <w:pStyle w:val="Heading2"/>
-      </w:pPr>
-      <w:r>
-        <w:rPr>
-          <w:rFonts w:ascii="Calibri" w:hAnsi="Calibri"/>
-          <w:color w:val="1F3864"/>
-        </w:rPr>
-        <w:t>TABELAS ANALÍTICAS — O QUE SABER SOBRE CADA TABELA</w:t>
+        <w:t>Não. A QR estima quantis condicionais: β(τ) compara negros e brancos na mesma posição dentro da distribuição de pessoas com o mesmo perfil observável. O crescimento de |β(τ)| significa que a dispersão condicional é maior entre brancos (fanning out) — não que “os negros do topo sofrem mais”: quantis não seguem indivíduos.</w:t>
       </w:r>
     </w:p>
     <w:p>
       <w:pPr>
-        <w:spacing w:before="0" w:after="160"/>
-        <w:jc w:val="left"/>
-      </w:pPr>
-      <w:r>
-        <w:rPr>
-          <w:rFonts w:ascii="Calibri" w:hAnsi="Calibri"/>
-          <w:b w:val="0"/>
-          <w:i w:val="0"/>
-          <w:sz w:val="22"/>
-        </w:rPr>
-        <w:t>As quatro tabelas abaixo foram geradas a partir dos microdados PNAD Contínua 2016–2025 com ponderação amostral (peso V1028). Elas estabelecem o diagnóstico descritivo e os resultados Mincer antes da modelagem HLM/GLMM.</w:t>
-      </w:r>
-    </w:p>
-    <w:p>
-      <w:pPr>
-        <w:spacing w:before="80" w:after="40"/>
-      </w:pPr>
-      <w:r>
-        <w:rPr>
-          <w:rFonts w:ascii="Calibri" w:hAnsi="Calibri"/>
-          <w:b/>
-          <w:i w:val="0"/>
-          <w:color w:val="1F3864"/>
-          <w:sz w:val="22"/>
-        </w:rPr>
-        <w:t>▌ Tabela 1 — Estatísticas Descritivas por Raça (tab1_descritiva_racial.csv)</w:t>
-      </w:r>
-    </w:p>
-    <w:p>
-      <w:pPr>
         <w:spacing w:after="40"/>
         <w:ind w:left="454"/>
+        <w:jc w:val="both"/>
       </w:pPr>
       <w:r>
         <w:rPr>
@@ -1636,315 +2806,17 @@
           <w:i w:val="0"/>
           <w:sz w:val="21"/>
         </w:rPr>
-        <w:t>Conteúdo: N, renda média (R$), renda mediana (R$), escolaridade média (anos), % emprego formal, % superior completo — para brancos e negros separadamente.</w:t>
+        <w:t>A RIF-OB decompõe quantis incondicionais da distribuição de renda do país. Como a composição observável concentra negros na base, a parcela de retornos é maior ali. Um resultado é sobre preço; o outro, sobre distribuição.</w:t>
       </w:r>
     </w:p>
     <w:p>
       <w:pPr>
-        <w:spacing w:after="40"/>
-        <w:ind w:left="454"/>
-      </w:pPr>
-      <w:r>
-        <w:rPr>
-          <w:rFonts w:ascii="Calibri" w:hAnsi="Calibri"/>
-          <w:b w:val="0"/>
-          <w:i w:val="0"/>
-          <w:sz w:val="21"/>
-        </w:rPr>
-        <w:t>Números a memorizar: renda mediana brancos = R$2.000 / negros = R$1.450 (gap 27,5%); renda média: gap de 37,5%; formal: brancos 53% vs negros 48%.</w:t>
-      </w:r>
-    </w:p>
-    <w:p>
-      <w:pPr>
-        <w:spacing w:after="40"/>
-        <w:ind w:left="454"/>
-      </w:pPr>
-      <w:r>
-        <w:rPr>
-          <w:rFonts w:ascii="Calibri" w:hAnsi="Calibri"/>
-          <w:b w:val="0"/>
-          <w:i w:val="0"/>
-          <w:sz w:val="21"/>
-        </w:rPr>
-        <w:t>Se perguntarem 'por que mediana?': A distribuição de renda é muito assimétrica (cauda direita longa). A mediana é robusta a outliers e representa melhor o trabalhador típico. O gap de 37,5% na média é maior porque inclui rendas do topo onde o gap é ainda mais intenso.</w:t>
-      </w:r>
-    </w:p>
-    <w:p/>
-    <w:p>
-      <w:pPr>
-        <w:spacing w:before="80" w:after="40"/>
-      </w:pPr>
-      <w:r>
-        <w:rPr>
-          <w:rFonts w:ascii="Calibri" w:hAnsi="Calibri"/>
-          <w:b/>
-          <w:i w:val="0"/>
-          <w:color w:val="1F3864"/>
-          <w:sz w:val="22"/>
-        </w:rPr>
-        <w:t>▌ Tabela 2 — Gap Bruto por Subgrupo (tab2_gap_bruto_subgrupos.csv)</w:t>
-      </w:r>
-    </w:p>
-    <w:p>
-      <w:pPr>
-        <w:spacing w:after="40"/>
-        <w:ind w:left="454"/>
-      </w:pPr>
-      <w:r>
-        <w:rPr>
-          <w:rFonts w:ascii="Calibri" w:hAnsi="Calibri"/>
-          <w:b w:val="0"/>
-          <w:i w:val="0"/>
-          <w:sz w:val="21"/>
-        </w:rPr>
-        <w:t>Conteúdo: gap racial médio (%) segmentado por gênero × faixa educacional.</w:t>
-      </w:r>
-    </w:p>
-    <w:p>
-      <w:pPr>
-        <w:spacing w:after="40"/>
-        <w:ind w:left="454"/>
-      </w:pPr>
-      <w:r>
-        <w:rPr>
-          <w:rFonts w:ascii="Calibri" w:hAnsi="Calibri"/>
-          <w:b w:val="0"/>
-          <w:i w:val="0"/>
-          <w:sz w:val="21"/>
-        </w:rPr>
-        <w:t>Subgrupo com maior gap: mulher negra — confirma empiricamente a interseccionalidade.</w:t>
-      </w:r>
-    </w:p>
-    <w:p>
-      <w:pPr>
-        <w:spacing w:after="40"/>
-        <w:ind w:left="454"/>
-      </w:pPr>
-      <w:r>
-        <w:rPr>
-          <w:rFonts w:ascii="Calibri" w:hAnsi="Calibri"/>
-          <w:b w:val="0"/>
-          <w:i w:val="0"/>
-          <w:sz w:val="21"/>
-        </w:rPr>
-        <w:t>Subgrupo com menor gap: homens com superior completo (escolaridade nivela parte da desvantagem de capital humano, mas gap persiste).</w:t>
-      </w:r>
-    </w:p>
-    <w:p>
-      <w:pPr>
-        <w:spacing w:after="40"/>
-        <w:ind w:left="454"/>
-      </w:pPr>
-      <w:r>
-        <w:rPr>
-          <w:rFonts w:ascii="Calibri" w:hAnsi="Calibri"/>
-          <w:b w:val="0"/>
-          <w:i w:val="0"/>
-          <w:sz w:val="21"/>
-        </w:rPr>
-        <w:t>Se perguntarem: 'Por que mostrar subgrupos?' — Confirma Crenshaw (1989): políticas de renda que tratam 'negro' como categoria homogênea subestimam severamente o impacto sobre mulheres negras, que são o subgrupo mais afetado pela discriminação composta.</w:t>
-      </w:r>
-    </w:p>
-    <w:p/>
-    <w:p>
-      <w:pPr>
-        <w:spacing w:before="80" w:after="40"/>
-      </w:pPr>
-      <w:r>
-        <w:rPr>
-          <w:rFonts w:ascii="Calibri" w:hAnsi="Calibri"/>
-          <w:b/>
-          <w:i w:val="0"/>
-          <w:color w:val="1F3864"/>
-          <w:sz w:val="22"/>
-        </w:rPr>
-        <w:t>▌ Tabela 3 — Equação de Mincer Progressiva (tab3_mincer_progressivo.csv)</w:t>
-      </w:r>
-    </w:p>
-    <w:p>
-      <w:pPr>
-        <w:spacing w:after="40"/>
-        <w:ind w:left="454"/>
-      </w:pPr>
-      <w:r>
-        <w:rPr>
-          <w:rFonts w:ascii="Calibri" w:hAnsi="Calibri"/>
-          <w:b w:val="0"/>
-          <w:i w:val="0"/>
-          <w:sz w:val="21"/>
-        </w:rPr>
-        <w:t>Conteúdo: 5 especificações OLS progressivas (M1–M5) com coeficiente de 'negro' em cada modelo.</w:t>
-      </w:r>
-    </w:p>
-    <w:p>
-      <w:pPr>
-        <w:spacing w:after="40"/>
-        <w:ind w:left="454"/>
-      </w:pPr>
-      <w:r>
-        <w:rPr>
-          <w:rFonts w:ascii="Calibri" w:hAnsi="Calibri"/>
-          <w:b w:val="0"/>
-          <w:i w:val="0"/>
-          <w:sz w:val="21"/>
-        </w:rPr>
-        <w:t>M1 (apenas negro): gap = −23,1% | M2 (+edu+experiência): −22,3% | M3 (+UF): −7,9% | M4 (+setor+horas): −7,0% | M5 (completo): −6,2%</w:t>
-      </w:r>
-    </w:p>
-    <w:p>
-      <w:pPr>
-        <w:spacing w:after="40"/>
-        <w:ind w:left="454"/>
-      </w:pPr>
-      <w:r>
-        <w:rPr>
-          <w:rFonts w:ascii="Calibri" w:hAnsi="Calibri"/>
-          <w:b w:val="0"/>
-          <w:i w:val="0"/>
-          <w:sz w:val="21"/>
-        </w:rPr>
-        <w:t>Padrão: o salto entre M2 e M3 (−22,3% → −7,9%) mostra que os estados explicam grande parte do gap bruto — confirmando a dimensão territorial da desigualdade racial.</w:t>
-      </w:r>
-    </w:p>
-    <w:p>
-      <w:pPr>
-        <w:spacing w:after="40"/>
-        <w:ind w:left="454"/>
-      </w:pPr>
-      <w:r>
-        <w:rPr>
-          <w:rFonts w:ascii="Calibri" w:hAnsi="Calibri"/>
-          <w:b w:val="0"/>
-          <w:i w:val="0"/>
-          <w:sz w:val="21"/>
-        </w:rPr>
-        <w:t>Se perguntarem sobre Mincer (1974): 'A especificação padrão para estimar retornos à educação inclui log(renda) ~ educação + experiência + experiência². A versão progressiva aqui mostra explicitamente quanto cada bloco de variáveis explica do gap — é a formalização OLS do que o HLM faz de forma hierárquica.'</w:t>
-      </w:r>
-    </w:p>
-    <w:p/>
-    <w:p>
-      <w:pPr>
-        <w:spacing w:before="80" w:after="40"/>
-      </w:pPr>
-      <w:r>
-        <w:rPr>
-          <w:rFonts w:ascii="Calibri" w:hAnsi="Calibri"/>
-          <w:b/>
-          <w:i w:val="0"/>
-          <w:color w:val="1F3864"/>
-          <w:sz w:val="22"/>
-        </w:rPr>
-        <w:t>▌ Tabela 4 — Termos de Interação Racial no GLMM (tab4_interacoes.csv)</w:t>
-      </w:r>
-    </w:p>
-    <w:p>
-      <w:pPr>
-        <w:spacing w:after="40"/>
-        <w:ind w:left="454"/>
-      </w:pPr>
-      <w:r>
-        <w:rPr>
-          <w:rFonts w:ascii="Calibri" w:hAnsi="Calibri"/>
-          <w:b w:val="0"/>
-          <w:i w:val="0"/>
-          <w:sz w:val="21"/>
-        </w:rPr>
-        <w:t>Conteúdo: coeficientes de interação estimados no GLMM: negro×sexo_fem, negro×experiência, negro×educ_alto, negro×educ_med.</w:t>
-      </w:r>
-    </w:p>
-    <w:p>
-      <w:pPr>
-        <w:spacing w:after="40"/>
-        <w:ind w:left="454"/>
-      </w:pPr>
-      <w:r>
-        <w:rPr>
-          <w:rFonts w:ascii="Calibri" w:hAnsi="Calibri"/>
-          <w:b w:val="0"/>
-          <w:i w:val="0"/>
-          <w:sz w:val="21"/>
-        </w:rPr>
-        <w:t>negro×sexo_fem: β=+0.0416 (***) — mulheres negras têm desvantagem ADICIONAL além da soma dos efeitos de raça e gênero separados (interseccionalidade confirmada).</w:t>
-      </w:r>
-    </w:p>
-    <w:p>
-      <w:pPr>
-        <w:spacing w:after="40"/>
-        <w:ind w:left="454"/>
-      </w:pPr>
-      <w:r>
-        <w:rPr>
-          <w:rFonts w:ascii="Calibri" w:hAnsi="Calibri"/>
-          <w:b w:val="0"/>
-          <w:i w:val="0"/>
-          <w:sz w:val="21"/>
-        </w:rPr>
-        <w:t>negro×experiência: β=−0.0019 (***) — cada ano de experiência AMPLIA o gap racial. Sinal negativo: a experiência retorna menos para negros do que para brancos.</w:t>
-      </w:r>
-    </w:p>
-    <w:p>
-      <w:pPr>
-        <w:spacing w:after="40"/>
-        <w:ind w:left="454"/>
-      </w:pPr>
-      <w:r>
-        <w:rPr>
-          <w:rFonts w:ascii="Calibri" w:hAnsi="Calibri"/>
-          <w:b w:val="0"/>
-          <w:i w:val="0"/>
-          <w:sz w:val="21"/>
-        </w:rPr>
-        <w:t>negro×educ_alto e negro×educ_med: não significativos (ns) — mais escolaridade não elimina a desvantagem racial. Capital humano é necessário mas não suficiente.</w:t>
-      </w:r>
-    </w:p>
-    <w:p>
-      <w:pPr>
-        <w:spacing w:after="40"/>
-        <w:ind w:left="454"/>
-      </w:pPr>
-      <w:r>
-        <w:rPr>
-          <w:rFonts w:ascii="Calibri" w:hAnsi="Calibri"/>
-          <w:b w:val="0"/>
-          <w:i w:val="0"/>
-          <w:sz w:val="21"/>
-        </w:rPr>
-        <w:t>Se perguntarem sobre β negativo em negro×experiência: 'Significa que 1 ano adicional de experiência reduz a probabilidade de ocupação qualificada de negros 0.0019 pontos a mais do que para brancos. O mecanismo provável é o teto de vidro: com o tempo, brancos são promovidos e negros estacionam — o que se acumula ao longo do ciclo de vida (Fig 4).'</w:t>
-      </w:r>
-    </w:p>
-    <w:p/>
-    <w:p>
-      <w:pPr>
-        <w:spacing w:before="120" w:after="120"/>
-      </w:pPr>
-      <w:r>
-        <w:rPr>
-          <w:color w:val="BBBBBB"/>
-          <w:sz w:val="16"/>
-        </w:rPr>
-        <w:t>────────────────────────────────────────────────────────────────────────────────</w:t>
-      </w:r>
-    </w:p>
-    <w:p>
-      <w:pPr>
-        <w:pStyle w:val="Heading2"/>
-      </w:pPr>
-      <w:r>
-        <w:rPr>
-          <w:rFonts w:ascii="Calibri" w:hAnsi="Calibri"/>
-          <w:color w:val="1F3864"/>
-        </w:rPr>
-        <w:t>Figura 3 — Razão de Representação por Grupo Ocupacional (CBO)</w:t>
-      </w:r>
-    </w:p>
-    <w:p>
-      <w:pPr>
         <w:jc w:val="center"/>
       </w:pPr>
       <w:r>
         <w:drawing>
           <wp:inline xmlns:a="http://schemas.openxmlformats.org/drawingml/2006/main" xmlns:pic="http://schemas.openxmlformats.org/drawingml/2006/picture">
-            <wp:extent cx="5040000" cy="1567059"/>
+            <wp:extent cx="5580000" cy="2140898"/>
             <wp:docPr id="4" name="Picture 4"/>
             <wp:cNvGraphicFramePr>
               <a:graphicFrameLocks noChangeAspect="1"/>
@@ -1953,7 +2825,7 @@
               <a:graphicData uri="http://schemas.openxmlformats.org/drawingml/2006/picture">
                 <pic:pic>
                   <pic:nvPicPr>
-                    <pic:cNvPr id="0" name="comp_razao_grupo_cbo.png"/>
+                    <pic:cNvPr id="0" name="fig_qr_rif.png"/>
                     <pic:cNvPicPr/>
                   </pic:nvPicPr>
                   <pic:blipFill>
@@ -1965,7 +2837,7 @@
                   <pic:spPr>
                     <a:xfrm>
                       <a:off x="0" y="0"/>
-                      <a:ext cx="5040000" cy="1567059"/>
+                      <a:ext cx="5580000" cy="2140898"/>
                     </a:xfrm>
                     <a:prstGeom prst="rect"/>
                   </pic:spPr>
@@ -1978,22 +2850,35 @@
     </w:p>
     <w:p>
       <w:pPr>
-        <w:spacing w:after="200"/>
+        <w:spacing w:before="0" w:after="200"/>
         <w:jc w:val="center"/>
       </w:pPr>
       <w:r>
         <w:rPr>
+          <w:rFonts w:ascii="Calibri" w:hAnsi="Calibri"/>
+          <w:b w:val="0"/>
           <w:i/>
-          <w:color w:val="606060"/>
-          <w:sz w:val="18"/>
+          <w:color w:val="616161"/>
+          <w:sz w:val="19"/>
         </w:rPr>
-        <w:t>Razão negros/brancos por grupo CBO. Linha tracejada = paridade (1,0).</w:t>
+        <w:t>Teto de vidro e piso pegajoso são o mesmo fenômeno visto de dois ângulos.</w:t>
       </w:r>
     </w:p>
     <w:p>
       <w:pPr>
-        <w:spacing w:before="80" w:after="120"/>
-        <w:jc w:val="left"/>
+        <w:pStyle w:val="Heading2"/>
+      </w:pPr>
+      <w:r>
+        <w:rPr>
+          <w:rFonts w:ascii="Calibri" w:hAnsi="Calibri"/>
+          <w:color w:val="1F3864"/>
+        </w:rPr>
+        <w:t>3.4  GLMM logístico de acesso (lme4::glmer)</w:t>
+      </w:r>
+    </w:p>
+    <w:p>
+      <w:pPr>
+        <w:spacing w:before="160" w:after="40"/>
       </w:pPr>
       <w:r>
         <w:rPr>
@@ -2003,14 +2888,466 @@
           <w:color w:val="1F3864"/>
           <w:sz w:val="22"/>
         </w:rPr>
-        <w:t>Como ler:</w:t>
+        <w:t>▌ Pergunta</w:t>
       </w:r>
     </w:p>
     <w:p>
       <w:pPr>
+        <w:spacing w:after="40"/>
+        <w:ind w:left="454"/>
+        <w:jc w:val="both"/>
+      </w:pPr>
+      <w:r>
+        <w:rPr>
+          <w:rFonts w:ascii="Calibri" w:hAnsi="Calibri"/>
+          <w:b w:val="0"/>
+          <w:i w:val="0"/>
+          <w:sz w:val="21"/>
+        </w:rPr>
+        <w:t>Controlando escolaridade, sexo, idade, estado e contexto do bairro, um trabalhador negro tem a mesma chance de ocupar um cargo qualificado ou de chegar ao topo da renda?</w:t>
+      </w:r>
+    </w:p>
+    <w:tbl>
+      <w:tblPr>
+        <w:tblStyle w:val="LightGrid-Accent1"/>
+        <w:tblW w:type="auto" w:w="0"/>
+        <w:tblLook w:firstColumn="1" w:firstRow="1" w:lastColumn="0" w:lastRow="0" w:noHBand="0" w:noVBand="1" w:val="04A0"/>
+      </w:tblPr>
+      <w:tblGrid>
+        <w:gridCol w:w="1624"/>
+        <w:gridCol w:w="1624"/>
+        <w:gridCol w:w="1624"/>
+        <w:gridCol w:w="1624"/>
+        <w:gridCol w:w="1624"/>
+        <w:gridCol w:w="1624"/>
+      </w:tblGrid>
+      <w:tr>
+        <w:tc>
+          <w:tcPr>
+            <w:tcW w:type="dxa" w:w="2835"/>
+          </w:tcPr>
+          <w:p>
+            <w:r/>
+            <w:r>
+              <w:rPr>
+                <w:rFonts w:ascii="Calibri" w:hAnsi="Calibri"/>
+                <w:b/>
+                <w:i w:val="0"/>
+                <w:sz w:val="20"/>
+              </w:rPr>
+              <w:t>Desfecho</w:t>
+            </w:r>
+          </w:p>
+        </w:tc>
+        <w:tc>
+          <w:tcPr>
+            <w:tcW w:type="dxa" w:w="2041"/>
+          </w:tcPr>
+          <w:p>
+            <w:r/>
+            <w:r>
+              <w:rPr>
+                <w:rFonts w:ascii="Calibri" w:hAnsi="Calibri"/>
+                <w:b/>
+                <w:i w:val="0"/>
+                <w:sz w:val="20"/>
+              </w:rPr>
+              <w:t>OR (IC 95%)</w:t>
+            </w:r>
+          </w:p>
+        </w:tc>
+        <w:tc>
+          <w:tcPr>
+            <w:tcW w:type="dxa" w:w="1247"/>
+          </w:tcPr>
+          <w:p>
+            <w:r/>
+            <w:r>
+              <w:rPr>
+                <w:rFonts w:ascii="Calibri" w:hAnsi="Calibri"/>
+                <w:b/>
+                <w:i w:val="0"/>
+                <w:sz w:val="20"/>
+              </w:rPr>
+              <w:t>AME (p.p.)</w:t>
+            </w:r>
+          </w:p>
+        </w:tc>
+        <w:tc>
+          <w:tcPr>
+            <w:tcW w:type="dxa" w:w="1020"/>
+          </w:tcPr>
+          <w:p>
+            <w:r/>
+            <w:r>
+              <w:rPr>
+                <w:rFonts w:ascii="Calibri" w:hAnsi="Calibri"/>
+                <w:b/>
+                <w:i w:val="0"/>
+                <w:sz w:val="20"/>
+              </w:rPr>
+              <w:t>ICC UPA</w:t>
+            </w:r>
+          </w:p>
+        </w:tc>
+        <w:tc>
+          <w:tcPr>
+            <w:tcW w:type="dxa" w:w="907"/>
+          </w:tcPr>
+          <w:p>
+            <w:r/>
+            <w:r>
+              <w:rPr>
+                <w:rFonts w:ascii="Calibri" w:hAnsi="Calibri"/>
+                <w:b/>
+                <w:i w:val="0"/>
+                <w:sz w:val="20"/>
+              </w:rPr>
+              <w:t>AUC</w:t>
+            </w:r>
+          </w:p>
+        </w:tc>
+        <w:tc>
+          <w:tcPr>
+            <w:tcW w:type="dxa" w:w="1020"/>
+          </w:tcPr>
+          <w:p>
+            <w:r/>
+            <w:r>
+              <w:rPr>
+                <w:rFonts w:ascii="Calibri" w:hAnsi="Calibri"/>
+                <w:b/>
+                <w:i w:val="0"/>
+                <w:sz w:val="20"/>
+              </w:rPr>
+              <w:t>E-value</w:t>
+            </w:r>
+          </w:p>
+        </w:tc>
+      </w:tr>
+      <w:tr>
+        <w:tc>
+          <w:tcPr>
+            <w:tcW w:type="dxa" w:w="2835"/>
+          </w:tcPr>
+          <w:p>
+            <w:r/>
+            <w:r>
+              <w:rPr>
+                <w:rFonts w:ascii="Calibri" w:hAnsi="Calibri"/>
+                <w:b w:val="0"/>
+                <w:i w:val="0"/>
+                <w:sz w:val="20"/>
+              </w:rPr>
+              <w:t>Cargo qualificado (CBO 1–4)</w:t>
+            </w:r>
+          </w:p>
+        </w:tc>
+        <w:tc>
+          <w:tcPr>
+            <w:tcW w:type="dxa" w:w="2041"/>
+          </w:tcPr>
+          <w:p>
+            <w:r/>
+            <w:r>
+              <w:rPr>
+                <w:rFonts w:ascii="Calibri" w:hAnsi="Calibri"/>
+                <w:b w:val="0"/>
+                <w:i w:val="0"/>
+                <w:sz w:val="20"/>
+              </w:rPr>
+              <w:t>0,699 (0,696–0,702)</w:t>
+            </w:r>
+          </w:p>
+        </w:tc>
+        <w:tc>
+          <w:tcPr>
+            <w:tcW w:type="dxa" w:w="1247"/>
+          </w:tcPr>
+          <w:p>
+            <w:r/>
+            <w:r>
+              <w:rPr>
+                <w:rFonts w:ascii="Calibri" w:hAnsi="Calibri"/>
+                <w:b w:val="0"/>
+                <w:i w:val="0"/>
+                <w:sz w:val="20"/>
+              </w:rPr>
+              <w:t>−5,5</w:t>
+            </w:r>
+          </w:p>
+        </w:tc>
+        <w:tc>
+          <w:tcPr>
+            <w:tcW w:type="dxa" w:w="1020"/>
+          </w:tcPr>
+          <w:p>
+            <w:r/>
+            <w:r>
+              <w:rPr>
+                <w:rFonts w:ascii="Calibri" w:hAnsi="Calibri"/>
+                <w:b w:val="0"/>
+                <w:i w:val="0"/>
+                <w:sz w:val="20"/>
+              </w:rPr>
+              <w:t>0,198</w:t>
+            </w:r>
+          </w:p>
+        </w:tc>
+        <w:tc>
+          <w:tcPr>
+            <w:tcW w:type="dxa" w:w="907"/>
+          </w:tcPr>
+          <w:p>
+            <w:r/>
+            <w:r>
+              <w:rPr>
+                <w:rFonts w:ascii="Calibri" w:hAnsi="Calibri"/>
+                <w:b w:val="0"/>
+                <w:i w:val="0"/>
+                <w:sz w:val="20"/>
+              </w:rPr>
+              <w:t>0,831</w:t>
+            </w:r>
+          </w:p>
+        </w:tc>
+        <w:tc>
+          <w:tcPr>
+            <w:tcW w:type="dxa" w:w="1020"/>
+          </w:tcPr>
+          <w:p>
+            <w:r/>
+            <w:r>
+              <w:rPr>
+                <w:rFonts w:ascii="Calibri" w:hAnsi="Calibri"/>
+                <w:b w:val="0"/>
+                <w:i w:val="0"/>
+                <w:sz w:val="20"/>
+              </w:rPr>
+              <w:t>2,2</w:t>
+            </w:r>
+          </w:p>
+        </w:tc>
+      </w:tr>
+      <w:tr>
+        <w:tc>
+          <w:tcPr>
+            <w:tcW w:type="dxa" w:w="2835"/>
+          </w:tcPr>
+          <w:p>
+            <w:r/>
+            <w:r>
+              <w:rPr>
+                <w:rFonts w:ascii="Calibri" w:hAnsi="Calibri"/>
+                <w:b w:val="0"/>
+                <w:i w:val="0"/>
+                <w:sz w:val="20"/>
+              </w:rPr>
+              <w:t>Topo 20% da renda</w:t>
+            </w:r>
+          </w:p>
+        </w:tc>
+        <w:tc>
+          <w:tcPr>
+            <w:tcW w:type="dxa" w:w="2041"/>
+          </w:tcPr>
+          <w:p>
+            <w:r/>
+            <w:r>
+              <w:rPr>
+                <w:rFonts w:ascii="Calibri" w:hAnsi="Calibri"/>
+                <w:b w:val="0"/>
+                <w:i w:val="0"/>
+                <w:sz w:val="20"/>
+              </w:rPr>
+              <w:t>0,688</w:t>
+            </w:r>
+          </w:p>
+        </w:tc>
+        <w:tc>
+          <w:tcPr>
+            <w:tcW w:type="dxa" w:w="1247"/>
+          </w:tcPr>
+          <w:p>
+            <w:r/>
+            <w:r>
+              <w:rPr>
+                <w:rFonts w:ascii="Calibri" w:hAnsi="Calibri"/>
+                <w:b w:val="0"/>
+                <w:i w:val="0"/>
+                <w:sz w:val="20"/>
+              </w:rPr>
+              <w:t>−4,7</w:t>
+            </w:r>
+          </w:p>
+        </w:tc>
+        <w:tc>
+          <w:tcPr>
+            <w:tcW w:type="dxa" w:w="1020"/>
+          </w:tcPr>
+          <w:p>
+            <w:r/>
+            <w:r>
+              <w:rPr>
+                <w:rFonts w:ascii="Calibri" w:hAnsi="Calibri"/>
+                <w:b w:val="0"/>
+                <w:i w:val="0"/>
+                <w:sz w:val="20"/>
+              </w:rPr>
+              <w:t>0,281</w:t>
+            </w:r>
+          </w:p>
+        </w:tc>
+        <w:tc>
+          <w:tcPr>
+            <w:tcW w:type="dxa" w:w="907"/>
+          </w:tcPr>
+          <w:p>
+            <w:r/>
+            <w:r>
+              <w:rPr>
+                <w:rFonts w:ascii="Calibri" w:hAnsi="Calibri"/>
+                <w:b w:val="0"/>
+                <w:i w:val="0"/>
+                <w:sz w:val="20"/>
+              </w:rPr>
+              <w:t>0,844</w:t>
+            </w:r>
+          </w:p>
+        </w:tc>
+        <w:tc>
+          <w:tcPr>
+            <w:tcW w:type="dxa" w:w="1020"/>
+          </w:tcPr>
+          <w:p>
+            <w:r/>
+            <w:r>
+              <w:rPr>
+                <w:rFonts w:ascii="Calibri" w:hAnsi="Calibri"/>
+                <w:b w:val="0"/>
+                <w:i w:val="0"/>
+                <w:sz w:val="20"/>
+              </w:rPr>
+              <w:t>2,3</w:t>
+            </w:r>
+          </w:p>
+        </w:tc>
+      </w:tr>
+      <w:tr>
+        <w:tc>
+          <w:tcPr>
+            <w:tcW w:type="dxa" w:w="2835"/>
+          </w:tcPr>
+          <w:p>
+            <w:r/>
+            <w:r>
+              <w:rPr>
+                <w:rFonts w:ascii="Calibri" w:hAnsi="Calibri"/>
+                <w:b w:val="0"/>
+                <w:i w:val="0"/>
+                <w:sz w:val="20"/>
+              </w:rPr>
+              <w:t>Topo 10% da renda</w:t>
+            </w:r>
+          </w:p>
+        </w:tc>
+        <w:tc>
+          <w:tcPr>
+            <w:tcW w:type="dxa" w:w="2041"/>
+          </w:tcPr>
+          <w:p>
+            <w:r/>
+            <w:r>
+              <w:rPr>
+                <w:rFonts w:ascii="Calibri" w:hAnsi="Calibri"/>
+                <w:b w:val="0"/>
+                <w:i w:val="0"/>
+                <w:sz w:val="20"/>
+              </w:rPr>
+              <w:t>0,654</w:t>
+            </w:r>
+          </w:p>
+        </w:tc>
+        <w:tc>
+          <w:tcPr>
+            <w:tcW w:type="dxa" w:w="1247"/>
+          </w:tcPr>
+          <w:p>
+            <w:r/>
+            <w:r>
+              <w:rPr>
+                <w:rFonts w:ascii="Calibri" w:hAnsi="Calibri"/>
+                <w:b w:val="0"/>
+                <w:i w:val="0"/>
+                <w:sz w:val="20"/>
+              </w:rPr>
+              <w:t>−3,0</w:t>
+            </w:r>
+          </w:p>
+        </w:tc>
+        <w:tc>
+          <w:tcPr>
+            <w:tcW w:type="dxa" w:w="1020"/>
+          </w:tcPr>
+          <w:p>
+            <w:r/>
+            <w:r>
+              <w:rPr>
+                <w:rFonts w:ascii="Calibri" w:hAnsi="Calibri"/>
+                <w:b w:val="0"/>
+                <w:i w:val="0"/>
+                <w:sz w:val="20"/>
+              </w:rPr>
+              <w:t>0,350</w:t>
+            </w:r>
+          </w:p>
+        </w:tc>
+        <w:tc>
+          <w:tcPr>
+            <w:tcW w:type="dxa" w:w="907"/>
+          </w:tcPr>
+          <w:p>
+            <w:r/>
+            <w:r>
+              <w:rPr>
+                <w:rFonts w:ascii="Calibri" w:hAnsi="Calibri"/>
+                <w:b w:val="0"/>
+                <w:i w:val="0"/>
+                <w:sz w:val="20"/>
+              </w:rPr>
+              <w:t>0,878</w:t>
+            </w:r>
+          </w:p>
+        </w:tc>
+        <w:tc>
+          <w:tcPr>
+            <w:tcW w:type="dxa" w:w="1020"/>
+          </w:tcPr>
+          <w:p>
+            <w:r/>
+            <w:r>
+              <w:rPr>
+                <w:rFonts w:ascii="Calibri" w:hAnsi="Calibri"/>
+                <w:b w:val="0"/>
+                <w:i w:val="0"/>
+                <w:sz w:val="20"/>
+              </w:rPr>
+              <w:t>2,4</w:t>
+            </w:r>
+          </w:p>
+        </w:tc>
+      </w:tr>
+    </w:tbl>
+    <w:p>
+      <w:pPr>
+        <w:spacing w:after="40"/>
+      </w:pPr>
+    </w:p>
+    <w:p>
+      <w:pPr>
         <w:pStyle w:val="ListBullet"/>
         <w:spacing w:after="60"/>
-        <w:ind w:left="283"/>
+        <w:ind w:left="340"/>
       </w:pPr>
       <w:r>
         <w:rPr>
@@ -2019,14 +3356,14 @@
           <w:i w:val="0"/>
           <w:sz w:val="22"/>
         </w:rPr>
-        <w:t>Eixo Y: grupos ocupacionais CBO (do mais elementar ao mais qualificado).</w:t>
+        <w:t>Leitura em uma frase: a chance de um trabalhador negro ocupar cargo qualificado é 30% menor que a de um branco do mesmo bairro e perfil; no décimo superior da renda, 35% menor. O gradiente (0,699 → 0,688 → 0,654) é o teto de vidro.</w:t>
       </w:r>
     </w:p>
     <w:p>
       <w:pPr>
         <w:pStyle w:val="ListBullet"/>
         <w:spacing w:after="60"/>
-        <w:ind w:left="283"/>
+        <w:ind w:left="340"/>
       </w:pPr>
       <w:r>
         <w:rPr>
@@ -2035,14 +3372,14 @@
           <w:i w:val="0"/>
           <w:sz w:val="22"/>
         </w:rPr>
-        <w:t>Eixo X: razão entre a proporção de negros e a proporção de brancos no grupo. Valor 1,0 = paridade. Valor &lt; 1 = sub-representação de negros. Valor &gt; 1 = sobre-representação.</w:t>
+        <w:t>Diga “chance” (odds), não “probabilidade”: por isso o AME está ao lado — 5,5 pontos percentuais de probabilidade.</w:t>
       </w:r>
     </w:p>
     <w:p>
       <w:pPr>
         <w:pStyle w:val="ListBullet"/>
         <w:spacing w:after="60"/>
-        <w:ind w:left="283"/>
+        <w:ind w:left="340"/>
       </w:pPr>
       <w:r>
         <w:rPr>
@@ -2051,124 +3388,17 @@
           <w:i w:val="0"/>
           <w:sz w:val="22"/>
         </w:rPr>
-        <w:t>Linha tracejada vertical em 1,0 = ponto de equilíbrio.</w:t>
+        <w:t>Ajuste: AUC = 0,831 com efeito aleatório contra 0,790 só com efeitos fixos; corte de Youden 0,30 (sensibilidade 0,82, especificidade 0,68). O teste LR contra o logit pooled é 411.007 — o efeito aleatório de bairro não é ornamento.</w:t>
       </w:r>
     </w:p>
     <w:p>
       <w:pPr>
-        <w:spacing w:before="80" w:after="120"/>
-        <w:jc w:val="left"/>
-      </w:pPr>
-      <w:r>
-        <w:rPr>
-          <w:rFonts w:ascii="Calibri" w:hAnsi="Calibri"/>
-          <w:b/>
-          <w:i w:val="0"/>
-          <w:color w:val="1F3864"/>
-          <w:sz w:val="22"/>
-        </w:rPr>
-        <w:t>O que o padrão mostra:</w:t>
-      </w:r>
-    </w:p>
-    <w:p>
-      <w:pPr>
-        <w:pStyle w:val="ListBullet"/>
-        <w:spacing w:after="60"/>
-        <w:ind w:left="283"/>
-      </w:pPr>
-      <w:r>
-        <w:rPr>
-          <w:rFonts w:ascii="Calibri" w:hAnsi="Calibri"/>
-          <w:b w:val="0"/>
-          <w:i w:val="0"/>
-          <w:sz w:val="22"/>
-        </w:rPr>
-        <w:t>Grupos de prestígio (Dirigentes, Profissionais) ficam à esquerda da linha: negros são sub-representados. Grupos elementares ficam à direita: sobre-representados.</w:t>
-      </w:r>
-    </w:p>
-    <w:p>
-      <w:pPr>
-        <w:pStyle w:val="ListBullet"/>
-        <w:spacing w:after="60"/>
-        <w:ind w:left="283"/>
-      </w:pPr>
-      <w:r>
-        <w:rPr>
-          <w:rFonts w:ascii="Calibri" w:hAnsi="Calibri"/>
-          <w:b w:val="0"/>
-          <w:i w:val="0"/>
-          <w:sz w:val="22"/>
-        </w:rPr>
-        <w:t>Dirigentes: razão ≈ 0,42 — para cada 100 brancos na função, há apenas 42 negros.</w:t>
-      </w:r>
-    </w:p>
-    <w:p>
-      <w:pPr>
-        <w:pStyle w:val="ListBullet"/>
-        <w:spacing w:after="60"/>
-        <w:ind w:left="283"/>
-      </w:pPr>
-      <w:r>
-        <w:rPr>
-          <w:rFonts w:ascii="Calibri" w:hAnsi="Calibri"/>
-          <w:b w:val="0"/>
-          <w:i w:val="0"/>
-          <w:sz w:val="22"/>
-        </w:rPr>
-        <w:t>Elementares: razão ≈ 2,12 — negros são mais do que o dobro do esperado pela paridade.</w:t>
-      </w:r>
-    </w:p>
-    <w:p>
-      <w:pPr>
-        <w:spacing w:before="80" w:after="40"/>
-      </w:pPr>
-      <w:r>
-        <w:rPr>
-          <w:rFonts w:ascii="Calibri" w:hAnsi="Calibri"/>
-          <w:b/>
-          <w:i w:val="0"/>
-          <w:color w:val="B71C1C"/>
-          <w:sz w:val="22"/>
-        </w:rPr>
-        <w:t>▌ O que dizer se perguntarem:</w:t>
-      </w:r>
-    </w:p>
-    <w:p>
-      <w:pPr>
-        <w:spacing w:after="40"/>
-        <w:ind w:left="454"/>
-      </w:pPr>
-      <w:r>
-        <w:rPr>
-          <w:rFonts w:ascii="Calibri" w:hAnsi="Calibri"/>
-          <w:b w:val="0"/>
-          <w:i w:val="0"/>
-          <w:sz w:val="21"/>
-        </w:rPr>
-        <w:t>'Este gráfico é o primeiro diagnóstico visual da segregação ocupacional. A razão de 0,42 nos Dirigentes não é explicada por diferença de escolaridade — quando controlamos por educação no GLMM (lme4), o OR permanece em 0,693. Isso confirma que parte substancial da sub-representação é discriminação de acesso, não apenas diferença de capital humano.'</w:t>
-      </w:r>
-    </w:p>
-    <w:p/>
-    <w:p>
-      <w:pPr>
-        <w:pStyle w:val="Heading2"/>
-      </w:pPr>
-      <w:r>
-        <w:rPr>
-          <w:rFonts w:ascii="Calibri" w:hAnsi="Calibri"/>
-          <w:color w:val="1F3864"/>
-        </w:rPr>
-        <w:t>Figura 5 — Índice de Representação no Topo da Distribuição de Renda</w:t>
-      </w:r>
-    </w:p>
-    <w:p>
-      <w:pPr>
         <w:jc w:val="center"/>
       </w:pPr>
       <w:r>
         <w:drawing>
           <wp:inline xmlns:a="http://schemas.openxmlformats.org/drawingml/2006/main" xmlns:pic="http://schemas.openxmlformats.org/drawingml/2006/picture">
-            <wp:extent cx="5040000" cy="1792054"/>
+            <wp:extent cx="5580000" cy="2589309"/>
             <wp:docPr id="5" name="Picture 5"/>
             <wp:cNvGraphicFramePr>
               <a:graphicFrameLocks noChangeAspect="1"/>
@@ -2177,7 +3407,7 @@
               <a:graphicData uri="http://schemas.openxmlformats.org/drawingml/2006/picture">
                 <pic:pic>
                   <pic:nvPicPr>
-                    <pic:cNvPr id="0" name="comp_representacao_topo.png"/>
+                    <pic:cNvPr id="0" name="fig_glmm_or.png"/>
                     <pic:cNvPicPr/>
                   </pic:nvPicPr>
                   <pic:blipFill>
@@ -2189,7 +3419,7 @@
                   <pic:spPr>
                     <a:xfrm>
                       <a:off x="0" y="0"/>
-                      <a:ext cx="5040000" cy="1792054"/>
+                      <a:ext cx="5580000" cy="2589309"/>
                     </a:xfrm>
                     <a:prstGeom prst="rect"/>
                   </pic:spPr>
@@ -2202,39 +3432,54 @@
     </w:p>
     <w:p>
       <w:pPr>
-        <w:spacing w:after="200"/>
+        <w:spacing w:before="0" w:after="200"/>
         <w:jc w:val="center"/>
       </w:pPr>
       <w:r>
         <w:rPr>
+          <w:rFonts w:ascii="Calibri" w:hAnsi="Calibri"/>
+          <w:b w:val="0"/>
           <w:i/>
-          <w:color w:val="606060"/>
-          <w:sz w:val="18"/>
+          <w:color w:val="616161"/>
+          <w:sz w:val="19"/>
         </w:rPr>
-        <w:t>IR (Índice de Representação) por percentil de renda. IR=1 = paridade racial.</w:t>
+        <w:t>A porta é mais estreita para trabalhadores negros — e estreita ainda mais no topo da distribuição.</w:t>
       </w:r>
     </w:p>
     <w:p>
-      <w:pPr>
-        <w:spacing w:before="80" w:after="120"/>
-        <w:jc w:val="left"/>
+      <w:r>
+        <w:br w:type="page"/>
+      </w:r>
+    </w:p>
+    <w:p>
+      <w:pPr>
+        <w:pStyle w:val="Heading1"/>
       </w:pPr>
       <w:r>
         <w:rPr>
           <w:rFonts w:ascii="Calibri" w:hAnsi="Calibri"/>
-          <w:b/>
-          <w:i w:val="0"/>
           <w:color w:val="1F3864"/>
-          <w:sz w:val="22"/>
         </w:rPr>
-        <w:t>Como ler:</w:t>
+        <w:t>PARTE 4 — A ROBUSTEZ (É AQUI QUE A DEFESA SE GANHA)</w:t>
       </w:r>
     </w:p>
     <w:p>
       <w:pPr>
+        <w:pStyle w:val="Heading2"/>
+      </w:pPr>
+      <w:r>
+        <w:rPr>
+          <w:rFonts w:ascii="Calibri" w:hAnsi="Calibri"/>
+          <w:color w:val="1F3864"/>
+        </w:rPr>
+        <w:t>4.1  Konfound e E-values — e se faltar uma variável?</w:t>
+      </w:r>
+    </w:p>
+    <w:p>
+      <w:pPr>
         <w:pStyle w:val="ListBullet"/>
         <w:spacing w:after="60"/>
-        <w:ind w:left="283"/>
+        <w:ind w:left="340"/>
       </w:pPr>
       <w:r>
         <w:rPr>
@@ -2243,14 +3488,14 @@
           <w:i w:val="0"/>
           <w:sz w:val="22"/>
         </w:rPr>
-        <w:t>Eixo X: percentis de renda (do mais baixo ao topo).</w:t>
+        <w:t>Konfound (M3): seria preciso que 99,0% da estimativa fosse viés para invalidar a inferência; a correlação parcial exigida do confundidor (ITCV = 0,069) é maior que a de qualquer covariável observada.</w:t>
       </w:r>
     </w:p>
     <w:p>
       <w:pPr>
         <w:pStyle w:val="ListBullet"/>
         <w:spacing w:after="60"/>
-        <w:ind w:left="283"/>
+        <w:ind w:left="340"/>
       </w:pPr>
       <w:r>
         <w:rPr>
@@ -2259,14 +3504,26 @@
           <w:i w:val="0"/>
           <w:sz w:val="22"/>
         </w:rPr>
-        <w:t>Eixo Y: IR = (% negros no percentil) / (% negros na população total). IR=1 = representação proporcional. IR&lt;1 = sub-representação no topo.</w:t>
+        <w:t>E-value (acesso, M2) = 2,2: um confundidor não medido precisaria estar associado a ser negro e ao acesso com OR de pelo menos 2,2 — acima do observado para escolaridade superior.</w:t>
       </w:r>
     </w:p>
     <w:p>
       <w:pPr>
+        <w:pStyle w:val="Heading2"/>
+      </w:pPr>
+      <w:r>
+        <w:rPr>
+          <w:rFonts w:ascii="Calibri" w:hAnsi="Calibri"/>
+          <w:color w:val="1F3864"/>
+        </w:rPr>
+        <w:t>4.2  Balanceamento e suporte comum</w:t>
+      </w:r>
+    </w:p>
+    <w:p>
+      <w:pPr>
         <w:pStyle w:val="ListBullet"/>
         <w:spacing w:after="60"/>
-        <w:ind w:left="283"/>
+        <w:ind w:left="340"/>
       </w:pPr>
       <w:r>
         <w:rPr>
@@ -2275,30 +3532,14 @@
           <w:i w:val="0"/>
           <w:sz w:val="22"/>
         </w:rPr>
-        <w:t>Linhas separadas por capital vs interior, ou por região — verifique a legenda do gráfico gerado.</w:t>
+        <w:t>Das 19 covariáveis comparadas entre brancos e negros, 14 têm d de Cohen abaixo de 0,2 (desequilíbrio pequeno).</w:t>
       </w:r>
     </w:p>
     <w:p>
       <w:pPr>
-        <w:spacing w:before="80" w:after="120"/>
-        <w:jc w:val="left"/>
-      </w:pPr>
-      <w:r>
-        <w:rPr>
-          <w:rFonts w:ascii="Calibri" w:hAnsi="Calibri"/>
-          <w:b/>
-          <w:i w:val="0"/>
-          <w:color w:val="1F3864"/>
-          <w:sz w:val="22"/>
-        </w:rPr>
-        <w:t>Achado principal:</w:t>
-      </w:r>
-    </w:p>
-    <w:p>
-      <w:pPr>
         <w:pStyle w:val="ListBullet"/>
         <w:spacing w:after="60"/>
-        <w:ind w:left="283"/>
+        <w:ind w:left="340"/>
       </w:pPr>
       <w:r>
         <w:rPr>
@@ -2307,14 +3548,26 @@
           <w:i w:val="0"/>
           <w:sz w:val="22"/>
         </w:rPr>
-        <w:t>No top 5% das capitais, IR ≈ 0,47: negros ocupam apenas 47% do que seria esperado pela sua participação na população.</w:t>
+        <w:t>O maior desequilíbrio é justamente o bairro (% negro na UPA (z), d = −1,18) — o que reforça a tese, não a enfraquece: a segregação residencial é o desequilíbrio, não um ruído a controlar.</w:t>
       </w:r>
     </w:p>
     <w:p>
       <w:pPr>
+        <w:pStyle w:val="Heading2"/>
+      </w:pPr>
+      <w:r>
+        <w:rPr>
+          <w:rFonts w:ascii="Calibri" w:hAnsi="Calibri"/>
+          <w:color w:val="1F3864"/>
+        </w:rPr>
+        <w:t>4.3  Multicolinearidade (VIF) no M4</w:t>
+      </w:r>
+    </w:p>
+    <w:p>
+      <w:pPr>
         <w:pStyle w:val="ListBullet"/>
         <w:spacing w:after="60"/>
-        <w:ind w:left="283"/>
+        <w:ind w:left="340"/>
       </w:pPr>
       <w:r>
         <w:rPr>
@@ -2323,73 +3576,14 @@
           <w:i w:val="0"/>
           <w:sz w:val="22"/>
         </w:rPr>
-        <w:t>O IR cai conforme sobe o percentil — essa queda é a formalização visual do glass ceiling.</w:t>
+        <w:t>VIF máximo = 22,25 (Educ.: não registrada); 2 de 24 preditores acima de 10, ambos do bloco educacional — colinearidade por construção.</w:t>
       </w:r>
     </w:p>
     <w:p>
       <w:pPr>
-        <w:spacing w:before="80" w:after="40"/>
-      </w:pPr>
-      <w:r>
-        <w:rPr>
-          <w:rFonts w:ascii="Calibri" w:hAnsi="Calibri"/>
-          <w:b/>
-          <w:i w:val="0"/>
-          <w:color w:val="B71C1C"/>
-          <w:sz w:val="22"/>
-        </w:rPr>
-        <w:t>▌ O que dizer se perguntarem:</w:t>
-      </w:r>
-    </w:p>
-    <w:p>
-      <w:pPr>
-        <w:spacing w:after="40"/>
-        <w:ind w:left="454"/>
-      </w:pPr>
-      <w:r>
-        <w:rPr>
-          <w:rFonts w:ascii="Calibri" w:hAnsi="Calibri"/>
-          <w:b w:val="0"/>
-          <w:i w:val="0"/>
-          <w:sz w:val="21"/>
-        </w:rPr>
-        <w:t>'O IR quantifica em pontos de percentil o que o gráfico de razão CBO mostra categoricamente. A queda do IR no topo confirma que o glass ceiling não é apenas uma metáfora — é uma barreira mensurável que se intensifica exatamente onde os prêmios salariais são maiores. Isso é consistente com os resultados da regressão quantílica.'</w:t>
-      </w:r>
-    </w:p>
-    <w:p/>
-    <w:p>
-      <w:pPr>
-        <w:pStyle w:val="Heading2"/>
-      </w:pPr>
-      <w:r>
-        <w:rPr>
-          <w:rFonts w:ascii="Calibri" w:hAnsi="Calibri"/>
-          <w:color w:val="1F3864"/>
-        </w:rPr>
-        <w:t>Figura 6 — Decomposição HLM: Do Gap Bruto ao Resíduo de Discriminação</w:t>
-      </w:r>
-    </w:p>
-    <w:p>
-      <w:pPr>
-        <w:spacing w:before="80" w:after="120"/>
-        <w:jc w:val="left"/>
-      </w:pPr>
-      <w:r>
-        <w:rPr>
-          <w:rFonts w:ascii="Calibri" w:hAnsi="Calibri"/>
-          <w:b/>
-          <w:i w:val="0"/>
-          <w:color w:val="1F3864"/>
-          <w:sz w:val="22"/>
-        </w:rPr>
-        <w:t>Como ler:</w:t>
-      </w:r>
-    </w:p>
-    <w:p>
-      <w:pPr>
         <w:pStyle w:val="ListBullet"/>
         <w:spacing w:after="60"/>
-        <w:ind w:left="283"/>
+        <w:ind w:left="340"/>
       </w:pPr>
       <w:r>
         <w:rPr>
@@ -2398,14 +3592,324 @@
           <w:i w:val="0"/>
           <w:sz w:val="22"/>
         </w:rPr>
-        <w:t>Barras horizontais: cada barra representa o gap racial estimado em um modelo diferente (M1 a M4). O comprimento da barra é o tamanho do gap.</w:t>
+        <w:t>O que importa: o VIF de 'negro' é 1,37. A colinearidade infla o erro-padrão dos retornos educacionais, não o do coeficiente de interesse.</w:t>
       </w:r>
     </w:p>
     <w:p>
       <w:pPr>
+        <w:pStyle w:val="Heading2"/>
+      </w:pPr>
+      <w:r>
+        <w:rPr>
+          <w:rFonts w:ascii="Calibri" w:hAnsi="Calibri"/>
+          <w:color w:val="1F3864"/>
+        </w:rPr>
+        <w:t>4.4  Machine learning: validação cruzada e SHAP</w:t>
+      </w:r>
+    </w:p>
+    <w:tbl>
+      <w:tblPr>
+        <w:tblStyle w:val="LightGrid-Accent1"/>
+        <w:tblW w:type="auto" w:w="0"/>
+        <w:tblLook w:firstColumn="1" w:firstRow="1" w:lastColumn="0" w:lastRow="0" w:noHBand="0" w:noVBand="1" w:val="04A0"/>
+      </w:tblPr>
+      <w:tblGrid>
+        <w:gridCol w:w="2436"/>
+        <w:gridCol w:w="2436"/>
+        <w:gridCol w:w="2436"/>
+        <w:gridCol w:w="2436"/>
+      </w:tblGrid>
+      <w:tr>
+        <w:tc>
+          <w:tcPr>
+            <w:tcW w:type="dxa" w:w="3402"/>
+          </w:tcPr>
+          <w:p>
+            <w:r/>
+            <w:r>
+              <w:rPr>
+                <w:rFonts w:ascii="Calibri" w:hAnsi="Calibri"/>
+                <w:b/>
+                <w:i w:val="0"/>
+                <w:sz w:val="20"/>
+              </w:rPr>
+              <w:t>Modelo</w:t>
+            </w:r>
+          </w:p>
+        </w:tc>
+        <w:tc>
+          <w:tcPr>
+            <w:tcW w:type="dxa" w:w="1701"/>
+          </w:tcPr>
+          <w:p>
+            <w:r/>
+            <w:r>
+              <w:rPr>
+                <w:rFonts w:ascii="Calibri" w:hAnsi="Calibri"/>
+                <w:b/>
+                <w:i w:val="0"/>
+                <w:sz w:val="20"/>
+              </w:rPr>
+              <w:t>R² teste</w:t>
+            </w:r>
+          </w:p>
+        </w:tc>
+        <w:tc>
+          <w:tcPr>
+            <w:tcW w:type="dxa" w:w="1701"/>
+          </w:tcPr>
+          <w:p>
+            <w:r/>
+            <w:r>
+              <w:rPr>
+                <w:rFonts w:ascii="Calibri" w:hAnsi="Calibri"/>
+                <w:b/>
+                <w:i w:val="0"/>
+                <w:sz w:val="20"/>
+              </w:rPr>
+              <w:t>R² treino</w:t>
+            </w:r>
+          </w:p>
+        </w:tc>
+        <w:tc>
+          <w:tcPr>
+            <w:tcW w:type="dxa" w:w="1984"/>
+          </w:tcPr>
+          <w:p>
+            <w:r/>
+            <w:r>
+              <w:rPr>
+                <w:rFonts w:ascii="Calibri" w:hAnsi="Calibri"/>
+                <w:b/>
+                <w:i w:val="0"/>
+                <w:sz w:val="20"/>
+              </w:rPr>
+              <w:t>Gap treino–teste</w:t>
+            </w:r>
+          </w:p>
+        </w:tc>
+      </w:tr>
+      <w:tr>
+        <w:tc>
+          <w:tcPr>
+            <w:tcW w:type="dxa" w:w="3402"/>
+          </w:tcPr>
+          <w:p>
+            <w:r/>
+            <w:r>
+              <w:rPr>
+                <w:rFonts w:ascii="Calibri" w:hAnsi="Calibri"/>
+                <w:b w:val="0"/>
+                <w:i w:val="0"/>
+                <w:sz w:val="20"/>
+              </w:rPr>
+              <w:t>Random Forest</w:t>
+            </w:r>
+          </w:p>
+        </w:tc>
+        <w:tc>
+          <w:tcPr>
+            <w:tcW w:type="dxa" w:w="1701"/>
+          </w:tcPr>
+          <w:p>
+            <w:r/>
+            <w:r>
+              <w:rPr>
+                <w:rFonts w:ascii="Calibri" w:hAnsi="Calibri"/>
+                <w:b w:val="0"/>
+                <w:i w:val="0"/>
+                <w:sz w:val="20"/>
+              </w:rPr>
+              <w:t>0,569</w:t>
+            </w:r>
+          </w:p>
+        </w:tc>
+        <w:tc>
+          <w:tcPr>
+            <w:tcW w:type="dxa" w:w="1701"/>
+          </w:tcPr>
+          <w:p>
+            <w:r/>
+            <w:r>
+              <w:rPr>
+                <w:rFonts w:ascii="Calibri" w:hAnsi="Calibri"/>
+                <w:b w:val="0"/>
+                <w:i w:val="0"/>
+                <w:sz w:val="20"/>
+              </w:rPr>
+              <w:t>0,570</w:t>
+            </w:r>
+          </w:p>
+        </w:tc>
+        <w:tc>
+          <w:tcPr>
+            <w:tcW w:type="dxa" w:w="1984"/>
+          </w:tcPr>
+          <w:p>
+            <w:r/>
+            <w:r>
+              <w:rPr>
+                <w:rFonts w:ascii="Calibri" w:hAnsi="Calibri"/>
+                <w:b w:val="0"/>
+                <w:i w:val="0"/>
+                <w:sz w:val="20"/>
+              </w:rPr>
+              <w:t>0,0015</w:t>
+            </w:r>
+          </w:p>
+        </w:tc>
+      </w:tr>
+      <w:tr>
+        <w:tc>
+          <w:tcPr>
+            <w:tcW w:type="dxa" w:w="3402"/>
+          </w:tcPr>
+          <w:p>
+            <w:r/>
+            <w:r>
+              <w:rPr>
+                <w:rFonts w:ascii="Calibri" w:hAnsi="Calibri"/>
+                <w:b w:val="0"/>
+                <w:i w:val="0"/>
+                <w:sz w:val="20"/>
+              </w:rPr>
+              <w:t>XGBoost</w:t>
+            </w:r>
+          </w:p>
+        </w:tc>
+        <w:tc>
+          <w:tcPr>
+            <w:tcW w:type="dxa" w:w="1701"/>
+          </w:tcPr>
+          <w:p>
+            <w:r/>
+            <w:r>
+              <w:rPr>
+                <w:rFonts w:ascii="Calibri" w:hAnsi="Calibri"/>
+                <w:b w:val="0"/>
+                <w:i w:val="0"/>
+                <w:sz w:val="20"/>
+              </w:rPr>
+              <w:t>0,628</w:t>
+            </w:r>
+          </w:p>
+        </w:tc>
+        <w:tc>
+          <w:tcPr>
+            <w:tcW w:type="dxa" w:w="1701"/>
+          </w:tcPr>
+          <w:p>
+            <w:r/>
+            <w:r>
+              <w:rPr>
+                <w:rFonts w:ascii="Calibri" w:hAnsi="Calibri"/>
+                <w:b w:val="0"/>
+                <w:i w:val="0"/>
+                <w:sz w:val="20"/>
+              </w:rPr>
+              <w:t>0,637</w:t>
+            </w:r>
+          </w:p>
+        </w:tc>
+        <w:tc>
+          <w:tcPr>
+            <w:tcW w:type="dxa" w:w="1984"/>
+          </w:tcPr>
+          <w:p>
+            <w:r/>
+            <w:r>
+              <w:rPr>
+                <w:rFonts w:ascii="Calibri" w:hAnsi="Calibri"/>
+                <w:b w:val="0"/>
+                <w:i w:val="0"/>
+                <w:sz w:val="20"/>
+              </w:rPr>
+              <w:t>0,0090</w:t>
+            </w:r>
+          </w:p>
+        </w:tc>
+      </w:tr>
+      <w:tr>
+        <w:tc>
+          <w:tcPr>
+            <w:tcW w:type="dxa" w:w="3402"/>
+          </w:tcPr>
+          <w:p>
+            <w:r/>
+            <w:r>
+              <w:rPr>
+                <w:rFonts w:ascii="Calibri" w:hAnsi="Calibri"/>
+                <w:b w:val="0"/>
+                <w:i w:val="0"/>
+                <w:sz w:val="20"/>
+              </w:rPr>
+              <w:t>XGBoost sem renda da UPA</w:t>
+            </w:r>
+          </w:p>
+        </w:tc>
+        <w:tc>
+          <w:tcPr>
+            <w:tcW w:type="dxa" w:w="1701"/>
+          </w:tcPr>
+          <w:p>
+            <w:r/>
+            <w:r>
+              <w:rPr>
+                <w:rFonts w:ascii="Calibri" w:hAnsi="Calibri"/>
+                <w:b w:val="0"/>
+                <w:i w:val="0"/>
+                <w:sz w:val="20"/>
+              </w:rPr>
+              <w:t>0,598</w:t>
+            </w:r>
+          </w:p>
+        </w:tc>
+        <w:tc>
+          <w:tcPr>
+            <w:tcW w:type="dxa" w:w="1701"/>
+          </w:tcPr>
+          <w:p>
+            <w:r/>
+            <w:r>
+              <w:rPr>
+                <w:rFonts w:ascii="Calibri" w:hAnsi="Calibri"/>
+                <w:b w:val="0"/>
+                <w:i w:val="0"/>
+                <w:sz w:val="20"/>
+              </w:rPr>
+              <w:t>0,608</w:t>
+            </w:r>
+          </w:p>
+        </w:tc>
+        <w:tc>
+          <w:tcPr>
+            <w:tcW w:type="dxa" w:w="1984"/>
+          </w:tcPr>
+          <w:p>
+            <w:r/>
+            <w:r>
+              <w:rPr>
+                <w:rFonts w:ascii="Calibri" w:hAnsi="Calibri"/>
+                <w:b w:val="0"/>
+                <w:i w:val="0"/>
+                <w:sz w:val="20"/>
+              </w:rPr>
+              <w:t>0,0092</w:t>
+            </w:r>
+          </w:p>
+        </w:tc>
+      </w:tr>
+    </w:tbl>
+    <w:p>
+      <w:pPr>
+        <w:spacing w:after="40"/>
+      </w:pPr>
+    </w:p>
+    <w:p>
+      <w:pPr>
         <w:pStyle w:val="ListBullet"/>
         <w:spacing w:after="60"/>
-        <w:ind w:left="283"/>
+        <w:ind w:left="340"/>
       </w:pPr>
       <w:r>
         <w:rPr>
@@ -2414,14 +3918,14 @@
           <w:i w:val="0"/>
           <w:sz w:val="22"/>
         </w:rPr>
-        <w:t>A sequência de cima para baixo mostra como o gap 'encolhe' à medida que variáveis de contexto e ocupação são adicionadas.</w:t>
+        <w:t>Validação cruzada de 5 folds sobre a população (6.155.355 de treino, 1.538.839 de teste): R² = 0,628 ± 0,0007.</w:t>
       </w:r>
     </w:p>
     <w:p>
       <w:pPr>
         <w:pStyle w:val="ListBullet"/>
         <w:spacing w:after="60"/>
-        <w:ind w:left="283"/>
+        <w:ind w:left="340"/>
       </w:pPr>
       <w:r>
         <w:rPr>
@@ -2430,14 +3934,14 @@
           <w:i w:val="0"/>
           <w:sz w:val="22"/>
         </w:rPr>
-        <w:t>M1 (gap bruto) = 19,3%: sem nenhum controle.</w:t>
+        <w:t>A profundidade máxima 10 foi escolhida entre 6 configurações testadas numa partição de validação dentro do treino — a pior delas (profundidade 4) dava R² = 0,603. Diga isso se perguntarem por que 10.</w:t>
       </w:r>
     </w:p>
     <w:p>
       <w:pPr>
         <w:pStyle w:val="ListBullet"/>
         <w:spacing w:after="60"/>
-        <w:ind w:left="283"/>
+        <w:ind w:left="340"/>
       </w:pPr>
       <w:r>
         <w:rPr>
@@ -2446,14 +3950,14 @@
           <w:i w:val="0"/>
           <w:sz w:val="22"/>
         </w:rPr>
-        <w:t>M2 (+ UPA): renda média da UPA absorve ~9 p.p. — o lugar onde se mora explica metade do gap.</w:t>
+        <w:t>Erro na unidade original: mediana de R$ 538 por mês (37,3% do rendimento), com correção de smearing de Duan (1,178) — porque o modelo prevê log de renda.</w:t>
       </w:r>
     </w:p>
     <w:p>
       <w:pPr>
         <w:pStyle w:val="ListBullet"/>
         <w:spacing w:after="60"/>
-        <w:ind w:left="283"/>
+        <w:ind w:left="340"/>
       </w:pPr>
       <w:r>
         <w:rPr>
@@ -2462,124 +3966,17 @@
           <w:i w:val="0"/>
           <w:sz w:val="22"/>
         </w:rPr>
-        <w:t>M3 (+ UF): redução marginal adicional pelas diferenças entre estados.</w:t>
+        <w:t>SHAP: a variável racial ocupa a 11ª posição entre 29 preditores no XGBoost (|SHAP| = 0,0314). Sem a renda média do bairro entre as features, a contribuição da raça é 0,0307 — praticamente a mesma: o resultado não depende do preditor de vizinhança.</w:t>
       </w:r>
     </w:p>
     <w:p>
       <w:pPr>
-        <w:pStyle w:val="ListBullet"/>
-        <w:spacing w:after="60"/>
-        <w:ind w:left="283"/>
-      </w:pPr>
-      <w:r>
-        <w:rPr>
-          <w:rFonts w:ascii="Calibri" w:hAnsi="Calibri"/>
-          <w:b w:val="0"/>
-          <w:i w:val="0"/>
-          <w:sz w:val="22"/>
-        </w:rPr>
-        <w:t>M4 (+ CBO + formalidade + horas): o gap cai para 6,2% — este é o resíduo que não tem explicação por características observáveis. É a discriminação de remuneração pura.</w:t>
-      </w:r>
-    </w:p>
-    <w:p>
-      <w:pPr>
-        <w:spacing w:before="80" w:after="120"/>
-        <w:jc w:val="left"/>
-      </w:pPr>
-      <w:r>
-        <w:rPr>
-          <w:rFonts w:ascii="Calibri" w:hAnsi="Calibri"/>
-          <w:b/>
-          <w:i w:val="0"/>
-          <w:color w:val="1F3864"/>
-          <w:sz w:val="22"/>
-        </w:rPr>
-        <w:t>O que o padrão mostra:</w:t>
-      </w:r>
-    </w:p>
-    <w:p>
-      <w:pPr>
-        <w:pStyle w:val="ListBullet"/>
-        <w:spacing w:after="60"/>
-        <w:ind w:left="283"/>
-      </w:pPr>
-      <w:r>
-        <w:rPr>
-          <w:rFonts w:ascii="Calibri" w:hAnsi="Calibri"/>
-          <w:b w:val="0"/>
-          <w:i w:val="0"/>
-          <w:sz w:val="22"/>
-        </w:rPr>
-        <w:t>A maior redução ocorre entre M1 e M2 (adição da UPA): confirma Wilson (1987) — o local de moradia é o principal mediador do gap.</w:t>
-      </w:r>
-    </w:p>
-    <w:p>
-      <w:pPr>
-        <w:pStyle w:val="ListBullet"/>
-        <w:spacing w:after="60"/>
-        <w:ind w:left="283"/>
-      </w:pPr>
-      <w:r>
-        <w:rPr>
-          <w:rFonts w:ascii="Calibri" w:hAnsi="Calibri"/>
-          <w:b w:val="0"/>
-          <w:i w:val="0"/>
-          <w:sz w:val="22"/>
-        </w:rPr>
-        <w:t>O gap residual de 6,2% em M4 não tem explicação por nenhuma variável observável: é o lower bound da discriminação de remuneração.</w:t>
-      </w:r>
-    </w:p>
-    <w:p>
-      <w:pPr>
-        <w:spacing w:before="80" w:after="40"/>
-      </w:pPr>
-      <w:r>
-        <w:rPr>
-          <w:rFonts w:ascii="Calibri" w:hAnsi="Calibri"/>
-          <w:b/>
-          <w:i w:val="0"/>
-          <w:color w:val="1F3864"/>
-          <w:sz w:val="22"/>
-        </w:rPr>
-        <w:t>▌ O que dizer se perguntarem:</w:t>
-      </w:r>
-    </w:p>
-    <w:p>
-      <w:pPr>
-        <w:spacing w:after="40"/>
-        <w:ind w:left="454"/>
-      </w:pPr>
-      <w:r>
-        <w:rPr>
-          <w:rFonts w:ascii="Calibri" w:hAnsi="Calibri"/>
-          <w:b w:val="0"/>
-          <w:i w:val="0"/>
-          <w:sz w:val="21"/>
-        </w:rPr>
-        <w:t>'A sequência dos modelos não é arbitrária — cada passo adiciona um nível da hierarquia social. Primeiro o contexto de moradia (UPA), depois o contexto institucional (UF), depois a posição no mercado de trabalho (CBO + formalidade). O gap de 6,2% que sobra é robusto a todos os controles observáveis disponíveis na PNAD.'</w:t>
-      </w:r>
-    </w:p>
-    <w:p/>
-    <w:p>
-      <w:pPr>
-        <w:pStyle w:val="Heading2"/>
-      </w:pPr>
-      <w:r>
-        <w:rPr>
-          <w:rFonts w:ascii="Calibri" w:hAnsi="Calibri"/>
-          <w:color w:val="1F3864"/>
-        </w:rPr>
-        <w:t>Figura 7 — Decomposição de Oaxaca-Blinder</w:t>
-      </w:r>
-    </w:p>
-    <w:p>
-      <w:pPr>
         <w:jc w:val="center"/>
       </w:pPr>
       <w:r>
         <w:drawing>
           <wp:inline xmlns:a="http://schemas.openxmlformats.org/drawingml/2006/main" xmlns:pic="http://schemas.openxmlformats.org/drawingml/2006/picture">
-            <wp:extent cx="5040000" cy="1764848"/>
+            <wp:extent cx="5040000" cy="3966844"/>
             <wp:docPr id="6" name="Picture 6"/>
             <wp:cNvGraphicFramePr>
               <a:graphicFrameLocks noChangeAspect="1"/>
@@ -2588,7 +3985,7 @@
               <a:graphicData uri="http://schemas.openxmlformats.org/drawingml/2006/picture">
                 <pic:pic>
                   <pic:nvPicPr>
-                    <pic:cNvPr id="0" name="oaxaca_decomposicao.png"/>
+                    <pic:cNvPr id="0" name="shap_beeswarm_xgb.png"/>
                     <pic:cNvPicPr/>
                   </pic:nvPicPr>
                   <pic:blipFill>
@@ -2600,7 +3997,7 @@
                   <pic:spPr>
                     <a:xfrm>
                       <a:off x="0" y="0"/>
-                      <a:ext cx="5040000" cy="1764848"/>
+                      <a:ext cx="5040000" cy="3966844"/>
                     </a:xfrm>
                     <a:prstGeom prst="rect"/>
                   </pic:spPr>
@@ -2613,39 +4010,404 @@
     </w:p>
     <w:p>
       <w:pPr>
-        <w:spacing w:after="200"/>
+        <w:spacing w:before="0" w:after="200"/>
         <w:jc w:val="center"/>
       </w:pPr>
       <w:r>
         <w:rPr>
+          <w:rFonts w:ascii="Calibri" w:hAnsi="Calibri"/>
+          <w:b w:val="0"/>
           <w:i/>
-          <w:color w:val="606060"/>
-          <w:sz w:val="18"/>
+          <w:color w:val="616161"/>
+          <w:sz w:val="19"/>
         </w:rPr>
-        <w:t>Decomposição two-fold: gap total em Dotações (84%) e Retornos (16%).</w:t>
+        <w:t>Contexto do bairro e jornada dominam a previsão de renda; a raça aparece na 11ª posição entre 29 preditores.</w:t>
       </w:r>
     </w:p>
     <w:p>
       <w:pPr>
-        <w:spacing w:before="80" w:after="120"/>
-        <w:jc w:val="left"/>
+        <w:pStyle w:val="Heading2"/>
       </w:pPr>
       <w:r>
         <w:rPr>
           <w:rFonts w:ascii="Calibri" w:hAnsi="Calibri"/>
-          <w:b/>
-          <w:i w:val="0"/>
           <w:color w:val="1F3864"/>
-          <w:sz w:val="22"/>
         </w:rPr>
-        <w:t>Como ler:</w:t>
+        <w:t>4.5  Interseccionalidade (raça × gênero)</w:t>
       </w:r>
     </w:p>
+    <w:tbl>
+      <w:tblPr>
+        <w:tblStyle w:val="LightGrid-Accent1"/>
+        <w:tblW w:type="auto" w:w="0"/>
+        <w:tblLook w:firstColumn="1" w:firstRow="1" w:lastColumn="0" w:lastRow="0" w:noHBand="0" w:noVBand="1" w:val="04A0"/>
+      </w:tblPr>
+      <w:tblGrid>
+        <w:gridCol w:w="1949"/>
+        <w:gridCol w:w="1949"/>
+        <w:gridCol w:w="1949"/>
+        <w:gridCol w:w="1949"/>
+        <w:gridCol w:w="1949"/>
+      </w:tblGrid>
+      <w:tr>
+        <w:tc>
+          <w:tcPr>
+            <w:tcW w:type="dxa" w:w="2041"/>
+          </w:tcPr>
+          <w:p>
+            <w:r/>
+            <w:r>
+              <w:rPr>
+                <w:rFonts w:ascii="Calibri" w:hAnsi="Calibri"/>
+                <w:b/>
+                <w:i w:val="0"/>
+                <w:sz w:val="20"/>
+              </w:rPr>
+              <w:t>Grupo</w:t>
+            </w:r>
+          </w:p>
+        </w:tc>
+        <w:tc>
+          <w:tcPr>
+            <w:tcW w:type="dxa" w:w="2041"/>
+          </w:tcPr>
+          <w:p>
+            <w:r/>
+            <w:r>
+              <w:rPr>
+                <w:rFonts w:ascii="Calibri" w:hAnsi="Calibri"/>
+                <w:b/>
+                <w:i w:val="0"/>
+                <w:sz w:val="20"/>
+              </w:rPr>
+              <w:t>Gap vs. homem branco</w:t>
+            </w:r>
+          </w:p>
+        </w:tc>
+        <w:tc>
+          <w:tcPr>
+            <w:tcW w:type="dxa" w:w="1474"/>
+          </w:tcPr>
+          <w:p>
+            <w:r/>
+            <w:r>
+              <w:rPr>
+                <w:rFonts w:ascii="Calibri" w:hAnsi="Calibri"/>
+                <w:b/>
+                <w:i w:val="0"/>
+                <w:sz w:val="20"/>
+              </w:rPr>
+              <w:t>Dotações</w:t>
+            </w:r>
+          </w:p>
+        </w:tc>
+        <w:tc>
+          <w:tcPr>
+            <w:tcW w:type="dxa" w:w="1474"/>
+          </w:tcPr>
+          <w:p>
+            <w:r/>
+            <w:r>
+              <w:rPr>
+                <w:rFonts w:ascii="Calibri" w:hAnsi="Calibri"/>
+                <w:b/>
+                <w:i w:val="0"/>
+                <w:sz w:val="20"/>
+              </w:rPr>
+              <w:t>Retornos</w:t>
+            </w:r>
+          </w:p>
+        </w:tc>
+        <w:tc>
+          <w:tcPr>
+            <w:tcW w:type="dxa" w:w="1814"/>
+          </w:tcPr>
+          <w:p>
+            <w:r/>
+            <w:r>
+              <w:rPr>
+                <w:rFonts w:ascii="Calibri" w:hAnsi="Calibri"/>
+                <w:b/>
+                <w:i w:val="0"/>
+                <w:sz w:val="20"/>
+              </w:rPr>
+              <w:t>N do grupo</w:t>
+            </w:r>
+          </w:p>
+        </w:tc>
+      </w:tr>
+      <w:tr>
+        <w:tc>
+          <w:tcPr>
+            <w:tcW w:type="dxa" w:w="2041"/>
+          </w:tcPr>
+          <w:p>
+            <w:r/>
+            <w:r>
+              <w:rPr>
+                <w:rFonts w:ascii="Calibri" w:hAnsi="Calibri"/>
+                <w:b w:val="0"/>
+                <w:i w:val="0"/>
+                <w:sz w:val="20"/>
+              </w:rPr>
+              <w:t>Mulher branca</w:t>
+            </w:r>
+          </w:p>
+        </w:tc>
+        <w:tc>
+          <w:tcPr>
+            <w:tcW w:type="dxa" w:w="2041"/>
+          </w:tcPr>
+          <w:p>
+            <w:r/>
+            <w:r>
+              <w:rPr>
+                <w:rFonts w:ascii="Calibri" w:hAnsi="Calibri"/>
+                <w:b w:val="0"/>
+                <w:i w:val="0"/>
+                <w:sz w:val="20"/>
+              </w:rPr>
+              <w:t>19,7%</w:t>
+            </w:r>
+          </w:p>
+        </w:tc>
+        <w:tc>
+          <w:tcPr>
+            <w:tcW w:type="dxa" w:w="1474"/>
+          </w:tcPr>
+          <w:p>
+            <w:r/>
+            <w:r>
+              <w:rPr>
+                <w:rFonts w:ascii="Calibri" w:hAnsi="Calibri"/>
+                <w:b w:val="0"/>
+                <w:i w:val="0"/>
+                <w:sz w:val="20"/>
+              </w:rPr>
+              <w:t>−51,9%</w:t>
+            </w:r>
+          </w:p>
+        </w:tc>
+        <w:tc>
+          <w:tcPr>
+            <w:tcW w:type="dxa" w:w="1474"/>
+          </w:tcPr>
+          <w:p>
+            <w:r/>
+            <w:r>
+              <w:rPr>
+                <w:rFonts w:ascii="Calibri" w:hAnsi="Calibri"/>
+                <w:b w:val="0"/>
+                <w:i w:val="0"/>
+                <w:sz w:val="20"/>
+              </w:rPr>
+              <w:t>151,9%</w:t>
+            </w:r>
+          </w:p>
+        </w:tc>
+        <w:tc>
+          <w:tcPr>
+            <w:tcW w:type="dxa" w:w="1814"/>
+          </w:tcPr>
+          <w:p>
+            <w:r/>
+            <w:r>
+              <w:rPr>
+                <w:rFonts w:ascii="Calibri" w:hAnsi="Calibri"/>
+                <w:b w:val="0"/>
+                <w:i w:val="0"/>
+                <w:sz w:val="20"/>
+              </w:rPr>
+              <w:t>1.423.994</w:t>
+            </w:r>
+          </w:p>
+        </w:tc>
+      </w:tr>
+      <w:tr>
+        <w:tc>
+          <w:tcPr>
+            <w:tcW w:type="dxa" w:w="2041"/>
+          </w:tcPr>
+          <w:p>
+            <w:r/>
+            <w:r>
+              <w:rPr>
+                <w:rFonts w:ascii="Calibri" w:hAnsi="Calibri"/>
+                <w:b w:val="0"/>
+                <w:i w:val="0"/>
+                <w:sz w:val="20"/>
+              </w:rPr>
+              <w:t>Homem negro</w:t>
+            </w:r>
+          </w:p>
+        </w:tc>
+        <w:tc>
+          <w:tcPr>
+            <w:tcW w:type="dxa" w:w="2041"/>
+          </w:tcPr>
+          <w:p>
+            <w:r/>
+            <w:r>
+              <w:rPr>
+                <w:rFonts w:ascii="Calibri" w:hAnsi="Calibri"/>
+                <w:b w:val="0"/>
+                <w:i w:val="0"/>
+                <w:sz w:val="20"/>
+              </w:rPr>
+              <w:t>56,3%</w:t>
+            </w:r>
+          </w:p>
+        </w:tc>
+        <w:tc>
+          <w:tcPr>
+            <w:tcW w:type="dxa" w:w="1474"/>
+          </w:tcPr>
+          <w:p>
+            <w:r/>
+            <w:r>
+              <w:rPr>
+                <w:rFonts w:ascii="Calibri" w:hAnsi="Calibri"/>
+                <w:b w:val="0"/>
+                <w:i w:val="0"/>
+                <w:sz w:val="20"/>
+              </w:rPr>
+              <w:t>73,9%</w:t>
+            </w:r>
+          </w:p>
+        </w:tc>
+        <w:tc>
+          <w:tcPr>
+            <w:tcW w:type="dxa" w:w="1474"/>
+          </w:tcPr>
+          <w:p>
+            <w:r/>
+            <w:r>
+              <w:rPr>
+                <w:rFonts w:ascii="Calibri" w:hAnsi="Calibri"/>
+                <w:b w:val="0"/>
+                <w:i w:val="0"/>
+                <w:sz w:val="20"/>
+              </w:rPr>
+              <w:t>26,1%</w:t>
+            </w:r>
+          </w:p>
+        </w:tc>
+        <w:tc>
+          <w:tcPr>
+            <w:tcW w:type="dxa" w:w="1814"/>
+          </w:tcPr>
+          <w:p>
+            <w:r/>
+            <w:r>
+              <w:rPr>
+                <w:rFonts w:ascii="Calibri" w:hAnsi="Calibri"/>
+                <w:b w:val="0"/>
+                <w:i w:val="0"/>
+                <w:sz w:val="20"/>
+              </w:rPr>
+              <w:t>2.664.739</w:t>
+            </w:r>
+          </w:p>
+        </w:tc>
+      </w:tr>
+      <w:tr>
+        <w:tc>
+          <w:tcPr>
+            <w:tcW w:type="dxa" w:w="2041"/>
+          </w:tcPr>
+          <w:p>
+            <w:r/>
+            <w:r>
+              <w:rPr>
+                <w:rFonts w:ascii="Calibri" w:hAnsi="Calibri"/>
+                <w:b w:val="0"/>
+                <w:i w:val="0"/>
+                <w:sz w:val="20"/>
+              </w:rPr>
+              <w:t>Mulher negra</w:t>
+            </w:r>
+          </w:p>
+        </w:tc>
+        <w:tc>
+          <w:tcPr>
+            <w:tcW w:type="dxa" w:w="2041"/>
+          </w:tcPr>
+          <w:p>
+            <w:r/>
+            <w:r>
+              <w:rPr>
+                <w:rFonts w:ascii="Calibri" w:hAnsi="Calibri"/>
+                <w:b w:val="0"/>
+                <w:i w:val="0"/>
+                <w:sz w:val="20"/>
+              </w:rPr>
+              <w:t>80,6%</w:t>
+            </w:r>
+          </w:p>
+        </w:tc>
+        <w:tc>
+          <w:tcPr>
+            <w:tcW w:type="dxa" w:w="1474"/>
+          </w:tcPr>
+          <w:p>
+            <w:r/>
+            <w:r>
+              <w:rPr>
+                <w:rFonts w:ascii="Calibri" w:hAnsi="Calibri"/>
+                <w:b w:val="0"/>
+                <w:i w:val="0"/>
+                <w:sz w:val="20"/>
+              </w:rPr>
+              <w:t>35,3%</w:t>
+            </w:r>
+          </w:p>
+        </w:tc>
+        <w:tc>
+          <w:tcPr>
+            <w:tcW w:type="dxa" w:w="1474"/>
+          </w:tcPr>
+          <w:p>
+            <w:r/>
+            <w:r>
+              <w:rPr>
+                <w:rFonts w:ascii="Calibri" w:hAnsi="Calibri"/>
+                <w:b w:val="0"/>
+                <w:i w:val="0"/>
+                <w:sz w:val="20"/>
+              </w:rPr>
+              <w:t>64,7%</w:t>
+            </w:r>
+          </w:p>
+        </w:tc>
+        <w:tc>
+          <w:tcPr>
+            <w:tcW w:type="dxa" w:w="1814"/>
+          </w:tcPr>
+          <w:p>
+            <w:r/>
+            <w:r>
+              <w:rPr>
+                <w:rFonts w:ascii="Calibri" w:hAnsi="Calibri"/>
+                <w:b w:val="0"/>
+                <w:i w:val="0"/>
+                <w:sz w:val="20"/>
+              </w:rPr>
+              <w:t>1.769.943</w:t>
+            </w:r>
+          </w:p>
+        </w:tc>
+      </w:tr>
+    </w:tbl>
+    <w:p>
+      <w:pPr>
+        <w:spacing w:after="40"/>
+      </w:pPr>
+    </w:p>
     <w:p>
       <w:pPr>
         <w:pStyle w:val="ListBullet"/>
         <w:spacing w:after="60"/>
-        <w:ind w:left="283"/>
+        <w:ind w:left="340"/>
       </w:pPr>
       <w:r>
         <w:rPr>
@@ -2654,14 +4416,14 @@
           <w:i w:val="0"/>
           <w:sz w:val="22"/>
         </w:rPr>
-        <w:t>O gráfico divide o gap total (≈53,0% em log-renda) em duas partes:</w:t>
+        <w:t>Penalidade extra da mulher negra: 4,6 pontos percentuais além da soma das penalidades de raça e de gênero isoladas — o efeito interseccional puro (Crenshaw, 1989).</w:t>
       </w:r>
     </w:p>
     <w:p>
       <w:pPr>
         <w:pStyle w:val="ListBullet"/>
         <w:spacing w:after="60"/>
-        <w:ind w:left="737"/>
+        <w:ind w:left="340"/>
       </w:pPr>
       <w:r>
         <w:rPr>
@@ -2670,139 +4432,17 @@
           <w:i w:val="0"/>
           <w:sz w:val="22"/>
         </w:rPr>
-        <w:t>Barra/segmento DOTAÇÕES (84%): diferença explicada por negros terem, em média, menos anos de escolaridade, menos acesso a emprego formal, ocupações menos qualificadas e mais horas em subemprego.</w:t>
+        <w:t>O sinal negativo das dotações da mulher branca significa que as características observáveis dela superam as do homem branco: todo o gap dela vem de retornos.</w:t>
       </w:r>
     </w:p>
     <w:p>
       <w:pPr>
-        <w:pStyle w:val="ListBullet"/>
-        <w:spacing w:after="60"/>
-        <w:ind w:left="737"/>
-      </w:pPr>
-      <w:r>
-        <w:rPr>
-          <w:rFonts w:ascii="Calibri" w:hAnsi="Calibri"/>
-          <w:b w:val="0"/>
-          <w:i w:val="0"/>
-          <w:sz w:val="22"/>
-        </w:rPr>
-        <w:t>Barra/segmento RETORNOS (16%): diferença que persiste mesmo quando negros e brancos têm as MESMAS características — o mercado remunera diferentemente.</w:t>
-      </w:r>
-    </w:p>
-    <w:p>
-      <w:pPr>
-        <w:spacing w:before="80" w:after="120"/>
-        <w:jc w:val="left"/>
-      </w:pPr>
-      <w:r>
-        <w:rPr>
-          <w:rFonts w:ascii="Calibri" w:hAnsi="Calibri"/>
-          <w:b/>
-          <w:i w:val="0"/>
-          <w:color w:val="1F3864"/>
-          <w:sz w:val="22"/>
-        </w:rPr>
-        <w:t>O que o padrão mostra:</w:t>
-      </w:r>
-    </w:p>
-    <w:p>
-      <w:pPr>
-        <w:pStyle w:val="ListBullet"/>
-        <w:spacing w:after="60"/>
-        <w:ind w:left="283"/>
-      </w:pPr>
-      <w:r>
-        <w:rPr>
-          <w:rFonts w:ascii="Calibri" w:hAnsi="Calibri"/>
-          <w:b w:val="0"/>
-          <w:i w:val="0"/>
-          <w:sz w:val="22"/>
-        </w:rPr>
-        <w:t>84% do gap é de dotações: a discriminação opera principalmente no ACESSO a características valorizadas, não no salário dentro da função.</w:t>
-      </w:r>
-    </w:p>
-    <w:p>
-      <w:pPr>
-        <w:pStyle w:val="ListBullet"/>
-        <w:spacing w:after="60"/>
-        <w:ind w:left="283"/>
-      </w:pPr>
-      <w:r>
-        <w:rPr>
-          <w:rFonts w:ascii="Calibri" w:hAnsi="Calibri"/>
-          <w:b w:val="0"/>
-          <w:i w:val="0"/>
-          <w:sz w:val="22"/>
-        </w:rPr>
-        <w:t>Isso inverte a intuição comum: combater apenas o gap salarial direto (16%) deixa 84% do problema intacto.</w:t>
-      </w:r>
-    </w:p>
-    <w:p>
-      <w:pPr>
-        <w:spacing w:before="80" w:after="40"/>
-      </w:pPr>
-      <w:r>
-        <w:rPr>
-          <w:rFonts w:ascii="Calibri" w:hAnsi="Calibri"/>
-          <w:b/>
-          <w:i w:val="0"/>
-          <w:color w:val="1565C0"/>
-          <w:sz w:val="22"/>
-        </w:rPr>
-        <w:t>▌ O que dizer se perguntarem:</w:t>
-      </w:r>
-    </w:p>
-    <w:p>
-      <w:pPr>
-        <w:spacing w:after="40"/>
-        <w:ind w:left="454"/>
-      </w:pPr>
-      <w:r>
-        <w:rPr>
-          <w:rFonts w:ascii="Calibri" w:hAnsi="Calibri"/>
-          <w:b w:val="0"/>
-          <w:i w:val="0"/>
-          <w:sz w:val="21"/>
-        </w:rPr>
-        <w:t>'O Oaxaca conversa com os demais métodos do núcleo. Os 83,8% de dotações são explicados pelo GLMM (a barreira de acesso às ocupações, OR≈0,705). Os 16,2% de retornos correspondem ao HLM M4 (6,2% de discriminação salarial residual). A ressalva de Oaxaca &amp; Ransom (1999) é que incluir ocupação como dotação subestima a discriminação total — por isso GLMM e Oaxaca são complementares.'</w:t>
-      </w:r>
-    </w:p>
-    <w:p>
-      <w:pPr>
-        <w:spacing w:after="40"/>
-        <w:ind w:left="454"/>
-      </w:pPr>
-      <w:r>
-        <w:rPr>
-          <w:rFonts w:ascii="Calibri" w:hAnsi="Calibri"/>
-          <w:b w:val="0"/>
-          <w:i w:val="0"/>
-          <w:sz w:val="21"/>
-        </w:rPr>
-        <w:t>Se perguntarem sobre three-fold: 'A decomposição three-fold adiciona um componente de interação entre dotações e retornos que não tem interpretação causal clara em contexto de discriminação racial. Por isso a literatura de economics of discrimination prefere two-fold (Fortin, Lemieux &amp; Firpo, 2011).'</w:t>
-      </w:r>
-    </w:p>
-    <w:p/>
-    <w:p>
-      <w:pPr>
-        <w:pStyle w:val="Heading2"/>
-      </w:pPr>
-      <w:r>
-        <w:rPr>
-          <w:rFonts w:ascii="Calibri" w:hAnsi="Calibri"/>
-          <w:color w:val="1F3864"/>
-        </w:rPr>
-        <w:t>Figura 8 — GLMM (lme4): Odds Ratios para Acesso a Ocupações Qualificadas</w:t>
-      </w:r>
-    </w:p>
-    <w:p>
-      <w:pPr>
         <w:jc w:val="center"/>
       </w:pPr>
       <w:r>
         <w:drawing>
           <wp:inline xmlns:a="http://schemas.openxmlformats.org/drawingml/2006/main" xmlns:pic="http://schemas.openxmlformats.org/drawingml/2006/picture">
-            <wp:extent cx="5040000" cy="2940000"/>
+            <wp:extent cx="4680000" cy="3094679"/>
             <wp:docPr id="7" name="Picture 7"/>
             <wp:cNvGraphicFramePr>
               <a:graphicFrameLocks noChangeAspect="1"/>
@@ -2811,7 +4451,7 @@
               <a:graphicData uri="http://schemas.openxmlformats.org/drawingml/2006/picture">
                 <pic:pic>
                   <pic:nvPicPr>
-                    <pic:cNvPr id="0" name="glmm_odds_ratios.png"/>
+                    <pic:cNvPr id="0" name="grupo_rg_interseccional.png"/>
                     <pic:cNvPicPr/>
                   </pic:nvPicPr>
                   <pic:blipFill>
@@ -2823,7 +4463,7 @@
                   <pic:spPr>
                     <a:xfrm>
                       <a:off x="0" y="0"/>
-                      <a:ext cx="5040000" cy="2940000"/>
+                      <a:ext cx="4680000" cy="3094679"/>
                     </a:xfrm>
                     <a:prstGeom prst="rect"/>
                   </pic:spPr>
@@ -2836,1269 +4476,20 @@
     </w:p>
     <w:p>
       <w:pPr>
-        <w:spacing w:after="200"/>
+        <w:spacing w:before="0" w:after="200"/>
         <w:jc w:val="center"/>
-      </w:pPr>
-      <w:r>
-        <w:rPr>
-          <w:i/>
-          <w:color w:val="606060"/>
-          <w:sz w:val="18"/>
-        </w:rPr>
-        <w:t>Odds Ratios do GLMM para negro vs branco. M1=sem contexto, M2=com efeitos aleatórios UPA. Linha = OR=1 (sem diferença racial).</w:t>
-      </w:r>
-    </w:p>
-    <w:p>
-      <w:pPr>
-        <w:spacing w:before="80" w:after="120"/>
-        <w:jc w:val="left"/>
-      </w:pPr>
-      <w:r>
-        <w:rPr>
-          <w:rFonts w:ascii="Calibri" w:hAnsi="Calibri"/>
-          <w:b/>
-          <w:i w:val="0"/>
-          <w:color w:val="1F3864"/>
-          <w:sz w:val="22"/>
-        </w:rPr>
-        <w:t>Como ler:</w:t>
-      </w:r>
-    </w:p>
-    <w:p>
-      <w:pPr>
-        <w:pStyle w:val="ListBullet"/>
-        <w:spacing w:after="60"/>
-        <w:ind w:left="283"/>
       </w:pPr>
       <w:r>
         <w:rPr>
           <w:rFonts w:ascii="Calibri" w:hAnsi="Calibri"/>
           <w:b w:val="0"/>
-          <w:i w:val="0"/>
-          <w:sz w:val="22"/>
+          <w:i/>
+          <w:color w:val="616161"/>
+          <w:sz w:val="19"/>
         </w:rPr>
-        <w:t>Eixo X: Odds Ratio (OR). OR=1 = sem diferença racial. OR&lt;1 = negros têm MENOR chance.</w:t>
+        <w:t>A mulher negra entra na categoria, mas não chega ao topo.</w:t>
       </w:r>
     </w:p>
-    <w:p>
-      <w:pPr>
-        <w:pStyle w:val="ListBullet"/>
-        <w:spacing w:after="60"/>
-        <w:ind w:left="283"/>
-      </w:pPr>
-      <w:r>
-        <w:rPr>
-          <w:rFonts w:ascii="Calibri" w:hAnsi="Calibri"/>
-          <w:b w:val="0"/>
-          <w:i w:val="0"/>
-          <w:sz w:val="22"/>
-        </w:rPr>
-        <w:t>Cada ponto = estimativa de OR com IC 95%. GLMM implementado com lme4::glmer (nAGQ=0, otimizador bobyqa) para acomodar a estrutura hierárquica dos dados.</w:t>
-      </w:r>
-    </w:p>
-    <w:p>
-      <w:pPr>
-        <w:pStyle w:val="ListBullet"/>
-        <w:spacing w:after="60"/>
-        <w:ind w:left="283"/>
-      </w:pPr>
-      <w:r>
-        <w:rPr>
-          <w:rFonts w:ascii="Calibri" w:hAnsi="Calibri"/>
-          <w:b w:val="0"/>
-          <w:i w:val="0"/>
-          <w:sz w:val="22"/>
-        </w:rPr>
-        <w:t>M1 (sem efeito aleatório de contexto): OR=0,676 — negros têm 32,4% menos chance. ICC M1=21,6% (variação entre UPAs elevada). N=7.694.198 (PEA completa).</w:t>
-      </w:r>
-    </w:p>
-    <w:p>
-      <w:pPr>
-        <w:pStyle w:val="ListBullet"/>
-        <w:spacing w:after="60"/>
-        <w:ind w:left="283"/>
-      </w:pPr>
-      <w:r>
-        <w:rPr>
-          <w:rFonts w:ascii="Calibri" w:hAnsi="Calibri"/>
-          <w:b w:val="0"/>
-          <w:i w:val="0"/>
-          <w:sz w:val="22"/>
-        </w:rPr>
-        <w:t>M2 (com efeito aleatório de UPA): OR=0,693 — após controlar o contexto local, negros têm 30,7% menos chance. ICC M2=10,7%.</w:t>
-      </w:r>
-    </w:p>
-    <w:p>
-      <w:pPr>
-        <w:spacing w:before="80" w:after="120"/>
-        <w:jc w:val="left"/>
-      </w:pPr>
-      <w:r>
-        <w:rPr>
-          <w:rFonts w:ascii="Calibri" w:hAnsi="Calibri"/>
-          <w:b/>
-          <w:i w:val="0"/>
-          <w:color w:val="1F3864"/>
-          <w:sz w:val="22"/>
-        </w:rPr>
-        <w:t>O AME (Average Marginal Effect):</w:t>
-      </w:r>
-    </w:p>
-    <w:p>
-      <w:pPr>
-        <w:pStyle w:val="ListBullet"/>
-        <w:spacing w:after="60"/>
-        <w:ind w:left="283"/>
-      </w:pPr>
-      <w:r>
-        <w:rPr>
-          <w:rFonts w:ascii="Calibri" w:hAnsi="Calibri"/>
-          <w:b w:val="0"/>
-          <w:i w:val="0"/>
-          <w:sz w:val="22"/>
-        </w:rPr>
-        <w:t>AME M1 = −5,04 p.p.: sem controle de contexto, negros têm 5,04 p.p. a menos de probabilidade de ocupação qualificada.</w:t>
-      </w:r>
-    </w:p>
-    <w:p>
-      <w:pPr>
-        <w:pStyle w:val="ListBullet"/>
-        <w:spacing w:after="60"/>
-        <w:ind w:left="283"/>
-      </w:pPr>
-      <w:r>
-        <w:rPr>
-          <w:rFonts w:ascii="Calibri" w:hAnsi="Calibri"/>
-          <w:b w:val="0"/>
-          <w:i w:val="0"/>
-          <w:sz w:val="22"/>
-        </w:rPr>
-        <w:t>AME M2 = −4,73 p.p.: com efeito aleatório de UPA, o efeito líquido de ser negro é −4,73 p.p. — discriminação pura de acesso após controlar moradia e contexto.</w:t>
-      </w:r>
-    </w:p>
-    <w:p>
-      <w:pPr>
-        <w:spacing w:before="80" w:after="40"/>
-      </w:pPr>
-      <w:r>
-        <w:rPr>
-          <w:rFonts w:ascii="Calibri" w:hAnsi="Calibri"/>
-          <w:b/>
-          <w:i w:val="0"/>
-          <w:color w:val="FF8F00"/>
-          <w:sz w:val="22"/>
-        </w:rPr>
-        <w:t>▌ O que dizer se perguntarem sobre OR vs AME e sobre o GLMM:</w:t>
-      </w:r>
-    </w:p>
-    <w:p>
-      <w:pPr>
-        <w:spacing w:after="40"/>
-        <w:ind w:left="454"/>
-      </w:pPr>
-      <w:r>
-        <w:rPr>
-          <w:rFonts w:ascii="Calibri" w:hAnsi="Calibri"/>
-          <w:b w:val="0"/>
-          <w:i w:val="0"/>
-          <w:sz w:val="21"/>
-        </w:rPr>
-        <w:t>'O OR mede razão de chances — útil para comparação entre modelos. O AME traduz isso em diferença de probabilidade — mais intuitivo para comunicar ao gestor público.'</w:t>
-      </w:r>
-    </w:p>
-    <w:p>
-      <w:pPr>
-        <w:spacing w:after="40"/>
-        <w:ind w:left="454"/>
-      </w:pPr>
-      <w:r>
-        <w:rPr>
-          <w:rFonts w:ascii="Calibri" w:hAnsi="Calibri"/>
-          <w:b w:val="0"/>
-          <w:i w:val="0"/>
-          <w:sz w:val="21"/>
-        </w:rPr>
-        <w:t>'O GLMM (Generalized Linear Mixed Model) é a extensão natural do HLM para variáveis binárias. Ao usar lme4::glmer com efeitos aleatórios por UPA, capturo a mesma estrutura hierárquica do HLM aplicada ao modelo de acesso a ocupações. O ICC=21,6% em M1 confirma que há variância substancial entre UPAs — ignorar essa hierarquia produziria erros padrão subestimados e OR's viesados.'</w:t>
-      </w:r>
-    </w:p>
-    <w:p/>
-    <w:p>
-      <w:pPr>
-        <w:pStyle w:val="Heading2"/>
-      </w:pPr>
-      <w:r>
-        <w:rPr>
-          <w:rFonts w:ascii="Calibri" w:hAnsi="Calibri"/>
-          <w:color w:val="1F3864"/>
-        </w:rPr>
-        <w:t>Figura 9 — Regressão Quantílica: Trajetória do Gap ao Longo da Distribuição</w:t>
-      </w:r>
-    </w:p>
-    <w:p>
-      <w:pPr>
-        <w:jc w:val="center"/>
-      </w:pPr>
-      <w:r>
-        <w:drawing>
-          <wp:inline xmlns:a="http://schemas.openxmlformats.org/drawingml/2006/main" xmlns:pic="http://schemas.openxmlformats.org/drawingml/2006/picture">
-            <wp:extent cx="5040000" cy="2668235"/>
-            <wp:docPr id="8" name="Picture 8"/>
-            <wp:cNvGraphicFramePr>
-              <a:graphicFrameLocks noChangeAspect="1"/>
-            </wp:cNvGraphicFramePr>
-            <a:graphic>
-              <a:graphicData uri="http://schemas.openxmlformats.org/drawingml/2006/picture">
-                <pic:pic>
-                  <pic:nvPicPr>
-                    <pic:cNvPr id="0" name="quantreg_trajetoria.png"/>
-                    <pic:cNvPicPr/>
-                  </pic:nvPicPr>
-                  <pic:blipFill>
-                    <a:blip r:embed="rId16"/>
-                    <a:stretch>
-                      <a:fillRect/>
-                    </a:stretch>
-                  </pic:blipFill>
-                  <pic:spPr>
-                    <a:xfrm>
-                      <a:off x="0" y="0"/>
-                      <a:ext cx="5040000" cy="2668235"/>
-                    </a:xfrm>
-                    <a:prstGeom prst="rect"/>
-                  </pic:spPr>
-                </pic:pic>
-              </a:graphicData>
-            </a:graphic>
-          </wp:inline>
-        </w:drawing>
-      </w:r>
-    </w:p>
-    <w:p>
-      <w:pPr>
-        <w:spacing w:after="200"/>
-        <w:jc w:val="center"/>
-      </w:pPr>
-      <w:r>
-        <w:rPr>
-          <w:i/>
-          <w:color w:val="606060"/>
-          <w:sz w:val="18"/>
-        </w:rPr>
-        <w:t>Gap racial (% de diferença de log-renda) por percentil. Linha M3 = sem CBO/formalidade. Linha M4 = com CBO/formalidade.</w:t>
-      </w:r>
-    </w:p>
-    <w:p>
-      <w:pPr>
-        <w:spacing w:before="80" w:after="120"/>
-        <w:jc w:val="left"/>
-      </w:pPr>
-      <w:r>
-        <w:rPr>
-          <w:rFonts w:ascii="Calibri" w:hAnsi="Calibri"/>
-          <w:b/>
-          <w:i w:val="0"/>
-          <w:color w:val="1F3864"/>
-          <w:sz w:val="22"/>
-        </w:rPr>
-        <w:t>Como ler:</w:t>
-      </w:r>
-    </w:p>
-    <w:p>
-      <w:pPr>
-        <w:pStyle w:val="ListBullet"/>
-        <w:spacing w:after="60"/>
-        <w:ind w:left="283"/>
-      </w:pPr>
-      <w:r>
-        <w:rPr>
-          <w:rFonts w:ascii="Calibri" w:hAnsi="Calibri"/>
-          <w:b w:val="0"/>
-          <w:i w:val="0"/>
-          <w:sz w:val="22"/>
-        </w:rPr>
-        <w:t>Eixo X: percentil da distribuição de renda (q10 = mais pobres, q95 = mais ricos).</w:t>
-      </w:r>
-    </w:p>
-    <w:p>
-      <w:pPr>
-        <w:pStyle w:val="ListBullet"/>
-        <w:spacing w:after="60"/>
-        <w:ind w:left="283"/>
-      </w:pPr>
-      <w:r>
-        <w:rPr>
-          <w:rFonts w:ascii="Calibri" w:hAnsi="Calibri"/>
-          <w:b w:val="0"/>
-          <w:i w:val="0"/>
-          <w:sz w:val="22"/>
-        </w:rPr>
-        <w:t>Eixo Y: coeficiente do dummy 'negro' em log-renda — quanto menor, maior o gap.</w:t>
-      </w:r>
-    </w:p>
-    <w:p>
-      <w:pPr>
-        <w:pStyle w:val="ListBullet"/>
-        <w:spacing w:after="60"/>
-        <w:ind w:left="283"/>
-      </w:pPr>
-      <w:r>
-        <w:rPr>
-          <w:rFonts w:ascii="Calibri" w:hAnsi="Calibri"/>
-          <w:b w:val="0"/>
-          <w:i w:val="0"/>
-          <w:sz w:val="22"/>
-        </w:rPr>
-        <w:t>Duas linhas: M3 (sem ocupação/formalidade) e M4 (com ocupação/formalidade).</w:t>
-      </w:r>
-    </w:p>
-    <w:p>
-      <w:pPr>
-        <w:pStyle w:val="ListBullet"/>
-        <w:spacing w:after="60"/>
-        <w:ind w:left="283"/>
-      </w:pPr>
-      <w:r>
-        <w:rPr>
-          <w:rFonts w:ascii="Calibri" w:hAnsi="Calibri"/>
-          <w:b w:val="0"/>
-          <w:i w:val="0"/>
-          <w:sz w:val="22"/>
-        </w:rPr>
-        <w:t>Faixa cinza ao redor de cada linha = intervalo de confiança 95%.</w:t>
-      </w:r>
-    </w:p>
-    <w:p>
-      <w:pPr>
-        <w:spacing w:before="80" w:after="120"/>
-        <w:jc w:val="left"/>
-      </w:pPr>
-      <w:r>
-        <w:rPr>
-          <w:rFonts w:ascii="Calibri" w:hAnsi="Calibri"/>
-          <w:b/>
-          <w:i w:val="0"/>
-          <w:color w:val="1F3864"/>
-          <w:sz w:val="22"/>
-        </w:rPr>
-        <w:t>O que o padrão mostra:</w:t>
-      </w:r>
-    </w:p>
-    <w:p>
-      <w:pPr>
-        <w:pStyle w:val="ListBullet"/>
-        <w:spacing w:after="60"/>
-        <w:ind w:left="283"/>
-      </w:pPr>
-      <w:r>
-        <w:rPr>
-          <w:rFonts w:ascii="Calibri" w:hAnsi="Calibri"/>
-          <w:b w:val="0"/>
-          <w:i w:val="0"/>
-          <w:sz w:val="22"/>
-        </w:rPr>
-        <w:t>Inclinação descendente de ambas as linhas (coeficiente fica mais negativo conforme sobe o quantil) = o gap aumenta no topo da distribuição = glass ceiling racial.</w:t>
-      </w:r>
-    </w:p>
-    <w:p>
-      <w:pPr>
-        <w:pStyle w:val="ListBullet"/>
-        <w:spacing w:after="60"/>
-        <w:ind w:left="283"/>
-      </w:pPr>
-      <w:r>
-        <w:rPr>
-          <w:rFonts w:ascii="Calibri" w:hAnsi="Calibri"/>
-          <w:b w:val="0"/>
-          <w:i w:val="0"/>
-          <w:sz w:val="22"/>
-        </w:rPr>
-        <w:t>Diferença entre M3 e M4 cresce no topo: no q95, a mediação ocupacional (CBO + formalidade) explica mais do gap do que no q10. Negros no topo são excluídos das ocupações mais rentáveis.</w:t>
-      </w:r>
-    </w:p>
-    <w:p>
-      <w:pPr>
-        <w:pStyle w:val="ListBullet"/>
-        <w:spacing w:after="60"/>
-        <w:ind w:left="283"/>
-      </w:pPr>
-      <w:r>
-        <w:rPr>
-          <w:rFonts w:ascii="Calibri" w:hAnsi="Calibri"/>
-          <w:b w:val="0"/>
-          <w:i w:val="0"/>
-          <w:sz w:val="22"/>
-        </w:rPr>
-        <w:t>Valores concretos: q10 ≈ −3,2%; q50 ≈ −4,1%; q90 ≈ −7,1%; q95 ≈ −7,9% (M4).</w:t>
-      </w:r>
-    </w:p>
-    <w:p>
-      <w:pPr>
-        <w:spacing w:before="80" w:after="40"/>
-      </w:pPr>
-      <w:r>
-        <w:rPr>
-          <w:rFonts w:ascii="Calibri" w:hAnsi="Calibri"/>
-          <w:b/>
-          <w:i w:val="0"/>
-          <w:color w:val="2E7D32"/>
-          <w:sz w:val="22"/>
-        </w:rPr>
-        <w:t>▌ O que dizer se perguntarem:</w:t>
-      </w:r>
-    </w:p>
-    <w:p>
-      <w:pPr>
-        <w:spacing w:after="40"/>
-        <w:ind w:left="454"/>
-      </w:pPr>
-      <w:r>
-        <w:rPr>
-          <w:rFonts w:ascii="Calibri" w:hAnsi="Calibri"/>
-          <w:b w:val="0"/>
-          <w:i w:val="0"/>
-          <w:sz w:val="21"/>
-        </w:rPr>
-        <w:t>'Um OLS capturaria apenas a média — aproximadamente o ponto de q50. Mas o glass ceiling está no q90–q95, onde o gap é sistematicamente maior. Sem regressão quantílica, esse padrão seria invisível. A regressão quantílica é o único método que formaliza a hipótese do glass ceiling como teste estatístico.'</w:t>
-      </w:r>
-    </w:p>
-    <w:p/>
-    <w:p>
-      <w:pPr>
-        <w:pStyle w:val="Heading2"/>
-      </w:pPr>
-      <w:r>
-        <w:rPr>
-          <w:rFonts w:ascii="Calibri" w:hAnsi="Calibri"/>
-          <w:color w:val="1F3864"/>
-        </w:rPr>
-        <w:t>Figura 9b — RIF-OB: Sticky Floor Discriminatório vs. Glass Ceiling por Dotações</w:t>
-      </w:r>
-    </w:p>
-    <w:p>
-      <w:pPr>
-        <w:jc w:val="center"/>
-      </w:pPr>
-      <w:r>
-        <w:drawing>
-          <wp:inline xmlns:a="http://schemas.openxmlformats.org/drawingml/2006/main" xmlns:pic="http://schemas.openxmlformats.org/drawingml/2006/picture">
-            <wp:extent cx="5040000" cy="3120203"/>
-            <wp:docPr id="9" name="Picture 9"/>
-            <wp:cNvGraphicFramePr>
-              <a:graphicFrameLocks noChangeAspect="1"/>
-            </wp:cNvGraphicFramePr>
-            <a:graphic>
-              <a:graphicData uri="http://schemas.openxmlformats.org/drawingml/2006/picture">
-                <pic:pic>
-                  <pic:nvPicPr>
-                    <pic:cNvPr id="0" name="rif_ob_retornos_quantis.png"/>
-                    <pic:cNvPicPr/>
-                  </pic:nvPicPr>
-                  <pic:blipFill>
-                    <a:blip r:embed="rId17"/>
-                    <a:stretch>
-                      <a:fillRect/>
-                    </a:stretch>
-                  </pic:blipFill>
-                  <pic:spPr>
-                    <a:xfrm>
-                      <a:off x="0" y="0"/>
-                      <a:ext cx="5040000" cy="3120203"/>
-                    </a:xfrm>
-                    <a:prstGeom prst="rect"/>
-                  </pic:spPr>
-                </pic:pic>
-              </a:graphicData>
-            </a:graphic>
-          </wp:inline>
-        </w:drawing>
-      </w:r>
-    </w:p>
-    <w:p>
-      <w:pPr>
-        <w:spacing w:after="200"/>
-        <w:jc w:val="center"/>
-      </w:pPr>
-      <w:r>
-        <w:rPr>
-          <w:i/>
-          <w:color w:val="606060"/>
-          <w:sz w:val="18"/>
-        </w:rPr>
-        <w:t>RIF-OB incondicional por quantil (Firpo, Fortin &amp; Lemieux, 2018). Retornos (discriminação) vs Dotações por decil de renda.</w:t>
-      </w:r>
-    </w:p>
-    <w:p>
-      <w:pPr>
-        <w:spacing w:before="80" w:after="120"/>
-        <w:jc w:val="left"/>
-      </w:pPr>
-      <w:r>
-        <w:rPr>
-          <w:rFonts w:ascii="Calibri" w:hAnsi="Calibri"/>
-          <w:b/>
-          <w:i w:val="0"/>
-          <w:color w:val="1F3864"/>
-          <w:sz w:val="22"/>
-        </w:rPr>
-        <w:t>Como ler:</w:t>
-      </w:r>
-    </w:p>
-    <w:p>
-      <w:pPr>
-        <w:pStyle w:val="ListBullet"/>
-        <w:spacing w:after="60"/>
-        <w:ind w:left="283"/>
-      </w:pPr>
-      <w:r>
-        <w:rPr>
-          <w:rFonts w:ascii="Calibri" w:hAnsi="Calibri"/>
-          <w:b w:val="0"/>
-          <w:i w:val="0"/>
-          <w:sz w:val="22"/>
-        </w:rPr>
-        <w:t>Eixo X: decil/quantil da distribuição incondicional de renda (q10=base, q90=topo).</w:t>
-      </w:r>
-    </w:p>
-    <w:p>
-      <w:pPr>
-        <w:pStyle w:val="ListBullet"/>
-        <w:spacing w:after="60"/>
-        <w:ind w:left="283"/>
-      </w:pPr>
-      <w:r>
-        <w:rPr>
-          <w:rFonts w:ascii="Calibri" w:hAnsi="Calibri"/>
-          <w:b w:val="0"/>
-          <w:i w:val="0"/>
-          <w:sz w:val="22"/>
-        </w:rPr>
-        <w:t>Dois componentes empilhados por quantil: Dotações (diferença de características) e Retornos (discriminação pura — o que persiste mesmo com características iguais).</w:t>
-      </w:r>
-    </w:p>
-    <w:p>
-      <w:pPr>
-        <w:pStyle w:val="ListBullet"/>
-        <w:spacing w:after="60"/>
-        <w:ind w:left="283"/>
-      </w:pPr>
-      <w:r>
-        <w:rPr>
-          <w:rFonts w:ascii="Calibri" w:hAnsi="Calibri"/>
-          <w:b w:val="0"/>
-          <w:i w:val="0"/>
-          <w:sz w:val="22"/>
-        </w:rPr>
-        <w:t>RIF = Recentered Influence Function — permite decompor o gap em qualquer quantil incondicionalmente, sem condicionar ao quantil dentro de cada grupo racial.</w:t>
-      </w:r>
-    </w:p>
-    <w:p>
-      <w:pPr>
-        <w:spacing w:before="80" w:after="120"/>
-        <w:jc w:val="left"/>
-      </w:pPr>
-      <w:r>
-        <w:rPr>
-          <w:rFonts w:ascii="Calibri" w:hAnsi="Calibri"/>
-          <w:b/>
-          <w:i w:val="0"/>
-          <w:color w:val="1F3864"/>
-          <w:sz w:val="22"/>
-        </w:rPr>
-        <w:t>O padrão sticky floor vs. glass ceiling:</w:t>
-      </w:r>
-    </w:p>
-    <w:p>
-      <w:pPr>
-        <w:pStyle w:val="ListBullet"/>
-        <w:spacing w:after="60"/>
-        <w:ind w:left="283"/>
-      </w:pPr>
-      <w:r>
-        <w:rPr>
-          <w:rFonts w:ascii="Calibri" w:hAnsi="Calibri"/>
-          <w:b w:val="0"/>
-          <w:i w:val="0"/>
-          <w:sz w:val="22"/>
-        </w:rPr>
-        <w:t>q10 — base: Dotações=61,3%, Retornos=33,1%. Discriminação de preço é 3× mais intensa na BASE — efeito sticky floor (chão pegajoso).</w:t>
-      </w:r>
-    </w:p>
-    <w:p>
-      <w:pPr>
-        <w:pStyle w:val="ListBullet"/>
-        <w:spacing w:after="60"/>
-        <w:ind w:left="283"/>
-      </w:pPr>
-      <w:r>
-        <w:rPr>
-          <w:rFonts w:ascii="Calibri" w:hAnsi="Calibri"/>
-          <w:b w:val="0"/>
-          <w:i w:val="0"/>
-          <w:sz w:val="22"/>
-        </w:rPr>
-        <w:t>q50 — mediana: Dotações=57,4%, Retornos=21,5%. Discriminação decai progressivamente.</w:t>
-      </w:r>
-    </w:p>
-    <w:p>
-      <w:pPr>
-        <w:pStyle w:val="ListBullet"/>
-        <w:spacing w:after="60"/>
-        <w:ind w:left="283"/>
-      </w:pPr>
-      <w:r>
-        <w:rPr>
-          <w:rFonts w:ascii="Calibri" w:hAnsi="Calibri"/>
-          <w:b w:val="0"/>
-          <w:i w:val="0"/>
-          <w:sz w:val="22"/>
-        </w:rPr>
-        <w:t>q90 — topo: Dotações=75,8%, Retornos=11,2%. No topo, o gap é quase inteiramente por dotações — negros são EXCLUÍDOS das posições rentáveis (glass ceiling).</w:t>
-      </w:r>
-    </w:p>
-    <w:p>
-      <w:pPr>
-        <w:spacing w:before="80" w:after="40"/>
-      </w:pPr>
-      <w:r>
-        <w:rPr>
-          <w:rFonts w:ascii="Calibri" w:hAnsi="Calibri"/>
-          <w:b/>
-          <w:i w:val="0"/>
-          <w:color w:val="2E7D32"/>
-          <w:sz w:val="22"/>
-        </w:rPr>
-        <w:t>▌ O que dizer se perguntarem:</w:t>
-      </w:r>
-    </w:p>
-    <w:p>
-      <w:pPr>
-        <w:spacing w:after="40"/>
-        <w:ind w:left="454"/>
-      </w:pPr>
-      <w:r>
-        <w:rPr>
-          <w:rFonts w:ascii="Calibri" w:hAnsi="Calibri"/>
-          <w:b w:val="0"/>
-          <w:i w:val="0"/>
-          <w:sz w:val="21"/>
-        </w:rPr>
-        <w:t>'A QR formaliza o glass ceiling condicional — o gap cresce no topo dentro de cada grupo. O RIF-OB faz a decomposição incondicional — permite perguntar: de onde vem esse gap maior no topo? A resposta é: no topo o mecanismo dominante é exclusão (dotações = 75,8%), não discriminação salarial direta. Na base, a discriminação de preço ainda responde por 33,1% do gap — o sticky floor discriminatório. São dois fenômenos distintos que coexistem.'</w:t>
-      </w:r>
-    </w:p>
-    <w:p/>
-    <w:p>
-      <w:pPr>
-        <w:pStyle w:val="Heading2"/>
-      </w:pPr>
-      <w:r>
-        <w:rPr>
-          <w:rFonts w:ascii="Calibri" w:hAnsi="Calibri"/>
-          <w:color w:val="1F3864"/>
-        </w:rPr>
-        <w:t>Figura 9c — Interseccionalidade: Oaxaca-Blinder por 4 Grupos Raça × Gênero</w:t>
-      </w:r>
-    </w:p>
-    <w:p>
-      <w:pPr>
-        <w:spacing w:before="80" w:after="120"/>
-        <w:jc w:val="left"/>
-      </w:pPr>
-      <w:r>
-        <w:rPr>
-          <w:rFonts w:ascii="Calibri" w:hAnsi="Calibri"/>
-          <w:b/>
-          <w:i w:val="0"/>
-          <w:color w:val="1F3864"/>
-          <w:sz w:val="22"/>
-        </w:rPr>
-        <w:t>Como ler:</w:t>
-      </w:r>
-    </w:p>
-    <w:p>
-      <w:pPr>
-        <w:pStyle w:val="ListBullet"/>
-        <w:spacing w:after="60"/>
-        <w:ind w:left="283"/>
-      </w:pPr>
-      <w:r>
-        <w:rPr>
-          <w:rFonts w:ascii="Calibri" w:hAnsi="Calibri"/>
-          <w:b w:val="0"/>
-          <w:i w:val="0"/>
-          <w:sz w:val="22"/>
-        </w:rPr>
-        <w:t>Referência: Homem Branco. Comparação: Mulher Branca, Homem Negro, Mulher Negra.</w:t>
-      </w:r>
-    </w:p>
-    <w:p>
-      <w:pPr>
-        <w:pStyle w:val="ListBullet"/>
-        <w:spacing w:after="60"/>
-        <w:ind w:left="283"/>
-      </w:pPr>
-      <w:r>
-        <w:rPr>
-          <w:rFonts w:ascii="Calibri" w:hAnsi="Calibri"/>
-          <w:b w:val="0"/>
-          <w:i w:val="0"/>
-          <w:sz w:val="22"/>
-        </w:rPr>
-        <w:t>Para cada grupo, o gap total é decomposto em Dotações (características) e Retornos (discriminação direta).</w:t>
-      </w:r>
-    </w:p>
-    <w:p>
-      <w:pPr>
-        <w:pStyle w:val="ListBullet"/>
-        <w:spacing w:after="60"/>
-        <w:ind w:left="283"/>
-      </w:pPr>
-      <w:r>
-        <w:rPr>
-          <w:rFonts w:ascii="Calibri" w:hAnsi="Calibri"/>
-          <w:b w:val="0"/>
-          <w:i w:val="0"/>
-          <w:sz w:val="22"/>
-        </w:rPr>
-        <w:t>HLM M4: coeficiente da interação negro×sexo_fem = β=+0,069 — indica atenuação do gap racial para mulheres (raça e gênero interagem, não se somam linearmente).</w:t>
-      </w:r>
-    </w:p>
-    <w:p>
-      <w:pPr>
-        <w:spacing w:before="80" w:after="120"/>
-        <w:jc w:val="left"/>
-      </w:pPr>
-      <w:r>
-        <w:rPr>
-          <w:rFonts w:ascii="Calibri" w:hAnsi="Calibri"/>
-          <w:b/>
-          <w:i w:val="0"/>
-          <w:color w:val="1F3864"/>
-          <w:sz w:val="22"/>
-        </w:rPr>
-        <w:t>Resultados por grupo (referência: Homem Branco):</w:t>
-      </w:r>
-    </w:p>
-    <w:p>
-      <w:pPr>
-        <w:pStyle w:val="ListBullet"/>
-        <w:spacing w:after="60"/>
-        <w:ind w:left="283"/>
-      </w:pPr>
-      <w:r>
-        <w:rPr>
-          <w:rFonts w:ascii="Calibri" w:hAnsi="Calibri"/>
-          <w:b w:val="0"/>
-          <w:i w:val="0"/>
-          <w:sz w:val="22"/>
-        </w:rPr>
-        <w:t>Mulher Branca: gap=46,6% — dotações negativas (−8,9%) / retornos 109% (retornos amplificam o gap: discriminação de gênero pura explica mais de 100%). Sem penalidade de raça.</w:t>
-      </w:r>
-    </w:p>
-    <w:p>
-      <w:pPr>
-        <w:pStyle w:val="ListBullet"/>
-        <w:spacing w:after="60"/>
-        <w:ind w:left="283"/>
-      </w:pPr>
-      <w:r>
-        <w:rPr>
-          <w:rFonts w:ascii="Calibri" w:hAnsi="Calibri"/>
-          <w:b w:val="0"/>
-          <w:i w:val="0"/>
-          <w:sz w:val="22"/>
-        </w:rPr>
-        <w:t>Homem Negro: gap=40,3% — 71% dotações / 29% retornos. Discriminação racial direta explica ~29% do gap do homem negro.</w:t>
-      </w:r>
-    </w:p>
-    <w:p>
-      <w:pPr>
-        <w:pStyle w:val="ListBullet"/>
-        <w:spacing w:after="60"/>
-        <w:ind w:left="283"/>
-      </w:pPr>
-      <w:r>
-        <w:rPr>
-          <w:rFonts w:ascii="Calibri" w:hAnsi="Calibri"/>
-          <w:b w:val="0"/>
-          <w:i w:val="0"/>
-          <w:sz w:val="22"/>
-        </w:rPr>
-        <w:t>Mulher Negra: gap=96,4% — maior gap de todos os grupos. Penalidade adicional por interseccionalidade: +9,5 p.p. além da soma de raça + gênero separados.</w:t>
-      </w:r>
-    </w:p>
-    <w:p>
-      <w:pPr>
-        <w:spacing w:before="80" w:after="40"/>
-      </w:pPr>
-      <w:r>
-        <w:rPr>
-          <w:rFonts w:ascii="Calibri" w:hAnsi="Calibri"/>
-          <w:b/>
-          <w:i w:val="0"/>
-          <w:color w:val="FF8F00"/>
-          <w:sz w:val="22"/>
-        </w:rPr>
-        <w:t>▌ O que dizer se perguntarem sobre interseccionalidade:</w:t>
-      </w:r>
-    </w:p>
-    <w:p>
-      <w:pPr>
-        <w:spacing w:after="40"/>
-        <w:ind w:left="454"/>
-      </w:pPr>
-      <w:r>
-        <w:rPr>
-          <w:rFonts w:ascii="Calibri" w:hAnsi="Calibri"/>
-          <w:b w:val="0"/>
-          <w:i w:val="0"/>
-          <w:sz w:val="21"/>
-        </w:rPr>
-        <w:t>'A Mulher Negra não sofre apenas raça + gênero de forma aditiva — existe uma penalidade adicional de +9,5 p.p. que emerge especificamente da combinação dos dois eixos de opressão. Isso é a interseccionalidade no sentido de Crenshaw (1989): os eixos interagem, não se somam. O HLM confirma com β_neg×fem=+0,069 (***) — a discriminação racial é estatisticamente menor para mulheres negras do que se esperaria da soma linear.'</w:t>
-      </w:r>
-    </w:p>
-    <w:p>
-      <w:pPr>
-        <w:spacing w:after="40"/>
-        <w:ind w:left="454"/>
-      </w:pPr>
-      <w:r>
-        <w:rPr>
-          <w:rFonts w:ascii="Calibri" w:hAnsi="Calibri"/>
-          <w:b w:val="0"/>
-          <w:i w:val="0"/>
-          <w:sz w:val="21"/>
-        </w:rPr>
-        <w:t>'Gap de 96,4% para mulher negra vs 40,3% para homem negro: a mulher negra experimenta uma dupla desvantagem que quase dobra o gap. Políticas de gênero e raça precisam ser desenhadas conjuntamente para esse grupo.'</w:t>
-      </w:r>
-    </w:p>
-    <w:p/>
-    <w:p>
-      <w:pPr>
-        <w:pStyle w:val="Heading2"/>
-      </w:pPr>
-      <w:r>
-        <w:rPr>
-          <w:rFonts w:ascii="Calibri" w:hAnsi="Calibri"/>
-          <w:color w:val="1F3864"/>
-        </w:rPr>
-        <w:t>Figura 10 — SHAP Values: Importância das Variáveis no XGBoost</w:t>
-      </w:r>
-    </w:p>
-    <w:p>
-      <w:pPr>
-        <w:jc w:val="center"/>
-      </w:pPr>
-      <w:r>
-        <w:drawing>
-          <wp:inline xmlns:a="http://schemas.openxmlformats.org/drawingml/2006/main" xmlns:pic="http://schemas.openxmlformats.org/drawingml/2006/picture">
-            <wp:extent cx="5040000" cy="3736625"/>
-            <wp:docPr id="10" name="Picture 10"/>
-            <wp:cNvGraphicFramePr>
-              <a:graphicFrameLocks noChangeAspect="1"/>
-            </wp:cNvGraphicFramePr>
-            <a:graphic>
-              <a:graphicData uri="http://schemas.openxmlformats.org/drawingml/2006/picture">
-                <pic:pic>
-                  <pic:nvPicPr>
-                    <pic:cNvPr id="0" name="shap_importance_xgb.png"/>
-                    <pic:cNvPicPr/>
-                  </pic:nvPicPr>
-                  <pic:blipFill>
-                    <a:blip r:embed="rId18"/>
-                    <a:stretch>
-                      <a:fillRect/>
-                    </a:stretch>
-                  </pic:blipFill>
-                  <pic:spPr>
-                    <a:xfrm>
-                      <a:off x="0" y="0"/>
-                      <a:ext cx="5040000" cy="3736625"/>
-                    </a:xfrm>
-                    <a:prstGeom prst="rect"/>
-                  </pic:spPr>
-                </pic:pic>
-              </a:graphicData>
-            </a:graphic>
-          </wp:inline>
-        </w:drawing>
-      </w:r>
-    </w:p>
-    <w:p>
-      <w:pPr>
-        <w:spacing w:after="200"/>
-        <w:jc w:val="center"/>
-      </w:pPr>
-      <w:r>
-        <w:rPr>
-          <w:i/>
-          <w:color w:val="606060"/>
-          <w:sz w:val="18"/>
-        </w:rPr>
-        <w:t>Importância média dos SHAP values por variável. R²=0,6162.</w:t>
-      </w:r>
-    </w:p>
-    <w:p>
-      <w:pPr>
-        <w:spacing w:before="80" w:after="120"/>
-        <w:jc w:val="left"/>
-      </w:pPr>
-      <w:r>
-        <w:rPr>
-          <w:rFonts w:ascii="Calibri" w:hAnsi="Calibri"/>
-          <w:b/>
-          <w:i w:val="0"/>
-          <w:color w:val="1F3864"/>
-          <w:sz w:val="22"/>
-        </w:rPr>
-        <w:t>Como ler:</w:t>
-      </w:r>
-    </w:p>
-    <w:p>
-      <w:pPr>
-        <w:pStyle w:val="ListBullet"/>
-        <w:spacing w:after="60"/>
-        <w:ind w:left="283"/>
-      </w:pPr>
-      <w:r>
-        <w:rPr>
-          <w:rFonts w:ascii="Calibri" w:hAnsi="Calibri"/>
-          <w:b w:val="0"/>
-          <w:i w:val="0"/>
-          <w:sz w:val="22"/>
-        </w:rPr>
-        <w:t>Eixo X: importância média absoluta dos SHAP values — quanto cada variável 'move' a predição de renda em média, independente de direção.</w:t>
-      </w:r>
-    </w:p>
-    <w:p>
-      <w:pPr>
-        <w:pStyle w:val="ListBullet"/>
-        <w:spacing w:after="60"/>
-        <w:ind w:left="283"/>
-      </w:pPr>
-      <w:r>
-        <w:rPr>
-          <w:rFonts w:ascii="Calibri" w:hAnsi="Calibri"/>
-          <w:b w:val="0"/>
-          <w:i w:val="0"/>
-          <w:sz w:val="22"/>
-        </w:rPr>
-        <w:t>Barras maiores = variáveis mais determinantes para a renda prevista pelo modelo.</w:t>
-      </w:r>
-    </w:p>
-    <w:p>
-      <w:pPr>
-        <w:pStyle w:val="ListBullet"/>
-        <w:spacing w:after="60"/>
-        <w:ind w:left="283"/>
-      </w:pPr>
-      <w:r>
-        <w:rPr>
-          <w:rFonts w:ascii="Calibri" w:hAnsi="Calibri"/>
-          <w:b w:val="0"/>
-          <w:i w:val="0"/>
-          <w:sz w:val="22"/>
-        </w:rPr>
-        <w:t>Variáveis em vermelho/negativo = associadas a menores rendas. Variáveis em azul/positivo = associadas a maiores rendas.</w:t>
-      </w:r>
-    </w:p>
-    <w:p>
-      <w:pPr>
-        <w:spacing w:before="80" w:after="120"/>
-        <w:jc w:val="left"/>
-      </w:pPr>
-      <w:r>
-        <w:rPr>
-          <w:rFonts w:ascii="Calibri" w:hAnsi="Calibri"/>
-          <w:b/>
-          <w:i w:val="0"/>
-          <w:color w:val="1F3864"/>
-          <w:sz w:val="22"/>
-        </w:rPr>
-        <w:t>Ranking esperado e o que significa:</w:t>
-      </w:r>
-    </w:p>
-    <w:p>
-      <w:pPr>
-        <w:pStyle w:val="ListBullet"/>
-        <w:spacing w:after="60"/>
-        <w:ind w:left="283"/>
-      </w:pPr>
-      <w:r>
-        <w:rPr>
-          <w:rFonts w:ascii="Calibri" w:hAnsi="Calibri"/>
-          <w:b w:val="0"/>
-          <w:i w:val="0"/>
-          <w:sz w:val="22"/>
-        </w:rPr>
-        <w:t>#1 Renda média da UPA (|SHAP|≈0,272): onde você mora supera o quanto você estudou como determinante de renda — confirma Wilson (1987) e justifica o HLM.</w:t>
-      </w:r>
-    </w:p>
-    <w:p>
-      <w:pPr>
-        <w:pStyle w:val="ListBullet"/>
-        <w:spacing w:after="60"/>
-        <w:ind w:left="283"/>
-      </w:pPr>
-      <w:r>
-        <w:rPr>
-          <w:rFonts w:ascii="Calibri" w:hAnsi="Calibri"/>
-          <w:b w:val="0"/>
-          <w:i w:val="0"/>
-          <w:sz w:val="22"/>
-        </w:rPr>
-        <w:t>#2 Horas trabalhadas (|SHAP|≈0,166): nova variável extraída dos ZIPs brutos. Volume de trabalho é o segundo maior determinante.</w:t>
-      </w:r>
-    </w:p>
-    <w:p>
-      <w:pPr>
-        <w:pStyle w:val="ListBullet"/>
-        <w:spacing w:after="60"/>
-        <w:ind w:left="283"/>
-      </w:pPr>
-      <w:r>
-        <w:rPr>
-          <w:rFonts w:ascii="Calibri" w:hAnsi="Calibri"/>
-          <w:b w:val="0"/>
-          <w:i w:val="0"/>
-          <w:sz w:val="22"/>
-        </w:rPr>
-        <w:t>#3–#4 CBO e emprego formal: variáveis também extraídas dos ZIPs — sua contribuição metodológica principal. Sem elas, o modelo subestimaria o papel da ocupação.</w:t>
-      </w:r>
-    </w:p>
-    <w:p>
-      <w:pPr>
-        <w:pStyle w:val="ListBullet"/>
-        <w:spacing w:after="60"/>
-        <w:ind w:left="283"/>
-      </w:pPr>
-      <w:r>
-        <w:rPr>
-          <w:rFonts w:ascii="Calibri" w:hAnsi="Calibri"/>
-          <w:b w:val="0"/>
-          <w:i w:val="0"/>
-          <w:sz w:val="22"/>
-        </w:rPr>
-        <w:t>#11 Raça/negro (|SHAP|≈0,029): após todos os controles, a raça ainda move a predição em −2,5%. Não é o maior fator — mas é o fator que não deveria existir em um mercado de trabalho não discriminatório.</w:t>
-      </w:r>
-    </w:p>
-    <w:p>
-      <w:pPr>
-        <w:spacing w:before="80" w:after="40"/>
-      </w:pPr>
-      <w:r>
-        <w:rPr>
-          <w:rFonts w:ascii="Calibri" w:hAnsi="Calibri"/>
-          <w:b/>
-          <w:i w:val="0"/>
-          <w:color w:val="1565C0"/>
-          <w:sz w:val="22"/>
-        </w:rPr>
-        <w:t>▌ O que dizer se perguntarem sobre interpretabilidade do XGBoost:</w:t>
-      </w:r>
-    </w:p>
-    <w:p>
-      <w:pPr>
-        <w:spacing w:after="40"/>
-        <w:ind w:left="454"/>
-      </w:pPr>
-      <w:r>
-        <w:rPr>
-          <w:rFonts w:ascii="Calibri" w:hAnsi="Calibri"/>
-          <w:b w:val="0"/>
-          <w:i w:val="0"/>
-          <w:sz w:val="21"/>
-        </w:rPr>
-        <w:t>'O SHAP resolve o problema black-box do XGBoost. Ele decompõe a predição de cada observação individualmente, garantindo aditividade e consistência (propriedades de Shapley). Um simples gráfico de feature importance do XGBoost não teria essas garantias — o SHAP é o gold standard atual para interpretabilidade de modelos de ML.'</w:t>
-      </w:r>
-    </w:p>
-    <w:p/>
-    <w:p>
-      <w:pPr>
-        <w:pStyle w:val="Heading2"/>
-      </w:pPr>
-      <w:r>
-        <w:rPr>
-          <w:rFonts w:ascii="Calibri" w:hAnsi="Calibri"/>
-          <w:color w:val="1F3864"/>
-        </w:rPr>
-        <w:t>O Papel do Machine Learning no Trabalho (o que dizer na defesa)</w:t>
-      </w:r>
-    </w:p>
-    <w:p>
-      <w:pPr>
-        <w:spacing w:before="80" w:after="120"/>
-        <w:jc w:val="left"/>
-      </w:pPr>
-      <w:r>
-        <w:rPr>
-          <w:rFonts w:ascii="Calibri" w:hAnsi="Calibri"/>
-          <w:b/>
-          <w:i w:val="0"/>
-          <w:color w:val="1F3864"/>
-          <w:sz w:val="22"/>
-        </w:rPr>
-        <w:t>O que o ML prediz e por que está no trabalho:</w:t>
-      </w:r>
-    </w:p>
-    <w:p>
-      <w:pPr>
-        <w:pStyle w:val="ListBullet"/>
-        <w:spacing w:after="60"/>
-        <w:ind w:left="283"/>
-      </w:pPr>
-      <w:r>
-        <w:rPr>
-          <w:rFonts w:ascii="Calibri" w:hAnsi="Calibri"/>
-          <w:b w:val="0"/>
-          <w:i w:val="0"/>
-          <w:sz w:val="22"/>
-        </w:rPr>
-        <w:t>Prediz a RENDA (log_renda) a partir de 28 variáveis (individuais, ocupação/CBO e contexto de UPA/UF). Desempenho: XGBoost R²=0,62; Random Forest R²=0,57.</w:t>
-      </w:r>
-    </w:p>
-    <w:p>
-      <w:pPr>
-        <w:pStyle w:val="ListBullet"/>
-        <w:spacing w:after="60"/>
-        <w:ind w:left="283"/>
-      </w:pPr>
-      <w:r>
-        <w:rPr>
-          <w:rFonts w:ascii="Calibri" w:hAnsi="Calibri"/>
-          <w:b w:val="0"/>
-          <w:i w:val="0"/>
-          <w:sz w:val="22"/>
-        </w:rPr>
-        <w:t>NÃO é o motor causal (isso é HLM/GLMM/Oaxaca/quantílica). Cumpre TRÊS funções: (1) triangulação/robustez — método não-paramétrico, sem supor linearidade, confirma o sinal econométrico; (2) interpretabilidade via SHAP — quantifica a contribuição de cada variável e suas interações; (3) mecanismo tangível — waterfalls de casos individuais.</w:t>
-      </w:r>
-    </w:p>
-    <w:p>
-      <w:pPr>
-        <w:spacing w:before="80" w:after="120"/>
-        <w:jc w:val="left"/>
-      </w:pPr>
-      <w:r>
-        <w:rPr>
-          <w:rFonts w:ascii="Calibri" w:hAnsi="Calibri"/>
-          <w:b/>
-          <w:i w:val="0"/>
-          <w:color w:val="1F3864"/>
-          <w:sz w:val="22"/>
-        </w:rPr>
-        <w:t>Achado central do SHAP (forte para a defesa):</w:t>
-      </w:r>
-    </w:p>
-    <w:p>
-      <w:pPr>
-        <w:pStyle w:val="ListBullet"/>
-        <w:spacing w:after="60"/>
-        <w:ind w:left="283"/>
-      </w:pPr>
-      <w:r>
-        <w:rPr>
-          <w:rFonts w:ascii="Calibri" w:hAnsi="Calibri"/>
-          <w:b w:val="0"/>
-          <w:i w:val="0"/>
-          <w:sz w:val="22"/>
-        </w:rPr>
-        <w:t>A RENDA MÉDIA DA UPA (bairro) figura entre os preditores de maior peso, mas é parcialmente endógena (problema do reflexo, Manski 1993): agrega o próprio indivíduo, então deve ser lida como mediação territorial, não como determinante causal. A variável 'negro' tem importância DIRETA modesta (abaixo do top-12).</w:t>
-      </w:r>
-    </w:p>
-    <w:p>
-      <w:pPr>
-        <w:pStyle w:val="ListBullet"/>
-        <w:spacing w:after="60"/>
-        <w:ind w:left="283"/>
-      </w:pPr>
-      <w:r>
-        <w:rPr>
-          <w:rFonts w:ascii="Calibri" w:hAnsi="Calibri"/>
-          <w:b w:val="0"/>
-          <w:i w:val="0"/>
-          <w:sz w:val="22"/>
-        </w:rPr>
-        <w:t>Isso CONFIRMA a tese (não contradiz): a raça tem efeito direto pequeno porque opera POR MEIO dos mediadores (onde mora, ocupação, formalidade), que são moldados pela barreira racial — a tradução computacional do Oaxaca-Blinder (a maior parte do gap é 'dotações', mas dotações são produto de segregação e exclusão de acesso).</w:t>
-      </w:r>
-    </w:p>
-    <w:p>
-      <w:pPr>
-        <w:spacing w:before="80" w:after="120"/>
-        <w:jc w:val="left"/>
-      </w:pPr>
-      <w:r>
-        <w:rPr>
-          <w:rFonts w:ascii="Calibri" w:hAnsi="Calibri"/>
-          <w:b/>
-          <w:i w:val="0"/>
-          <w:color w:val="1F3864"/>
-          <w:sz w:val="22"/>
-        </w:rPr>
-        <w:t>Como conecta com o resto do trabalho:</w:t>
-      </w:r>
-    </w:p>
-    <w:p>
-      <w:pPr>
-        <w:pStyle w:val="ListBullet"/>
-        <w:spacing w:after="60"/>
-        <w:ind w:left="283"/>
-      </w:pPr>
-      <w:r>
-        <w:rPr>
-          <w:rFonts w:ascii="Calibri" w:hAnsi="Calibri"/>
-          <w:b w:val="0"/>
-          <w:i w:val="0"/>
-          <w:sz w:val="22"/>
-        </w:rPr>
-        <w:t>HLM: o peso do contexto no SHAP espelha a mediação contextual do HLM (~52% via UPA). Oaxaca: importância direta pequena da raça ↔ gap majoritariamente de dotações. GLMM: o ML modela RENDA, o GLMM modela ACESSO (faces complementares). Os métodos do núcleo convergem para o mesmo diagnóstico, por vias independentes.</w:t>
-      </w:r>
-    </w:p>
-    <w:p>
-      <w:pPr>
-        <w:pStyle w:val="ListBullet"/>
-        <w:spacing w:after="60"/>
-        <w:ind w:left="283"/>
-      </w:pPr>
-      <w:r>
-        <w:rPr>
-          <w:rFonts w:ascii="Calibri" w:hAnsi="Calibri"/>
-          <w:b w:val="0"/>
-          <w:i w:val="0"/>
-          <w:sz w:val="22"/>
-        </w:rPr>
-        <w:t>Explicar vs. prever: o ML é preditivo/validador, não inferencial. Adicionar UF ao ML não muda o R² (ΔR²≈0) — o contexto já está nas features. Use essa distinção se questionarem.</w:t>
-      </w:r>
-    </w:p>
-    <w:p>
-      <w:pPr>
-        <w:spacing w:before="80" w:after="40"/>
-      </w:pPr>
-      <w:r>
-        <w:rPr>
-          <w:rFonts w:ascii="Calibri" w:hAnsi="Calibri"/>
-          <w:b/>
-          <w:i w:val="0"/>
-          <w:color w:val="FF8F00"/>
-          <w:sz w:val="22"/>
-        </w:rPr>
-        <w:t>▌ Se perguntarem 'por que ML se já tem econometria?':</w:t>
-      </w:r>
-    </w:p>
-    <w:p>
-      <w:pPr>
-        <w:spacing w:after="40"/>
-        <w:ind w:left="454"/>
-      </w:pPr>
-      <w:r>
-        <w:rPr>
-          <w:rFonts w:ascii="Calibri" w:hAnsi="Calibri"/>
-          <w:b w:val="0"/>
-          <w:i w:val="0"/>
-          <w:sz w:val="21"/>
-        </w:rPr>
-        <w:t>'O ML não substitui a econometria — triangula. Se um modelo flexível, livre de supor linearidade e capaz de captar qualquer interação, chega ao MESMO diagnóstico (o contexto domina, a raça opera via mediadores), o achado deixa de ser artefato de especificação. E o SHAP mostra COMO a desigualdade atua: o bairro prediz mais que o diploma — desigualdade estrutural e territorial.'</w:t>
-      </w:r>
-    </w:p>
-    <w:p/>
     <w:p>
       <w:r>
         <w:br w:type="page"/>
@@ -4106,140 +4497,16 @@
     </w:p>
     <w:p>
       <w:pPr>
-        <w:pStyle w:val="Heading2"/>
+        <w:pStyle w:val="Heading1"/>
       </w:pPr>
       <w:r>
         <w:rPr>
           <w:rFonts w:ascii="Calibri" w:hAnsi="Calibri"/>
           <w:color w:val="1F3864"/>
         </w:rPr>
-        <w:t>Contexto macro recente do IBGE (POF + Gini 2025) — o que dizer se a banca perguntar</w:t>
+        <w:t>PARTE 5 — EQUAÇÕES PARA MEMORIZAR</w:t>
       </w:r>
     </w:p>
-    <w:p>
-      <w:pPr>
-        <w:spacing w:before="40" w:after="120"/>
-        <w:jc w:val="left"/>
-      </w:pPr>
-      <w:r>
-        <w:rPr>
-          <w:rFonts w:ascii="Calibri" w:hAnsi="Calibri"/>
-          <w:b w:val="0"/>
-          <w:i w:val="0"/>
-          <w:sz w:val="22"/>
-        </w:rPr>
-        <w:t>A banca pode citar notícias recentes do IBGE. Distinga o que melhorou (qualidade de vida) do que NÃO melhorou (desigualdade de renda):</w:t>
-      </w:r>
-    </w:p>
-    <w:p>
-      <w:pPr>
-        <w:pStyle w:val="ListBullet"/>
-        <w:spacing w:after="60"/>
-        <w:ind w:left="283"/>
-      </w:pPr>
-      <w:r>
-        <w:rPr>
-          <w:rFonts w:ascii="Calibri" w:hAnsi="Calibri"/>
-          <w:b w:val="0"/>
-          <w:i w:val="0"/>
-          <w:sz w:val="22"/>
-        </w:rPr>
-        <w:t>A) QUALIDADE DE VIDA melhorou (POF 2017–2018): o Índice de Perda de Qualidade de Vida caiu ~30%, MAS o gap racial persiste (chefes pretos/pardos 0,183 vs brancos 0,122) e o territorial também (Norte 0,223 / Nordeste 0,207 vs Sul 0,114).</w:t>
-      </w:r>
-    </w:p>
-    <w:p>
-      <w:pPr>
-        <w:pStyle w:val="ListBullet"/>
-        <w:spacing w:after="60"/>
-        <w:ind w:left="283"/>
-      </w:pPr>
-      <w:r>
-        <w:rPr>
-          <w:rFonts w:ascii="Calibri" w:hAnsi="Calibri"/>
-          <w:b w:val="0"/>
-          <w:i w:val="0"/>
-          <w:sz w:val="22"/>
-        </w:rPr>
-        <w:t>B) DESIGUALDADE DE RENDA subiu: o Gini do rendimento domiciliar per capita subiu de 0,487 (2024) para 0,491 (2025), puxado pelo topo — 10% mais ricos +8,7% vs 10% mais pobres +3,1% (PNAD Contínua, Rendimento de Todas as Fontes 2025).</w:t>
-      </w:r>
-    </w:p>
-    <w:p>
-      <w:pPr>
-        <w:pStyle w:val="ListBullet"/>
-        <w:spacing w:after="60"/>
-        <w:ind w:left="283"/>
-      </w:pPr>
-      <w:r>
-        <w:rPr>
-          <w:rFonts w:ascii="Calibri" w:hAnsi="Calibri"/>
-          <w:b w:val="0"/>
-          <w:i w:val="0"/>
-          <w:sz w:val="22"/>
-        </w:rPr>
-        <w:t>RESSALVA METODOLÓGICA (importante): o Gini calculado no trabalho (~0,48) é da RENDA DO TRABALHO entre OCUPADOS — conceito DIFERENTE do Gini domiciliar per capita de todas as fontes do IBGE (~0,49). Níveis próximos, mas medidas distintas; podem divergir em tendência (a alta de 2025 vem de renda não-trabalho do topo).</w:t>
-      </w:r>
-    </w:p>
-    <w:p>
-      <w:pPr>
-        <w:spacing w:before="80" w:after="40"/>
-      </w:pPr>
-      <w:r>
-        <w:rPr>
-          <w:rFonts w:ascii="Calibri" w:hAnsi="Calibri"/>
-          <w:b/>
-          <w:i w:val="0"/>
-          <w:color w:val="FF8F00"/>
-          <w:sz w:val="22"/>
-        </w:rPr>
-        <w:t>▌ O que dizer se perguntarem 'o Gini do IBGE não bate com o seu?' ou 'o Brasil não melhorou?':</w:t>
-      </w:r>
-    </w:p>
-    <w:p>
-      <w:pPr>
-        <w:spacing w:after="40"/>
-        <w:ind w:left="454"/>
-      </w:pPr>
-      <w:r>
-        <w:rPr>
-          <w:rFonts w:ascii="Calibri" w:hAnsi="Calibri"/>
-          <w:b w:val="0"/>
-          <w:i w:val="0"/>
-          <w:sz w:val="21"/>
-        </w:rPr>
-        <w:t>'O que melhorou foi a QUALIDADE DE VIDA (POF), não o Gini de renda — que, aliás, SUBIU em 2025 (0,491), puxado pelo topo. Meu trabalho é coerente com isso: documenta uma barreira racial que persiste apesar do avanço social agregado.'</w:t>
-      </w:r>
-    </w:p>
-    <w:p>
-      <w:pPr>
-        <w:spacing w:after="40"/>
-        <w:ind w:left="454"/>
-      </w:pPr>
-      <w:r>
-        <w:rPr>
-          <w:rFonts w:ascii="Calibri" w:hAnsi="Calibri"/>
-          <w:b w:val="0"/>
-          <w:i w:val="0"/>
-          <w:sz w:val="21"/>
-        </w:rPr>
-        <w:t>'Meu Gini (~0,48) e o do IBGE (~0,49) medem coisas diferentes: o meu é da renda do TRABALHO entre OCUPADOS; o do IBGE é da renda DOMICILIAR PER CAPITA de TODAS as fontes (inclui aposentadorias, transferências, capital e pessoas sem renda). Níveis próximos, mas não diretamente comparáveis — por isso não os comparo como se fossem a mesma métrica.'</w:t>
-      </w:r>
-    </w:p>
-    <w:p>
-      <w:pPr>
-        <w:spacing w:after="40"/>
-        <w:ind w:left="454"/>
-      </w:pPr>
-      <w:r>
-        <w:rPr>
-          <w:rFonts w:ascii="Calibri" w:hAnsi="Calibri"/>
-          <w:b w:val="0"/>
-          <w:i w:val="0"/>
-          <w:sz w:val="21"/>
-        </w:rPr>
-        <w:t>'O contraste territorial reforça minha tese: o IBGE mostra o DF com a maior renda per capita do país, enquanto meus modelos mostram o DF com a MAIOR penalidade racial salarial — riqueza média e desigualdade racial convivem no mesmo território.'</w:t>
-      </w:r>
-    </w:p>
-    <w:p/>
     <w:p>
       <w:pPr>
         <w:pStyle w:val="Heading2"/>
@@ -4249,597 +4516,13 @@
           <w:rFonts w:ascii="Calibri" w:hAnsi="Calibri"/>
           <w:color w:val="1F3864"/>
         </w:rPr>
-        <w:t>Figura 17 — Comparação de Modelos: Log-Likelihood e AIC</w:t>
+        <w:t>5.1  HLM de dois níveis</w:t>
       </w:r>
     </w:p>
     <w:p>
       <w:pPr>
-        <w:jc w:val="center"/>
-      </w:pPr>
-      <w:r>
-        <w:drawing>
-          <wp:inline xmlns:a="http://schemas.openxmlformats.org/drawingml/2006/main" xmlns:pic="http://schemas.openxmlformats.org/drawingml/2006/picture">
-            <wp:extent cx="5040000" cy="2151338"/>
-            <wp:docPr id="11" name="Picture 11"/>
-            <wp:cNvGraphicFramePr>
-              <a:graphicFrameLocks noChangeAspect="1"/>
-            </wp:cNvGraphicFramePr>
-            <a:graphic>
-              <a:graphicData uri="http://schemas.openxmlformats.org/drawingml/2006/picture">
-                <pic:pic>
-                  <pic:nvPicPr>
-                    <pic:cNvPr id="0" name="modelos_loglik_aic.png"/>
-                    <pic:cNvPicPr/>
-                  </pic:nvPicPr>
-                  <pic:blipFill>
-                    <a:blip r:embed="rId19"/>
-                    <a:stretch>
-                      <a:fillRect/>
-                    </a:stretch>
-                  </pic:blipFill>
-                  <pic:spPr>
-                    <a:xfrm>
-                      <a:off x="0" y="0"/>
-                      <a:ext cx="5040000" cy="2151338"/>
-                    </a:xfrm>
-                    <a:prstGeom prst="rect"/>
-                  </pic:spPr>
-                </pic:pic>
-              </a:graphicData>
-            </a:graphic>
-          </wp:inline>
-        </w:drawing>
-      </w:r>
-    </w:p>
-    <w:p>
-      <w:pPr>
-        <w:spacing w:after="200"/>
-        <w:jc w:val="center"/>
-      </w:pPr>
-      <w:r>
-        <w:rPr>
-          <w:i/>
-          <w:color w:val="606060"/>
-          <w:sz w:val="18"/>
-        </w:rPr>
-        <w:t>LL e AIC para 10 modelos. Quanto menor o AIC, melhor o ajuste penalizado por complexidade.</w:t>
-      </w:r>
-    </w:p>
-    <w:p>
-      <w:pPr>
-        <w:spacing w:before="80" w:after="120"/>
-        <w:jc w:val="left"/>
-      </w:pPr>
-      <w:r>
-        <w:rPr>
-          <w:rFonts w:ascii="Calibri" w:hAnsi="Calibri"/>
-          <w:b/>
-          <w:i w:val="0"/>
-          <w:color w:val="1F3864"/>
-          <w:sz w:val="22"/>
-        </w:rPr>
-        <w:t>Como ler:</w:t>
-      </w:r>
-    </w:p>
-    <w:p>
-      <w:pPr>
-        <w:pStyle w:val="ListBullet"/>
-        <w:spacing w:after="60"/>
-        <w:ind w:left="283"/>
-      </w:pPr>
-      <w:r>
-        <w:rPr>
-          <w:rFonts w:ascii="Calibri" w:hAnsi="Calibri"/>
-          <w:b w:val="0"/>
-          <w:i w:val="0"/>
-          <w:sz w:val="22"/>
-        </w:rPr>
-        <w:t>Log-Likelihood (LL): quanto mais próximo de zero (menos negativo), melhor o ajuste. Mais parâmetros sempre melhoram o LL — por isso o AIC penaliza.</w:t>
-      </w:r>
-    </w:p>
-    <w:p>
-      <w:pPr>
-        <w:pStyle w:val="ListBullet"/>
-        <w:spacing w:after="60"/>
-        <w:ind w:left="283"/>
-      </w:pPr>
-      <w:r>
-        <w:rPr>
-          <w:rFonts w:ascii="Calibri" w:hAnsi="Calibri"/>
-          <w:b w:val="0"/>
-          <w:i w:val="0"/>
-          <w:sz w:val="22"/>
-        </w:rPr>
-        <w:t>AIC = −2×LL + 2×k, onde k = número de parâmetros. Modelos mais simples com ajuste equivalente são preferidos.</w:t>
-      </w:r>
-    </w:p>
-    <w:p>
-      <w:pPr>
-        <w:pStyle w:val="ListBullet"/>
-        <w:spacing w:after="60"/>
-        <w:ind w:left="283"/>
-      </w:pPr>
-      <w:r>
-        <w:rPr>
-          <w:rFonts w:ascii="Calibri" w:hAnsi="Calibri"/>
-          <w:b w:val="0"/>
-          <w:i w:val="0"/>
-          <w:sz w:val="22"/>
-        </w:rPr>
-        <w:t>Eixo X: os 10 modelos em ordem de complexidade crescente (OLS Nulo → OLS Individual → OLS+FE → HLM Nulo → ... → HLM Ocupação).</w:t>
-      </w:r>
-    </w:p>
-    <w:p>
-      <w:pPr>
-        <w:pStyle w:val="ListBullet"/>
-        <w:spacing w:after="60"/>
-        <w:ind w:left="283"/>
-      </w:pPr>
-      <w:r>
-        <w:rPr>
-          <w:rFonts w:ascii="Calibri" w:hAnsi="Calibri"/>
-          <w:b w:val="0"/>
-          <w:i w:val="0"/>
-          <w:sz w:val="22"/>
-        </w:rPr>
-        <w:t>Colunas/barras com dois painéis: LL (painel superior) e AIC (painel inferior).</w:t>
-      </w:r>
-    </w:p>
-    <w:p>
-      <w:pPr>
-        <w:spacing w:before="80" w:after="120"/>
-        <w:jc w:val="left"/>
-      </w:pPr>
-      <w:r>
-        <w:rPr>
-          <w:rFonts w:ascii="Calibri" w:hAnsi="Calibri"/>
-          <w:b/>
-          <w:i w:val="0"/>
-          <w:color w:val="1F3864"/>
-          <w:sz w:val="22"/>
-        </w:rPr>
-        <w:t>Achado principal:</w:t>
-      </w:r>
-    </w:p>
-    <w:p>
-      <w:pPr>
-        <w:pStyle w:val="ListBullet"/>
-        <w:spacing w:after="60"/>
-        <w:ind w:left="283"/>
-      </w:pPr>
-      <w:r>
-        <w:rPr>
-          <w:rFonts w:ascii="Calibri" w:hAnsi="Calibri"/>
-          <w:b w:val="0"/>
-          <w:i w:val="0"/>
-          <w:sz w:val="22"/>
-        </w:rPr>
-        <w:t>OLS+FE(UF) tem AIC = 3.684.833 — PIOR que OLS Individual (3.660.787). Adicionar dummies de UF não ajuda porque os estados são unidades muito grandes para capturar a variação real.</w:t>
-      </w:r>
-    </w:p>
-    <w:p>
-      <w:pPr>
-        <w:pStyle w:val="ListBullet"/>
-        <w:spacing w:after="60"/>
-        <w:ind w:left="283"/>
-      </w:pPr>
-      <w:r>
-        <w:rPr>
-          <w:rFonts w:ascii="Calibri" w:hAnsi="Calibri"/>
-          <w:b w:val="0"/>
-          <w:i w:val="0"/>
-          <w:sz w:val="22"/>
-        </w:rPr>
-        <w:t>HLM Contextual tem AIC = 3.588.684 — o melhor ajuste penalizado entre os modelos intermediários. Demonstra que a estrutura hierárquica compensa o custo dos parâmetros adicionais.</w:t>
-      </w:r>
-    </w:p>
-    <w:p/>
-    <w:p>
-      <w:pPr>
-        <w:pStyle w:val="Heading2"/>
-      </w:pPr>
-      <w:r>
-        <w:rPr>
-          <w:rFonts w:ascii="Calibri" w:hAnsi="Calibri"/>
-          <w:color w:val="1F3864"/>
-        </w:rPr>
-        <w:t>Figura 18 — LRT Waterfall e Trajetória do ICC</w:t>
-      </w:r>
-    </w:p>
-    <w:p>
-      <w:pPr>
-        <w:jc w:val="center"/>
-      </w:pPr>
-      <w:r>
-        <w:drawing>
-          <wp:inline xmlns:a="http://schemas.openxmlformats.org/drawingml/2006/main" xmlns:pic="http://schemas.openxmlformats.org/drawingml/2006/picture">
-            <wp:extent cx="5040000" cy="1938059"/>
-            <wp:docPr id="12" name="Picture 12"/>
-            <wp:cNvGraphicFramePr>
-              <a:graphicFrameLocks noChangeAspect="1"/>
-            </wp:cNvGraphicFramePr>
-            <a:graphic>
-              <a:graphicData uri="http://schemas.openxmlformats.org/drawingml/2006/picture">
-                <pic:pic>
-                  <pic:nvPicPr>
-                    <pic:cNvPr id="0" name="modelos_lrt_icc.png"/>
-                    <pic:cNvPicPr/>
-                  </pic:nvPicPr>
-                  <pic:blipFill>
-                    <a:blip r:embed="rId20"/>
-                    <a:stretch>
-                      <a:fillRect/>
-                    </a:stretch>
-                  </pic:blipFill>
-                  <pic:spPr>
-                    <a:xfrm>
-                      <a:off x="0" y="0"/>
-                      <a:ext cx="5040000" cy="1938059"/>
-                    </a:xfrm>
-                    <a:prstGeom prst="rect"/>
-                  </pic:spPr>
-                </pic:pic>
-              </a:graphicData>
-            </a:graphic>
-          </wp:inline>
-        </w:drawing>
-      </w:r>
-    </w:p>
-    <w:p>
-      <w:pPr>
-        <w:spacing w:after="200"/>
-        <w:jc w:val="center"/>
-      </w:pPr>
-      <w:r>
-        <w:rPr>
-          <w:i/>
-          <w:color w:val="606060"/>
-          <w:sz w:val="18"/>
-        </w:rPr>
-        <w:t>LRT (Likelihood Ratio Test) entre modelos encadeados e trajetória do ICC por modelo.</w:t>
-      </w:r>
-    </w:p>
-    <w:p>
-      <w:pPr>
-        <w:spacing w:before="80" w:after="120"/>
-        <w:jc w:val="left"/>
-      </w:pPr>
-      <w:r>
-        <w:rPr>
-          <w:rFonts w:ascii="Calibri" w:hAnsi="Calibri"/>
-          <w:b/>
-          <w:i w:val="0"/>
-          <w:color w:val="1F3864"/>
-          <w:sz w:val="22"/>
-        </w:rPr>
-        <w:t>Como ler:</w:t>
-      </w:r>
-    </w:p>
-    <w:p>
-      <w:pPr>
-        <w:pStyle w:val="ListBullet"/>
-        <w:spacing w:after="60"/>
-        <w:ind w:left="283"/>
-      </w:pPr>
-      <w:r>
-        <w:rPr>
-          <w:rFonts w:ascii="Calibri" w:hAnsi="Calibri"/>
-          <w:b w:val="0"/>
-          <w:i w:val="0"/>
-          <w:sz w:val="22"/>
-        </w:rPr>
-        <w:t>Painel esquerdo (waterfall de LRT): cada barra mostra o χ² do teste de razão de verossimilhança ao adicionar um nível ao modelo. Barras positivas = o modelo mais complexo é estatisticamente superior.</w:t>
-      </w:r>
-    </w:p>
-    <w:p>
-      <w:pPr>
-        <w:pStyle w:val="ListBullet"/>
-        <w:spacing w:after="60"/>
-        <w:ind w:left="283"/>
-      </w:pPr>
-      <w:r>
-        <w:rPr>
-          <w:rFonts w:ascii="Calibri" w:hAnsi="Calibri"/>
-          <w:b w:val="0"/>
-          <w:i w:val="0"/>
-          <w:sz w:val="22"/>
-        </w:rPr>
-        <w:t>LRT HLM Nulo vs OLS Nulo: χ²=191.625 (Δk=1) — vastamente significativo. Isso prova que existe estrutura hierárquica nos dados: as rendas dentro de uma mesma UPA são mais parecidas entre si do que entre UPAs diferentes.</w:t>
-      </w:r>
-    </w:p>
-    <w:p>
-      <w:pPr>
-        <w:pStyle w:val="ListBullet"/>
-        <w:spacing w:after="60"/>
-        <w:ind w:left="283"/>
-      </w:pPr>
-      <w:r>
-        <w:rPr>
-          <w:rFonts w:ascii="Calibri" w:hAnsi="Calibri"/>
-          <w:b w:val="0"/>
-          <w:i w:val="0"/>
-          <w:sz w:val="22"/>
-        </w:rPr>
-        <w:t>Painel direito (ICC): Intra-Class Correlation por modelo — % da variância total que se deve às diferenças entre UPAs. ICC=9,80% em M0.</w:t>
-      </w:r>
-    </w:p>
-    <w:p>
-      <w:pPr>
-        <w:spacing w:before="80" w:after="120"/>
-        <w:jc w:val="left"/>
-      </w:pPr>
-      <w:r>
-        <w:rPr>
-          <w:rFonts w:ascii="Calibri" w:hAnsi="Calibri"/>
-          <w:b/>
-          <w:i w:val="0"/>
-          <w:color w:val="1F3864"/>
-          <w:sz w:val="22"/>
-        </w:rPr>
-        <w:t>Por que o ICC &gt; 5% importa:</w:t>
-      </w:r>
-    </w:p>
-    <w:p>
-      <w:pPr>
-        <w:pStyle w:val="ListBullet"/>
-        <w:spacing w:after="60"/>
-        <w:ind w:left="283"/>
-      </w:pPr>
-      <w:r>
-        <w:rPr>
-          <w:rFonts w:ascii="Calibri" w:hAnsi="Calibri"/>
-          <w:b w:val="0"/>
-          <w:i w:val="0"/>
-          <w:sz w:val="22"/>
-        </w:rPr>
-        <w:t>Se o ICC fosse &lt; 5%, o OLS seria suficiente (Raudenbush &amp; Bryk, 2002). Com 9,80%, ignorar a hierarquia produz erros padrão subestimados — e inferência estatística inválida.</w:t>
-      </w:r>
-    </w:p>
-    <w:p>
-      <w:pPr>
-        <w:pStyle w:val="ListBullet"/>
-        <w:spacing w:after="60"/>
-        <w:ind w:left="283"/>
-      </w:pPr>
-      <w:r>
-        <w:rPr>
-          <w:rFonts w:ascii="Calibri" w:hAnsi="Calibri"/>
-          <w:b w:val="0"/>
-          <w:i w:val="0"/>
-          <w:sz w:val="22"/>
-        </w:rPr>
-        <w:t>O LRT χ²=191.625 com Δk=1 prova que o componente de variância aleatória da UPA não é zero: hierarquia não é apenas conveniência, é estrutura real dos dados.</w:t>
-      </w:r>
-    </w:p>
-    <w:p>
-      <w:pPr>
-        <w:spacing w:before="80" w:after="40"/>
-      </w:pPr>
-      <w:r>
-        <w:rPr>
-          <w:rFonts w:ascii="Calibri" w:hAnsi="Calibri"/>
-          <w:b/>
-          <w:i w:val="0"/>
-          <w:color w:val="2E7D32"/>
-          <w:sz w:val="22"/>
-        </w:rPr>
-        <w:t>▌ O que dizer se perguntarem sobre a escolha do HLM:</w:t>
-      </w:r>
-    </w:p>
-    <w:p>
-      <w:pPr>
-        <w:spacing w:after="40"/>
-        <w:ind w:left="454"/>
-      </w:pPr>
-      <w:r>
-        <w:rPr>
-          <w:rFonts w:ascii="Calibri" w:hAnsi="Calibri"/>
-          <w:b w:val="0"/>
-          <w:i w:val="0"/>
-          <w:sz w:val="21"/>
-        </w:rPr>
-        <w:t>'Não escolhi HLM por ser mais sofisticado — escolhi porque os dados me obrigaram. O ICC=9,80% e o LRT χ²=191.625 mostram que a estrutura hierárquica é real e significativa. Ignorar isso com OLS produziria inferência inválida — erros padrão subestimados e p-valores inflados. A escolha foi ditada pelos dados, não pela preferência metodológica.'</w:t>
-      </w:r>
-    </w:p>
-    <w:p/>
-    <w:p>
-      <w:pPr>
-        <w:pStyle w:val="Heading2"/>
-      </w:pPr>
-      <w:r>
-        <w:rPr>
-          <w:rFonts w:ascii="Calibri" w:hAnsi="Calibri"/>
-          <w:color w:val="1F3864"/>
-        </w:rPr>
-        <w:t>Análises de Sensibilidade — Konfound e E-values</w:t>
-      </w:r>
-    </w:p>
-    <w:p>
-      <w:pPr>
-        <w:spacing w:before="80" w:after="120"/>
-        <w:jc w:val="left"/>
-      </w:pPr>
-      <w:r>
-        <w:rPr>
-          <w:rFonts w:ascii="Calibri" w:hAnsi="Calibri"/>
-          <w:b/>
-          <w:i w:val="0"/>
-          <w:color w:val="1F3864"/>
-          <w:sz w:val="22"/>
-        </w:rPr>
-        <w:t>Como ler:</w:t>
-      </w:r>
-    </w:p>
-    <w:p>
-      <w:pPr>
-        <w:pStyle w:val="ListBullet"/>
-        <w:spacing w:after="60"/>
-        <w:ind w:left="283"/>
-      </w:pPr>
-      <w:r>
-        <w:rPr>
-          <w:rFonts w:ascii="Calibri" w:hAnsi="Calibri"/>
-          <w:b w:val="0"/>
-          <w:i w:val="0"/>
-          <w:sz w:val="22"/>
-        </w:rPr>
-        <w:t>Konfound (pkonfound): quantos casos precisariam ser trocados de trat./controle, ou qual % dos casos precisaria estar mal alocado, para reverter a conclusão. Quanto maior, mais robusto.</w:t>
-      </w:r>
-    </w:p>
-    <w:p>
-      <w:pPr>
-        <w:pStyle w:val="ListBullet"/>
-        <w:spacing w:after="60"/>
-        <w:ind w:left="283"/>
-      </w:pPr>
-      <w:r>
-        <w:rPr>
-          <w:rFonts w:ascii="Calibri" w:hAnsi="Calibri"/>
-          <w:b w:val="0"/>
-          <w:i w:val="0"/>
-          <w:sz w:val="22"/>
-        </w:rPr>
-        <w:t>E-value (VanderWeele &amp; Ding, 2017): qual a magnitude mínima de uma variável omitida (como razão de risco) para anular o efeito observado. E-value ≥ 2 indica boa resistência.</w:t>
-      </w:r>
-    </w:p>
-    <w:p>
-      <w:pPr>
-        <w:spacing w:before="80" w:after="120"/>
-        <w:jc w:val="left"/>
-      </w:pPr>
-      <w:r>
-        <w:rPr>
-          <w:rFonts w:ascii="Calibri" w:hAnsi="Calibri"/>
-          <w:b/>
-          <w:i w:val="0"/>
-          <w:color w:val="1F3864"/>
-          <w:sz w:val="22"/>
-        </w:rPr>
-        <w:t>Resultados:</w:t>
-      </w:r>
-    </w:p>
-    <w:p>
-      <w:pPr>
-        <w:pStyle w:val="ListBullet"/>
-        <w:spacing w:after="60"/>
-        <w:ind w:left="283"/>
-      </w:pPr>
-      <w:r>
-        <w:rPr>
-          <w:rFonts w:ascii="Calibri" w:hAnsi="Calibri"/>
-          <w:b w:val="0"/>
-          <w:i w:val="0"/>
-          <w:sz w:val="22"/>
-        </w:rPr>
-        <w:t>Konfound HLM: M1=99,5%; M2=M3=98,8%; M4=98,5% — quase 100% dos casos precisariam ser mal alocados para reverter a conclusão de discriminação.</w:t>
-      </w:r>
-    </w:p>
-    <w:p>
-      <w:pPr>
-        <w:pStyle w:val="ListBullet"/>
-        <w:spacing w:after="60"/>
-        <w:ind w:left="283"/>
-      </w:pPr>
-      <w:r>
-        <w:rPr>
-          <w:rFonts w:ascii="Calibri" w:hAnsi="Calibri"/>
-          <w:b w:val="0"/>
-          <w:i w:val="0"/>
-          <w:sz w:val="22"/>
-        </w:rPr>
-        <w:t>OLS subestima: gap OLS=43,8%–48,5% vs HLM=50,8%–53,0% (Δ=5,4–9,7 p.p.) — o viés de subestimação do OLS fica em torno de 9,7 p.p. em M1 e 5,4 p.p. em M4.</w:t>
-      </w:r>
-    </w:p>
-    <w:p>
-      <w:pPr>
-        <w:pStyle w:val="ListBullet"/>
-        <w:spacing w:after="60"/>
-        <w:ind w:left="283"/>
-      </w:pPr>
-      <w:r>
-        <w:rPr>
-          <w:rFonts w:ascii="Calibri" w:hAnsi="Calibri"/>
-          <w:b w:val="0"/>
-          <w:i w:val="0"/>
-          <w:sz w:val="22"/>
-        </w:rPr>
-        <w:t>E-values GLMM lme4 (PEA completa): M1=2,319; M2=2,243 — variável omitida precisaria ter associação ≥2,3× com raça E com acesso a ocupações para eliminar o OR.</w:t>
-      </w:r>
-    </w:p>
-    <w:p>
-      <w:pPr>
-        <w:spacing w:before="80" w:after="40"/>
-      </w:pPr>
-      <w:r>
-        <w:rPr>
-          <w:rFonts w:ascii="Calibri" w:hAnsi="Calibri"/>
-          <w:b/>
-          <w:i w:val="0"/>
-          <w:color w:val="2E7D32"/>
-          <w:sz w:val="22"/>
-        </w:rPr>
-        <w:t>▌ O que dizer se perguntarem sobre endogeneidade ou variáveis omitidas:</w:t>
-      </w:r>
-    </w:p>
-    <w:p>
-      <w:pPr>
-        <w:spacing w:after="40"/>
-        <w:ind w:left="454"/>
-      </w:pPr>
-      <w:r>
-        <w:rPr>
-          <w:rFonts w:ascii="Calibri" w:hAnsi="Calibri"/>
-          <w:b w:val="0"/>
-          <w:i w:val="0"/>
-          <w:sz w:val="21"/>
-        </w:rPr>
-        <w:t>'Testei dois frameworks de sensibilidade independentes. O pkonfound mostra que seria necessário reclassificar ~99% das observações para reverter a conclusão — impossível dado o N=7,7 milhões. O E-value ≥2,0 exige que uma variável omitida tenha associação dobrada com raça E com o desfecho simultaneamente — sem candidato plausível. Os dois convergem: o resultado é robusto.'</w:t>
-      </w:r>
-    </w:p>
-    <w:p/>
-    <w:p>
-      <w:pPr>
-        <w:pStyle w:val="Heading1"/>
-      </w:pPr>
-      <w:r>
-        <w:rPr>
-          <w:rFonts w:ascii="Calibri" w:hAnsi="Calibri"/>
-          <w:color w:val="1F3864"/>
-        </w:rPr>
-        <w:t>PARTE 3 — EQUAÇÕES PARA MEMORIZAR NA DEFESA</w:t>
-      </w:r>
-    </w:p>
-    <w:p>
-      <w:pPr>
-        <w:spacing w:before="0" w:after="200"/>
-        <w:jc w:val="left"/>
-      </w:pPr>
-      <w:r>
-        <w:rPr>
-          <w:rFonts w:ascii="Calibri" w:hAnsi="Calibri"/>
-          <w:b w:val="0"/>
-          <w:i w:val="0"/>
-          <w:sz w:val="22"/>
-        </w:rPr>
-        <w:t>Não é necessário decorar todas as equações — mas saber nomear e descrever cada componente dos 3 principais modelos demonstra domínio metodológico.</w:t>
-      </w:r>
-    </w:p>
-    <w:p>
-      <w:pPr>
-        <w:pStyle w:val="Heading2"/>
-      </w:pPr>
-      <w:r>
-        <w:rPr>
-          <w:rFonts w:ascii="Calibri" w:hAnsi="Calibri"/>
-          <w:color w:val="1F3864"/>
-        </w:rPr>
-        <w:t>3.1  Modelo HLM M4 (equação de dois níveis simplificada)</w:t>
-      </w:r>
-    </w:p>
-    <w:p>
-      <w:pPr>
-        <w:spacing w:before="120" w:after="120"/>
-        <w:jc w:val="left"/>
+        <w:spacing w:before="0" w:after="40"/>
+        <w:jc w:val="both"/>
       </w:pPr>
       <w:r>
         <w:rPr>
@@ -4854,23 +4537,23 @@
     <w:p>
       <w:pPr>
         <w:spacing w:before="0" w:after="120"/>
-        <w:jc w:val="left"/>
+        <w:ind w:left="454"/>
+        <w:jc w:val="both"/>
       </w:pPr>
       <w:r>
         <w:rPr>
           <w:rFonts w:ascii="Calibri" w:hAnsi="Calibri"/>
           <w:b w:val="0"/>
-          <w:i/>
-          <w:color w:val="222222"/>
-          <w:sz w:val="21"/>
+          <w:i w:val="0"/>
+          <w:sz w:val="22"/>
         </w:rPr>
-        <w:t>log(renda_ij) = β₀j + β₁(negro_i) + β₂(sexo_fem_i) + β₃(horas_c_i) + β₄(emprego_formal_i) + β₅(edu_anos_i) + β₆(idade_c_i) + β₇(ocp_grupo_cbo_i) + ε_ij</w:t>
+        <w:t>ln(W)ᵢⱼ = β₀ⱼ + β₁·Negroᵢⱼ + β₂·Sexoᵢⱼ + β₃·Xᵢⱼ + β₄·X²ᵢⱼ + Σₑ βₑ·Educₑ,ᵢⱼ + β₅′Zᵢⱼ + εᵢⱼ,  ε ~ N(0, σ²)</w:t>
       </w:r>
     </w:p>
     <w:p>
       <w:pPr>
-        <w:spacing w:before="120" w:after="120"/>
-        <w:jc w:val="left"/>
+        <w:spacing w:before="0" w:after="40"/>
+        <w:jc w:val="both"/>
       </w:pPr>
       <w:r>
         <w:rPr>
@@ -4879,45 +4562,14 @@
           <w:i w:val="0"/>
           <w:sz w:val="22"/>
         </w:rPr>
-        <w:t>Nível 2 (UPA j dentro de UF k):</w:t>
+        <w:t>Nível 2 (bairro j):</w:t>
       </w:r>
     </w:p>
     <w:p>
       <w:pPr>
         <w:spacing w:before="0" w:after="120"/>
-        <w:jc w:val="left"/>
-      </w:pPr>
-      <w:r>
-        <w:rPr>
-          <w:rFonts w:ascii="Calibri" w:hAnsi="Calibri"/>
-          <w:b w:val="0"/>
-          <w:i/>
-          <w:color w:val="222222"/>
-          <w:sz w:val="21"/>
-        </w:rPr>
-        <w:t>β₀j = γ₀₀ + γ₀₁(renda_media_upa_j) + γ₀₂(edu_media_upa_j) + u₀j</w:t>
-      </w:r>
-    </w:p>
-    <w:p>
-      <w:pPr>
-        <w:spacing w:before="0" w:after="120"/>
-        <w:jc w:val="left"/>
-      </w:pPr>
-      <w:r>
-        <w:rPr>
-          <w:rFonts w:ascii="Calibri" w:hAnsi="Calibri"/>
-          <w:b w:val="0"/>
-          <w:i/>
-          <w:color w:val="666666"/>
-          <w:sz w:val="21"/>
-        </w:rPr>
-        <w:t>Onde u₀j ~ N(0, τ₀₀) é o efeito aleatório da UPA — fonte do ICC.</w:t>
-      </w:r>
-    </w:p>
-    <w:p>
-      <w:pPr>
-        <w:spacing w:before="120" w:after="120"/>
-        <w:jc w:val="left"/>
+        <w:ind w:left="454"/>
+        <w:jc w:val="both"/>
       </w:pPr>
       <w:r>
         <w:rPr>
@@ -4926,7 +4578,23 @@
           <w:i w:val="0"/>
           <w:sz w:val="22"/>
         </w:rPr>
-        <w:t>O interesse é em β₁: o gap racial líquido após todos os controles. Em M4, β₁ ≈ −0,0644 (−6,2%). O sinal negativo confirma que negros ganham menos, tudo o mais constante.</w:t>
+        <w:t>β₀ⱼ = γ₀₀ + γ₀₁·%Negroⱼ + γ₀₂·Contextoⱼ + u₀ⱼ,  u₀ⱼ ~ N(0, τ²)</w:t>
+      </w:r>
+    </w:p>
+    <w:p>
+      <w:pPr>
+        <w:spacing w:before="0" w:after="120"/>
+        <w:ind w:left="454"/>
+        <w:jc w:val="both"/>
+      </w:pPr>
+      <w:r>
+        <w:rPr>
+          <w:rFonts w:ascii="Calibri" w:hAnsi="Calibri"/>
+          <w:b/>
+          <w:i w:val="0"/>
+          <w:sz w:val="22"/>
+        </w:rPr>
+        <w:t>ICC = τ² / (τ² + σ²) = 0,3370 / (0,3370 + 0,5759) = 0,369</w:t>
       </w:r>
     </w:p>
     <w:p>
@@ -4938,30 +4606,14 @@
           <w:rFonts w:ascii="Calibri" w:hAnsi="Calibri"/>
           <w:color w:val="1F3864"/>
         </w:rPr>
-        <w:t>3.2  Decomposição de Oaxaca-Blinder (two-fold)</w:t>
+        <w:t>5.2  Oaxaca–Blinder (twofold, referência = estrutura de preços dos brancos)</w:t>
       </w:r>
     </w:p>
     <w:p>
       <w:pPr>
-        <w:spacing w:before="0" w:after="120"/>
-        <w:jc w:val="left"/>
-      </w:pPr>
-      <w:r>
-        <w:rPr>
-          <w:rFonts w:ascii="Calibri" w:hAnsi="Calibri"/>
-          <w:b/>
-          <w:i/>
-          <w:color w:val="1565C0"/>
-          <w:sz w:val="24"/>
-        </w:rPr>
-        <w:t>Ȳ_B − Ȳ_N  =  (X̄_B − X̄_N)·β_B  +  X̄_N·(β_B − β_N)</w:t>
-      </w:r>
-    </w:p>
-    <w:p>
-      <w:pPr>
-        <w:pStyle w:val="ListBullet"/>
-        <w:spacing w:after="60"/>
-        <w:ind w:left="283"/>
+        <w:spacing w:before="0" w:after="40"/>
+        <w:ind w:left="454"/>
+        <w:jc w:val="both"/>
       </w:pPr>
       <w:r>
         <w:rPr>
@@ -4970,14 +4622,43 @@
           <w:i w:val="0"/>
           <w:sz w:val="22"/>
         </w:rPr>
-        <w:t>Ȳ_B e Ȳ_N: renda média de brancos e negros (em log).</w:t>
+        <w:t>ln(W̄_B) − ln(W̄_N) = (X̄_B − X̄_N)′β̂_B  +  X̄_N′(β̂_B − β̂_N)</w:t>
       </w:r>
     </w:p>
     <w:p>
       <w:pPr>
-        <w:pStyle w:val="ListBullet"/>
-        <w:spacing w:after="60"/>
-        <w:ind w:left="283"/>
+        <w:spacing w:before="0" w:after="120"/>
+        <w:ind w:left="454"/>
+        <w:jc w:val="both"/>
+      </w:pPr>
+      <w:r>
+        <w:rPr>
+          <w:rFonts w:ascii="Calibri" w:hAnsi="Calibri"/>
+          <w:b w:val="0"/>
+          <w:i w:val="0"/>
+          <w:color w:val="616161"/>
+          <w:sz w:val="20"/>
+        </w:rPr>
+        <w:t xml:space="preserve">                      └── dotações ──┘   └──── retornos ────┘</w:t>
+      </w:r>
+    </w:p>
+    <w:p>
+      <w:pPr>
+        <w:pStyle w:val="Heading2"/>
+      </w:pPr>
+      <w:r>
+        <w:rPr>
+          <w:rFonts w:ascii="Calibri" w:hAnsi="Calibri"/>
+          <w:color w:val="1F3864"/>
+        </w:rPr>
+        <w:t>5.3  GLMM logístico</w:t>
+      </w:r>
+    </w:p>
+    <w:p>
+      <w:pPr>
+        <w:spacing w:before="0" w:after="40"/>
+        <w:ind w:left="454"/>
+        <w:jc w:val="both"/>
       </w:pPr>
       <w:r>
         <w:rPr>
@@ -4986,14 +4667,42 @@
           <w:i w:val="0"/>
           <w:sz w:val="22"/>
         </w:rPr>
-        <w:t>X̄_B − X̄_N: diferença nas características médias (dotações).</w:t>
+        <w:t>logit(P(Yᵢⱼ = 1)) = γ₀₀ + β₁·Negroᵢⱼ + β′Xᵢⱼ + u₀ⱼ,  u₀ⱼ ~ N(0, τ²)</w:t>
       </w:r>
     </w:p>
     <w:p>
       <w:pPr>
-        <w:pStyle w:val="ListBullet"/>
-        <w:spacing w:after="60"/>
-        <w:ind w:left="283"/>
+        <w:spacing w:before="0" w:after="120"/>
+        <w:ind w:left="454"/>
+        <w:jc w:val="both"/>
+      </w:pPr>
+      <w:r>
+        <w:rPr>
+          <w:rFonts w:ascii="Calibri" w:hAnsi="Calibri"/>
+          <w:b/>
+          <w:i w:val="0"/>
+          <w:sz w:val="22"/>
+        </w:rPr>
+        <w:t>ICC = τ² / (τ² + π²/3);  OR = exp(β₁) = 0,699</w:t>
+      </w:r>
+    </w:p>
+    <w:p>
+      <w:pPr>
+        <w:pStyle w:val="Heading2"/>
+      </w:pPr>
+      <w:r>
+        <w:rPr>
+          <w:rFonts w:ascii="Calibri" w:hAnsi="Calibri"/>
+          <w:color w:val="1F3864"/>
+        </w:rPr>
+        <w:t>5.4  E-value (VanderWeele &amp; Ding, 2017)</w:t>
+      </w:r>
+    </w:p>
+    <w:p>
+      <w:pPr>
+        <w:spacing w:before="0" w:after="40"/>
+        <w:ind w:left="454"/>
+        <w:jc w:val="both"/>
       </w:pPr>
       <w:r>
         <w:rPr>
@@ -5002,14 +4711,780 @@
           <w:i w:val="0"/>
           <w:sz w:val="22"/>
         </w:rPr>
-        <w:t>β_B: vetor de retornos estimado para brancos (grupo de referência).</w:t>
+        <w:t>E = RR + √(RR·(RR − 1)),  com RR = 1/OR quando OR &lt; 1</w:t>
       </w:r>
     </w:p>
     <w:p>
       <w:pPr>
+        <w:spacing w:before="0" w:after="120"/>
+        <w:ind w:left="454"/>
+        <w:jc w:val="both"/>
+      </w:pPr>
+      <w:r>
+        <w:rPr>
+          <w:rFonts w:ascii="Calibri" w:hAnsi="Calibri"/>
+          <w:b/>
+          <w:i w:val="0"/>
+          <w:sz w:val="22"/>
+        </w:rPr>
+        <w:t>Para OR = 0,699:  E = 2,21</w:t>
+      </w:r>
+    </w:p>
+    <w:p>
+      <w:r>
+        <w:br w:type="page"/>
+      </w:r>
+    </w:p>
+    <w:p>
+      <w:pPr>
+        <w:pStyle w:val="Heading1"/>
+      </w:pPr>
+      <w:r>
+        <w:rPr>
+          <w:rFonts w:ascii="Calibri" w:hAnsi="Calibri"/>
+          <w:color w:val="1F3864"/>
+        </w:rPr>
+        <w:t>PARTE 6 — AS PERGUNTAS DIFÍCEIS, COM RESPOSTA PRONTA</w:t>
+      </w:r>
+    </w:p>
+    <w:p>
+      <w:pPr>
+        <w:spacing w:before="0" w:after="120"/>
+        <w:jc w:val="both"/>
+      </w:pPr>
+      <w:r>
+        <w:rPr>
+          <w:rFonts w:ascii="Calibri" w:hAnsi="Calibri"/>
+          <w:b w:val="0"/>
+          <w:i/>
+          <w:color w:val="B71C1C"/>
+          <w:sz w:val="22"/>
+        </w:rPr>
+        <w:t>Regra de ouro: nunca diga “causa”, “prova” ou “determina”. Diga “associa-se”, “é consistente com”, “penalidade condicional a X”.</w:t>
+      </w:r>
+    </w:p>
+    <w:p>
+      <w:pPr>
+        <w:spacing w:before="160" w:after="40"/>
+      </w:pPr>
+      <w:r>
+        <w:rPr>
+          <w:rFonts w:ascii="Calibri" w:hAnsi="Calibri"/>
+          <w:b/>
+          <w:i w:val="0"/>
+          <w:color w:val="B71C1C"/>
+          <w:sz w:val="22"/>
+        </w:rPr>
+        <w:t xml:space="preserve">P. </w:t>
+      </w:r>
+      <w:r>
+        <w:rPr>
+          <w:rFonts w:ascii="Calibri" w:hAnsi="Calibri"/>
+          <w:b/>
+          <w:i w:val="0"/>
+          <w:sz w:val="22"/>
+        </w:rPr>
+        <w:t>Isso é causal?</w:t>
+      </w:r>
+    </w:p>
+    <w:p>
+      <w:pPr>
+        <w:spacing w:after="80"/>
+        <w:ind w:left="340"/>
+        <w:jc w:val="both"/>
+      </w:pPr>
+      <w:r>
+        <w:rPr>
+          <w:rFonts w:ascii="Calibri" w:hAnsi="Calibri"/>
+          <w:b/>
+          <w:i w:val="0"/>
+          <w:color w:val="1565C0"/>
+          <w:sz w:val="21"/>
+        </w:rPr>
+        <w:t xml:space="preserve">R. </w:t>
+      </w:r>
+      <w:r>
+        <w:rPr>
+          <w:rFonts w:ascii="Calibri" w:hAnsi="Calibri"/>
+          <w:b w:val="0"/>
+          <w:i w:val="0"/>
+          <w:sz w:val="21"/>
+        </w:rPr>
+        <w:t>Não, e o trabalho não afirma que seja. O que se estima é associação condicional sob seleção em observáveis. A seção de limitações lista as sete hipóteses uma a uma e o que acontece se cada uma falhar. O que sustenta o diagnóstico é a convergência de quatro métodos e a magnitude: seria preciso 99,0% de viés, ou um confundidor com OR de 2,2, para anular o resultado.</w:t>
+      </w:r>
+    </w:p>
+    <w:p>
+      <w:pPr>
+        <w:spacing w:before="160" w:after="40"/>
+      </w:pPr>
+      <w:r>
+        <w:rPr>
+          <w:rFonts w:ascii="Calibri" w:hAnsi="Calibri"/>
+          <w:b/>
+          <w:i w:val="0"/>
+          <w:color w:val="B71C1C"/>
+          <w:sz w:val="22"/>
+        </w:rPr>
+        <w:t xml:space="preserve">P. </w:t>
+      </w:r>
+      <w:r>
+        <w:rPr>
+          <w:rFonts w:ascii="Calibri" w:hAnsi="Calibri"/>
+          <w:b/>
+          <w:i w:val="0"/>
+          <w:sz w:val="22"/>
+        </w:rPr>
+        <w:t>Controlar por ocupação não é bad control?</w:t>
+      </w:r>
+    </w:p>
+    <w:p>
+      <w:pPr>
+        <w:spacing w:after="80"/>
+        <w:ind w:left="340"/>
+        <w:jc w:val="both"/>
+      </w:pPr>
+      <w:r>
+        <w:rPr>
+          <w:rFonts w:ascii="Calibri" w:hAnsi="Calibri"/>
+          <w:b/>
+          <w:i w:val="0"/>
+          <w:color w:val="1565C0"/>
+          <w:sz w:val="21"/>
+        </w:rPr>
+        <w:t xml:space="preserve">R. </w:t>
+      </w:r>
+      <w:r>
+        <w:rPr>
+          <w:rFonts w:ascii="Calibri" w:hAnsi="Calibri"/>
+          <w:b w:val="0"/>
+          <w:i w:val="0"/>
+          <w:sz w:val="21"/>
+        </w:rPr>
+        <w:t>É, e é por isso que as duas versões são reportadas lado a lado. Ocupação, formalidade e horas são desfechos da própria discriminação: incluí-las (M4, especificação B da Oaxaca-Blinder) dá 7,0% — um limite inferior descritivo, a discriminação dentro da ocupação. Sem elas (M3, especificação A) o gap é 10,2%. A comparação com a literatura é feita sempre na mesma especificação.</w:t>
+      </w:r>
+    </w:p>
+    <w:p>
+      <w:pPr>
+        <w:spacing w:before="160" w:after="40"/>
+      </w:pPr>
+      <w:r>
+        <w:rPr>
+          <w:rFonts w:ascii="Calibri" w:hAnsi="Calibri"/>
+          <w:b/>
+          <w:i w:val="0"/>
+          <w:color w:val="B71C1C"/>
+          <w:sz w:val="22"/>
+        </w:rPr>
+        <w:t xml:space="preserve">P. </w:t>
+      </w:r>
+      <w:r>
+        <w:rPr>
+          <w:rFonts w:ascii="Calibri" w:hAnsi="Calibri"/>
+          <w:b/>
+          <w:i w:val="0"/>
+          <w:sz w:val="22"/>
+        </w:rPr>
+        <w:t>A renda média do bairro não é reflexo (Manski)?</w:t>
+      </w:r>
+    </w:p>
+    <w:p>
+      <w:pPr>
+        <w:spacing w:after="80"/>
+        <w:ind w:left="340"/>
+        <w:jc w:val="both"/>
+      </w:pPr>
+      <w:r>
+        <w:rPr>
+          <w:rFonts w:ascii="Calibri" w:hAnsi="Calibri"/>
+          <w:b/>
+          <w:i w:val="0"/>
+          <w:color w:val="1565C0"/>
+          <w:sz w:val="21"/>
+        </w:rPr>
+        <w:t xml:space="preserve">R. </w:t>
+      </w:r>
+      <w:r>
+        <w:rPr>
+          <w:rFonts w:ascii="Calibri" w:hAnsi="Calibri"/>
+          <w:b w:val="0"/>
+          <w:i w:val="0"/>
+          <w:sz w:val="21"/>
+        </w:rPr>
+        <w:t>É — e por isso ela foi removida dos modelos de acesso e, no XGBoost, substituída pela média leave-one-out, que exclui o próprio indivíduo. O R² cai pouco e a contribuição SHAP da raça fica praticamente idêntica (0,0314 contra 0,0307 sem a variável). Ainda assim, choques comuns ao bairro impedem leitura causal do coeficiente contextual, e isso está dito nas limitações.</w:t>
+      </w:r>
+    </w:p>
+    <w:p>
+      <w:pPr>
+        <w:spacing w:before="160" w:after="40"/>
+      </w:pPr>
+      <w:r>
+        <w:rPr>
+          <w:rFonts w:ascii="Calibri" w:hAnsi="Calibri"/>
+          <w:b/>
+          <w:i w:val="0"/>
+          <w:color w:val="B71C1C"/>
+          <w:sz w:val="22"/>
+        </w:rPr>
+        <w:t xml:space="preserve">P. </w:t>
+      </w:r>
+      <w:r>
+        <w:rPr>
+          <w:rFonts w:ascii="Calibri" w:hAnsi="Calibri"/>
+          <w:b/>
+          <w:i w:val="0"/>
+          <w:sz w:val="22"/>
+        </w:rPr>
+        <w:t>Os erros-padrão consideram o desenho da PNAD?</w:t>
+      </w:r>
+    </w:p>
+    <w:p>
+      <w:pPr>
+        <w:spacing w:after="80"/>
+        <w:ind w:left="340"/>
+        <w:jc w:val="both"/>
+      </w:pPr>
+      <w:r>
+        <w:rPr>
+          <w:rFonts w:ascii="Calibri" w:hAnsi="Calibri"/>
+          <w:b/>
+          <w:i w:val="0"/>
+          <w:color w:val="1565C0"/>
+          <w:sz w:val="21"/>
+        </w:rPr>
+        <w:t xml:space="preserve">R. </w:t>
+      </w:r>
+      <w:r>
+        <w:rPr>
+          <w:rFonts w:ascii="Calibri" w:hAnsi="Calibri"/>
+          <w:b w:val="0"/>
+          <w:i w:val="0"/>
+          <w:sz w:val="21"/>
+        </w:rPr>
+        <w:t>Sim. A PNAD amostra por conglomerados, então todos os modelos reportam erro-padrão agrupado por UPA ou modelam o bairro como efeito aleatório. Oaxaca-Blinder, regressão quantílica e RIF usam bootstrap em blocos de UPA. Para o agrupamento por UF, que tem só 27 clusters, usa-se t com G−1 graus de liberdade — abaixo das 42 unidades que Angrist e Pischke sugerem como piso para a aproximação normal.</w:t>
+      </w:r>
+    </w:p>
+    <w:p>
+      <w:pPr>
+        <w:spacing w:before="160" w:after="40"/>
+      </w:pPr>
+      <w:r>
+        <w:rPr>
+          <w:rFonts w:ascii="Calibri" w:hAnsi="Calibri"/>
+          <w:b/>
+          <w:i w:val="0"/>
+          <w:color w:val="B71C1C"/>
+          <w:sz w:val="22"/>
+        </w:rPr>
+        <w:t xml:space="preserve">P. </w:t>
+      </w:r>
+      <w:r>
+        <w:rPr>
+          <w:rFonts w:ascii="Calibri" w:hAnsi="Calibri"/>
+          <w:b/>
+          <w:i w:val="0"/>
+          <w:sz w:val="22"/>
+        </w:rPr>
+        <w:t>Por que não usar os pesos amostrais?</w:t>
+      </w:r>
+    </w:p>
+    <w:p>
+      <w:pPr>
+        <w:spacing w:after="80"/>
+        <w:ind w:left="340"/>
+        <w:jc w:val="both"/>
+      </w:pPr>
+      <w:r>
+        <w:rPr>
+          <w:rFonts w:ascii="Calibri" w:hAnsi="Calibri"/>
+          <w:b/>
+          <w:i w:val="0"/>
+          <w:color w:val="1565C0"/>
+          <w:sz w:val="21"/>
+        </w:rPr>
+        <w:t xml:space="preserve">R. </w:t>
+      </w:r>
+      <w:r>
+        <w:rPr>
+          <w:rFonts w:ascii="Calibri" w:hAnsi="Calibri"/>
+          <w:b w:val="0"/>
+          <w:i w:val="0"/>
+          <w:sz w:val="21"/>
+        </w:rPr>
+        <w:t>As estimativas principais são não ponderadas e isso está declarado: elas descrevem a regressão na amostra, não a média populacional. Como robustez, o modelo-chave foi reestimado com o peso V1028 e o gap muda menos de meio ponto percentual. Em regressão com os estratos do desenho entre os controles, ponderar altera pouco os coeficientes e infla a variância.</w:t>
+      </w:r>
+    </w:p>
+    <w:p>
+      <w:pPr>
+        <w:spacing w:before="160" w:after="40"/>
+      </w:pPr>
+      <w:r>
+        <w:rPr>
+          <w:rFonts w:ascii="Calibri" w:hAnsi="Calibri"/>
+          <w:b/>
+          <w:i w:val="0"/>
+          <w:color w:val="B71C1C"/>
+          <w:sz w:val="22"/>
+        </w:rPr>
+        <w:t xml:space="preserve">P. </w:t>
+      </w:r>
+      <w:r>
+        <w:rPr>
+          <w:rFonts w:ascii="Calibri" w:hAnsi="Calibri"/>
+          <w:b/>
+          <w:i w:val="0"/>
+          <w:sz w:val="22"/>
+        </w:rPr>
+        <w:t>Com 7,7 milhões de observações, tudo não fica significativo?</w:t>
+      </w:r>
+    </w:p>
+    <w:p>
+      <w:pPr>
+        <w:spacing w:after="80"/>
+        <w:ind w:left="340"/>
+        <w:jc w:val="both"/>
+      </w:pPr>
+      <w:r>
+        <w:rPr>
+          <w:rFonts w:ascii="Calibri" w:hAnsi="Calibri"/>
+          <w:b/>
+          <w:i w:val="0"/>
+          <w:color w:val="1565C0"/>
+          <w:sz w:val="21"/>
+        </w:rPr>
+        <w:t xml:space="preserve">R. </w:t>
+      </w:r>
+      <w:r>
+        <w:rPr>
+          <w:rFonts w:ascii="Calibri" w:hAnsi="Calibri"/>
+          <w:b w:val="0"/>
+          <w:i w:val="0"/>
+          <w:sz w:val="21"/>
+        </w:rPr>
+        <w:t>Fica — e é por isso que a leitura privilegia magnitude, intervalos de confiança e E-values, não asteriscos. Um exemplo no próprio trabalho: a tendência temporal do gap, com esse N, tem p = 0,077 e não se distingue de zero; a conclusão conservadora é que a década não produziu convergência mensurável.</w:t>
+      </w:r>
+    </w:p>
+    <w:p>
+      <w:pPr>
+        <w:spacing w:before="160" w:after="40"/>
+      </w:pPr>
+      <w:r>
+        <w:rPr>
+          <w:rFonts w:ascii="Calibri" w:hAnsi="Calibri"/>
+          <w:b/>
+          <w:i w:val="0"/>
+          <w:color w:val="B71C1C"/>
+          <w:sz w:val="22"/>
+        </w:rPr>
+        <w:t xml:space="preserve">P. </w:t>
+      </w:r>
+      <w:r>
+        <w:rPr>
+          <w:rFonts w:ascii="Calibri" w:hAnsi="Calibri"/>
+          <w:b/>
+          <w:i w:val="0"/>
+          <w:sz w:val="22"/>
+        </w:rPr>
+        <w:t>Por que UPA como efeito aleatório e UF como efeito fixo?</w:t>
+      </w:r>
+    </w:p>
+    <w:p>
+      <w:pPr>
+        <w:spacing w:after="80"/>
+        <w:ind w:left="340"/>
+        <w:jc w:val="both"/>
+      </w:pPr>
+      <w:r>
+        <w:rPr>
+          <w:rFonts w:ascii="Calibri" w:hAnsi="Calibri"/>
+          <w:b/>
+          <w:i w:val="0"/>
+          <w:color w:val="1565C0"/>
+          <w:sz w:val="21"/>
+        </w:rPr>
+        <w:t xml:space="preserve">R. </w:t>
+      </w:r>
+      <w:r>
+        <w:rPr>
+          <w:rFonts w:ascii="Calibri" w:hAnsi="Calibri"/>
+          <w:b w:val="0"/>
+          <w:i w:val="0"/>
+          <w:sz w:val="21"/>
+        </w:rPr>
+        <w:t>Porque 27 unidades são poucas para estimar uma distribuição no terceiro nível, e 26 dummies absorvem todo o contexto estadual sem hipótese distribucional. A hipótese em teste é sobre o bairro, que tem 40.969 unidades. Como contraprova, todos os coeficientes foram reestimados com efeitos fixos de UF e erro agrupado por UPA, com as mesmas conclusões.</w:t>
+      </w:r>
+    </w:p>
+    <w:p>
+      <w:pPr>
+        <w:spacing w:before="160" w:after="40"/>
+      </w:pPr>
+      <w:r>
+        <w:rPr>
+          <w:rFonts w:ascii="Calibri" w:hAnsi="Calibri"/>
+          <w:b/>
+          <w:i w:val="0"/>
+          <w:color w:val="B71C1C"/>
+          <w:sz w:val="22"/>
+        </w:rPr>
+        <w:t xml:space="preserve">P. </w:t>
+      </w:r>
+      <w:r>
+        <w:rPr>
+          <w:rFonts w:ascii="Calibri" w:hAnsi="Calibri"/>
+          <w:b/>
+          <w:i w:val="0"/>
+          <w:sz w:val="22"/>
+        </w:rPr>
+        <w:t>Só analisa quem tem renda positiva — isso não é seleção?</w:t>
+      </w:r>
+    </w:p>
+    <w:p>
+      <w:pPr>
+        <w:spacing w:after="80"/>
+        <w:ind w:left="340"/>
+        <w:jc w:val="both"/>
+      </w:pPr>
+      <w:r>
+        <w:rPr>
+          <w:rFonts w:ascii="Calibri" w:hAnsi="Calibri"/>
+          <w:b/>
+          <w:i w:val="0"/>
+          <w:color w:val="1565C0"/>
+          <w:sz w:val="21"/>
+        </w:rPr>
+        <w:t xml:space="preserve">R. </w:t>
+      </w:r>
+      <w:r>
+        <w:rPr>
+          <w:rFonts w:ascii="Calibri" w:hAnsi="Calibri"/>
+          <w:b w:val="0"/>
+          <w:i w:val="0"/>
+          <w:sz w:val="21"/>
+        </w:rPr>
+        <w:t>É condicionar no desfecho, sim. A direção provável do viés é de subestimação: se os trabalhadores negros que permanecem ocupados são positivamente selecionados em atributos não observados, o gap entre observados é menor que o gap potencial. O modelo logístico de acesso trata diretamente a outra metade do problema, e a correção de Heckman, estimada na versão estendida, indicou seleção não nula com o coeficiente racial estável em sinal e ordem de grandeza.</w:t>
+      </w:r>
+    </w:p>
+    <w:p>
+      <w:pPr>
+        <w:spacing w:before="160" w:after="40"/>
+      </w:pPr>
+      <w:r>
+        <w:rPr>
+          <w:rFonts w:ascii="Calibri" w:hAnsi="Calibri"/>
+          <w:b/>
+          <w:i w:val="0"/>
+          <w:color w:val="B71C1C"/>
+          <w:sz w:val="22"/>
+        </w:rPr>
+        <w:t xml:space="preserve">P. </w:t>
+      </w:r>
+      <w:r>
+        <w:rPr>
+          <w:rFonts w:ascii="Calibri" w:hAnsi="Calibri"/>
+          <w:b/>
+          <w:i w:val="0"/>
+          <w:sz w:val="22"/>
+        </w:rPr>
+        <w:t>OR de 0,699 quer dizer 30% menos probabilidade?</w:t>
+      </w:r>
+    </w:p>
+    <w:p>
+      <w:pPr>
+        <w:spacing w:after="80"/>
+        <w:ind w:left="340"/>
+        <w:jc w:val="both"/>
+      </w:pPr>
+      <w:r>
+        <w:rPr>
+          <w:rFonts w:ascii="Calibri" w:hAnsi="Calibri"/>
+          <w:b/>
+          <w:i w:val="0"/>
+          <w:color w:val="1565C0"/>
+          <w:sz w:val="21"/>
+        </w:rPr>
+        <w:t xml:space="preserve">R. </w:t>
+      </w:r>
+      <w:r>
+        <w:rPr>
+          <w:rFonts w:ascii="Calibri" w:hAnsi="Calibri"/>
+          <w:b w:val="0"/>
+          <w:i w:val="0"/>
+          <w:sz w:val="21"/>
+        </w:rPr>
+        <w:t>Não: quer dizer 30% menos chance, no sentido de odds. Em probabilidade, o efeito marginal médio é de 5,5 pontos percentuais. Os dois números estão na tabela justamente para essa pergunta.</w:t>
+      </w:r>
+    </w:p>
+    <w:p>
+      <w:pPr>
+        <w:spacing w:before="160" w:after="40"/>
+      </w:pPr>
+      <w:r>
+        <w:rPr>
+          <w:rFonts w:ascii="Calibri" w:hAnsi="Calibri"/>
+          <w:b/>
+          <w:i w:val="0"/>
+          <w:color w:val="B71C1C"/>
+          <w:sz w:val="22"/>
+        </w:rPr>
+        <w:t xml:space="preserve">P. </w:t>
+      </w:r>
+      <w:r>
+        <w:rPr>
+          <w:rFonts w:ascii="Calibri" w:hAnsi="Calibri"/>
+          <w:b/>
+          <w:i w:val="0"/>
+          <w:sz w:val="22"/>
+        </w:rPr>
+        <w:t>Por que machine learning num trabalho de econometria?</w:t>
+      </w:r>
+    </w:p>
+    <w:p>
+      <w:pPr>
+        <w:spacing w:after="80"/>
+        <w:ind w:left="340"/>
+        <w:jc w:val="both"/>
+      </w:pPr>
+      <w:r>
+        <w:rPr>
+          <w:rFonts w:ascii="Calibri" w:hAnsi="Calibri"/>
+          <w:b/>
+          <w:i w:val="0"/>
+          <w:color w:val="1565C0"/>
+          <w:sz w:val="21"/>
+        </w:rPr>
+        <w:t xml:space="preserve">R. </w:t>
+      </w:r>
+      <w:r>
+        <w:rPr>
+          <w:rFonts w:ascii="Calibri" w:hAnsi="Calibri"/>
+          <w:b w:val="0"/>
+          <w:i w:val="0"/>
+          <w:sz w:val="21"/>
+        </w:rPr>
+        <w:t>Ele não estima efeito nenhum — tem função de contraprova. Se a penalidade racial fosse artefato da forma funcional linear imposta pelo HLM, um modelo sem essa imposição não daria peso à variável de raça. Dá: 11ª posição entre 29 preditores. É convergência entre dois regimes epistemológicos diferentes — um inferencial, outro preditivo.</w:t>
+      </w:r>
+    </w:p>
+    <w:p>
+      <w:pPr>
+        <w:spacing w:before="160" w:after="40"/>
+      </w:pPr>
+      <w:r>
+        <w:rPr>
+          <w:rFonts w:ascii="Calibri" w:hAnsi="Calibri"/>
+          <w:b/>
+          <w:i w:val="0"/>
+          <w:color w:val="B71C1C"/>
+          <w:sz w:val="22"/>
+        </w:rPr>
+        <w:t xml:space="preserve">P. </w:t>
+      </w:r>
+      <w:r>
+        <w:rPr>
+          <w:rFonts w:ascii="Calibri" w:hAnsi="Calibri"/>
+          <w:b/>
+          <w:i w:val="0"/>
+          <w:sz w:val="22"/>
+        </w:rPr>
+        <w:t>Como sabe que o XGBoost não está sobreajustado?</w:t>
+      </w:r>
+    </w:p>
+    <w:p>
+      <w:pPr>
+        <w:spacing w:after="80"/>
+        <w:ind w:left="340"/>
+        <w:jc w:val="both"/>
+      </w:pPr>
+      <w:r>
+        <w:rPr>
+          <w:rFonts w:ascii="Calibri" w:hAnsi="Calibri"/>
+          <w:b/>
+          <w:i w:val="0"/>
+          <w:color w:val="1565C0"/>
+          <w:sz w:val="21"/>
+        </w:rPr>
+        <w:t xml:space="preserve">R. </w:t>
+      </w:r>
+      <w:r>
+        <w:rPr>
+          <w:rFonts w:ascii="Calibri" w:hAnsi="Calibri"/>
+          <w:b w:val="0"/>
+          <w:i w:val="0"/>
+          <w:sz w:val="21"/>
+        </w:rPr>
+        <w:t>Três evidências: o gap entre R² de treino e de teste é 0,0090; N é muitas ordens de grandeza maior que a complexidade do modelo regularizado; e o R² de teste é estável entre a validação cruzada de 5 folds (0,628 ± 0,0007) e a partição única. Ampliar a base de amostral para populacional reduz, não aumenta, o risco de sobreajuste.</w:t>
+      </w:r>
+    </w:p>
+    <w:p>
+      <w:pPr>
+        <w:spacing w:before="160" w:after="40"/>
+      </w:pPr>
+      <w:r>
+        <w:rPr>
+          <w:rFonts w:ascii="Calibri" w:hAnsi="Calibri"/>
+          <w:b/>
+          <w:i w:val="0"/>
+          <w:color w:val="B71C1C"/>
+          <w:sz w:val="22"/>
+        </w:rPr>
+        <w:t xml:space="preserve">P. </w:t>
+      </w:r>
+      <w:r>
+        <w:rPr>
+          <w:rFonts w:ascii="Calibri" w:hAnsi="Calibri"/>
+          <w:b/>
+          <w:i w:val="0"/>
+          <w:sz w:val="22"/>
+        </w:rPr>
+        <w:t>Por que não há análise de redes sociais nem pesquisa operacional?</w:t>
+      </w:r>
+    </w:p>
+    <w:p>
+      <w:pPr>
+        <w:spacing w:after="80"/>
+        <w:ind w:left="340"/>
+        <w:jc w:val="both"/>
+      </w:pPr>
+      <w:r>
+        <w:rPr>
+          <w:rFonts w:ascii="Calibri" w:hAnsi="Calibri"/>
+          <w:b/>
+          <w:i w:val="0"/>
+          <w:color w:val="1565C0"/>
+          <w:sz w:val="21"/>
+        </w:rPr>
+        <w:t xml:space="preserve">R. </w:t>
+      </w:r>
+      <w:r>
+        <w:rPr>
+          <w:rFonts w:ascii="Calibri" w:hAnsi="Calibri"/>
+          <w:b w:val="0"/>
+          <w:i w:val="0"/>
+          <w:sz w:val="21"/>
+        </w:rPr>
+        <w:t>Porque o escopo foi fechado em quatro métodos que respondem a quatro perguntas distintas e podem ser defendidos em profundidade. As análises de redes e de priorização de políticas existem, estão preservadas no branch mestrado-extenso do repositório, mas ficaram como agenda: sem dado de vínculo individual, a rede é de co-residência e não de indicação profissional — o mecanismo de Granovetter fica como hipótese não testada.</w:t>
+      </w:r>
+    </w:p>
+    <w:p>
+      <w:pPr>
+        <w:spacing w:before="160" w:after="40"/>
+      </w:pPr>
+      <w:r>
+        <w:rPr>
+          <w:rFonts w:ascii="Calibri" w:hAnsi="Calibri"/>
+          <w:b/>
+          <w:i w:val="0"/>
+          <w:color w:val="B71C1C"/>
+          <w:sz w:val="22"/>
+        </w:rPr>
+        <w:t xml:space="preserve">P. </w:t>
+      </w:r>
+      <w:r>
+        <w:rPr>
+          <w:rFonts w:ascii="Calibri" w:hAnsi="Calibri"/>
+          <w:b/>
+          <w:i w:val="0"/>
+          <w:sz w:val="22"/>
+        </w:rPr>
+        <w:t>A mulher negra tem penalidade dupla ou tripla?</w:t>
+      </w:r>
+    </w:p>
+    <w:p>
+      <w:pPr>
+        <w:spacing w:after="80"/>
+        <w:ind w:left="340"/>
+        <w:jc w:val="both"/>
+      </w:pPr>
+      <w:r>
+        <w:rPr>
+          <w:rFonts w:ascii="Calibri" w:hAnsi="Calibri"/>
+          <w:b/>
+          <w:i w:val="0"/>
+          <w:color w:val="1565C0"/>
+          <w:sz w:val="21"/>
+        </w:rPr>
+        <w:t xml:space="preserve">R. </w:t>
+      </w:r>
+      <w:r>
+        <w:rPr>
+          <w:rFonts w:ascii="Calibri" w:hAnsi="Calibri"/>
+          <w:b w:val="0"/>
+          <w:i w:val="0"/>
+          <w:sz w:val="21"/>
+        </w:rPr>
+        <w:t>Nem uma nem outra, e é esse o achado: a penalidade dela (80,6% vs. o homem branco) é maior que a soma das penalidades isoladas de raça e de gênero, mas por 4,6 pontos percentuais, não pelo dobro. A interação é sub-aditiva: existe efeito interseccional puro, e ele é menor do que a leitura mais dramática sugeriria. Dizer o número exato é mais forte que dizer “dupla discriminação”.</w:t>
+      </w:r>
+    </w:p>
+    <w:p>
+      <w:pPr>
+        <w:spacing w:before="160" w:after="40"/>
+      </w:pPr>
+      <w:r>
+        <w:rPr>
+          <w:rFonts w:ascii="Calibri" w:hAnsi="Calibri"/>
+          <w:b/>
+          <w:i w:val="0"/>
+          <w:color w:val="B71C1C"/>
+          <w:sz w:val="22"/>
+        </w:rPr>
+        <w:t xml:space="preserve">P. </w:t>
+      </w:r>
+      <w:r>
+        <w:rPr>
+          <w:rFonts w:ascii="Calibri" w:hAnsi="Calibri"/>
+          <w:b/>
+          <w:i w:val="0"/>
+          <w:sz w:val="22"/>
+        </w:rPr>
+        <w:t>Qual é a maior fragilidade do trabalho?</w:t>
+      </w:r>
+    </w:p>
+    <w:p>
+      <w:pPr>
+        <w:spacing w:after="80"/>
+        <w:ind w:left="340"/>
+        <w:jc w:val="both"/>
+      </w:pPr>
+      <w:r>
+        <w:rPr>
+          <w:rFonts w:ascii="Calibri" w:hAnsi="Calibri"/>
+          <w:b/>
+          <w:i w:val="0"/>
+          <w:color w:val="1565C0"/>
+          <w:sz w:val="21"/>
+        </w:rPr>
+        <w:t xml:space="preserve">R. </w:t>
+      </w:r>
+      <w:r>
+        <w:rPr>
+          <w:rFonts w:ascii="Calibri" w:hAnsi="Calibri"/>
+          <w:b w:val="0"/>
+          <w:i w:val="0"/>
+          <w:sz w:val="21"/>
+        </w:rPr>
+        <w:t>O desenho transversal. Não se observa a mesma pessoa ao longo do tempo, então nada aqui identifica trajetória individual — só diferenças entre pessoas comparáveis num dado momento. A segunda é a cobertura da escolaridade detalhada, registrada para cerca de 31% da PEA no painel público; por isso os níveis entram como dummies de conclusão com indicador explícito de não-registro, e os retornos educacionais são lidos com cautela.</w:t>
+      </w:r>
+    </w:p>
+    <w:p>
+      <w:r>
+        <w:br w:type="page"/>
+      </w:r>
+    </w:p>
+    <w:p>
+      <w:pPr>
+        <w:pStyle w:val="Heading1"/>
+      </w:pPr>
+      <w:r>
+        <w:rPr>
+          <w:rFonts w:ascii="Calibri" w:hAnsi="Calibri"/>
+          <w:color w:val="1F3864"/>
+        </w:rPr>
+        <w:t>Checklist final da véspera</w:t>
+      </w:r>
+    </w:p>
+    <w:p>
+      <w:pPr>
         <w:pStyle w:val="ListBullet"/>
         <w:spacing w:after="60"/>
-        <w:ind w:left="283"/>
+        <w:ind w:left="340"/>
       </w:pPr>
       <w:r>
         <w:rPr>
@@ -5018,14 +5493,14 @@
           <w:i w:val="0"/>
           <w:sz w:val="22"/>
         </w:rPr>
-        <w:t>β_B − β_N: diferença nos retornos às mesmas características (discriminação de remuneração).</w:t>
+        <w:t>Sei dizer de cor: 19,1% agregado → 47,0% mediado pelo bairro → 10,2% líquido → 7,0% dentro da ocupação.</w:t>
       </w:r>
     </w:p>
     <w:p>
       <w:pPr>
         <w:pStyle w:val="ListBullet"/>
         <w:spacing w:after="60"/>
-        <w:ind w:left="283"/>
+        <w:ind w:left="340"/>
       </w:pPr>
       <w:r>
         <w:rPr>
@@ -5034,58 +5509,14 @@
           <w:i w:val="0"/>
           <w:sz w:val="22"/>
         </w:rPr>
-        <w:t>84% do gap vem do primeiro termo (dotações); 16% do segundo (retornos).</w:t>
+        <w:t>Sei dizer de cor: OR 0,699 no acesso e 0,654 no topo 10%.</w:t>
       </w:r>
     </w:p>
     <w:p>
       <w:pPr>
-        <w:pStyle w:val="Heading2"/>
-      </w:pPr>
-      <w:r>
-        <w:rPr>
-          <w:rFonts w:ascii="Calibri" w:hAnsi="Calibri"/>
-          <w:color w:val="1F3864"/>
-        </w:rPr>
-        <w:t>3.3  GLMM — Modelo Linear Generalizado Misto (lme4::glmer)</w:t>
-      </w:r>
-    </w:p>
-    <w:p>
-      <w:pPr>
-        <w:spacing w:before="0" w:after="120"/>
-        <w:jc w:val="left"/>
-      </w:pPr>
-      <w:r>
-        <w:rPr>
-          <w:rFonts w:ascii="Calibri" w:hAnsi="Calibri"/>
-          <w:b/>
-          <w:i/>
-          <w:color w:val="FF8F00"/>
-          <w:sz w:val="24"/>
-        </w:rPr>
-        <w:t>P(ocp_qualif_ij = 1) = Λ(β₀j + β₁·negro_i + X_i·γ + u₀j)</w:t>
-      </w:r>
-    </w:p>
-    <w:p>
-      <w:pPr>
-        <w:spacing w:before="0" w:after="120"/>
-        <w:jc w:val="left"/>
-      </w:pPr>
-      <w:r>
-        <w:rPr>
-          <w:rFonts w:ascii="Calibri" w:hAnsi="Calibri"/>
-          <w:b w:val="0"/>
-          <w:i/>
-          <w:color w:val="444444"/>
-          <w:sz w:val="22"/>
-        </w:rPr>
-        <w:t>β₀j = γ₀₀ + u₀j,  u₀j ~ N(0, σ²ᵤ)</w:t>
-      </w:r>
-    </w:p>
-    <w:p>
-      <w:pPr>
         <w:pStyle w:val="ListBullet"/>
         <w:spacing w:after="60"/>
-        <w:ind w:left="283"/>
+        <w:ind w:left="340"/>
       </w:pPr>
       <w:r>
         <w:rPr>
@@ -5094,14 +5525,14 @@
           <w:i w:val="0"/>
           <w:sz w:val="22"/>
         </w:rPr>
-        <w:t>Λ(·): função logística — transforma o preditor linear em probabilidade [0,1].</w:t>
+        <w:t>Sei dizer de cor: ICC 0,369 — 37% da variância é entre bairros.</w:t>
       </w:r>
     </w:p>
     <w:p>
       <w:pPr>
         <w:pStyle w:val="ListBullet"/>
         <w:spacing w:after="60"/>
-        <w:ind w:left="283"/>
+        <w:ind w:left="340"/>
       </w:pPr>
       <w:r>
         <w:rPr>
@@ -5110,14 +5541,14 @@
           <w:i w:val="0"/>
           <w:sz w:val="22"/>
         </w:rPr>
-        <w:t>β₁ (negro): log-odds de negro vs branco. OR M1=0,676 (sem contexto); OR M2=0,693 (com efeito aleatório de UPA). N=7.694.198 (PEA completa).</w:t>
+        <w:t>Sei explicar bad control sem consultar anotação.</w:t>
       </w:r>
     </w:p>
     <w:p>
       <w:pPr>
         <w:pStyle w:val="ListBullet"/>
         <w:spacing w:after="60"/>
-        <w:ind w:left="283"/>
+        <w:ind w:left="340"/>
       </w:pPr>
       <w:r>
         <w:rPr>
@@ -5126,14 +5557,14 @@
           <w:i w:val="0"/>
           <w:sz w:val="22"/>
         </w:rPr>
-        <w:t>u₀j: efeito aleatório de UPA j — capta a heterogeneidade entre bairros. ICC M1=21,6% | ICC M2=10,7%.</w:t>
+        <w:t>Sei explicar por que quantil condicional e incondicional não se contradizem.</w:t>
       </w:r>
     </w:p>
     <w:p>
       <w:pPr>
         <w:pStyle w:val="ListBullet"/>
         <w:spacing w:after="60"/>
-        <w:ind w:left="283"/>
+        <w:ind w:left="340"/>
       </w:pPr>
       <w:r>
         <w:rPr>
@@ -5142,14 +5573,14 @@
           <w:i w:val="0"/>
           <w:sz w:val="22"/>
         </w:rPr>
-        <w:t>Implementação: lme4::glmer (Python equivalente via statsmodels/pymer4), nAGQ=0 (aproximação de Laplace) para viabilidade computacional, otimizador bobyqa.</w:t>
+        <w:t>Sei dizer o que faria diferente com dado longitudinal (RAIS identificada).</w:t>
       </w:r>
     </w:p>
     <w:p>
       <w:pPr>
         <w:pStyle w:val="ListBullet"/>
         <w:spacing w:after="60"/>
-        <w:ind w:left="283"/>
+        <w:ind w:left="340"/>
       </w:pPr>
       <w:r>
         <w:rPr>
@@ -5158,56 +5589,34 @@
           <w:i w:val="0"/>
           <w:sz w:val="22"/>
         </w:rPr>
-        <w:t>AME M1=−5,04 p.p. | AME M2=−4,73 p.p.: interpretados como diferença de probabilidade de ocupação qualificada atribuída à raça, todas as demais características iguais.</w:t>
+        <w:t>Não usei a palavra “causa” uma única vez.</w:t>
       </w:r>
     </w:p>
     <w:p>
       <w:pPr>
-        <w:pStyle w:val="ListBullet"/>
-        <w:spacing w:after="60"/>
-        <w:ind w:left="283"/>
+        <w:spacing w:before="0" w:after="240"/>
+        <w:jc w:val="both"/>
+      </w:pPr>
+    </w:p>
+    <w:p>
+      <w:pPr>
+        <w:spacing w:before="0" w:after="120"/>
+        <w:jc w:val="both"/>
       </w:pPr>
       <w:r>
         <w:rPr>
           <w:rFonts w:ascii="Calibri" w:hAnsi="Calibri"/>
           <w:b w:val="0"/>
-          <w:i w:val="0"/>
-          <w:sz w:val="22"/>
+          <w:i/>
+          <w:color w:val="616161"/>
+          <w:sz w:val="18"/>
         </w:rPr>
-        <w:t>Termos de interação (Tabela 4): negro×sexo_fem β=+0.0416 (***); negro×experiência β=−0.0019 (***); negro×educ_alto/med ns.</w:t>
-      </w:r>
-    </w:p>
-    <w:p>
-      <w:pPr>
-        <w:spacing w:before="120" w:after="120"/>
-      </w:pPr>
-      <w:r>
-        <w:rPr>
-          <w:color w:val="BBBBBB"/>
-          <w:sz w:val="16"/>
-        </w:rPr>
-        <w:t>────────────────────────────────────────────────────────────────────────────────</w:t>
-      </w:r>
-    </w:p>
-    <w:p>
-      <w:pPr>
-        <w:spacing w:before="200" w:after="120"/>
-        <w:jc w:val="center"/>
-      </w:pPr>
-      <w:r>
-        <w:rPr>
-          <w:rFonts w:ascii="Calibri" w:hAnsi="Calibri"/>
-          <w:b/>
-          <w:i/>
-          <w:color w:val="1F3864"/>
-          <w:sz w:val="26"/>
-        </w:rPr>
-        <w:t>Boa defesa, Ricardo.</w:t>
+        <w:t>Guia gerado automaticamente por tcc/scripts/gerar_guia_estudo.py a partir dos csv de outputs/tables/. Se alguma análise for reexecutada, rode o gerador de novo para que os números acompanhem.</w:t>
       </w:r>
     </w:p>
     <w:sectPr>
       <w:pgSz w:w="12240" w:h="15840"/>
-      <w:pgMar w:top="1440" w:right="1800" w:bottom="1440" w:left="1800" w:header="720" w:footer="720" w:gutter="0"/>
+      <w:pgMar w:top="1134" w:right="1247" w:bottom="1134" w:left="1247" w:header="720" w:footer="720" w:gutter="0"/>
       <w:cols w:space="720"/>
       <w:docGrid w:linePitch="360"/>
     </w:sectPr>

--- a/entregaveis/guia_estudo_defesa.docx
+++ b/entregaveis/guia_estudo_defesa.docx
@@ -1829,7 +1829,7 @@
           <w:i w:val="0"/>
           <w:sz w:val="22"/>
         </w:rPr>
-        <w:t>Inclinação aleatória (M3_RS): desvio-padrão da inclinação de raça entre bairros = 0,171; LR contra o M3 = 38.943. A penalidade varia entre bairros, e a covariância negativa (−0,0245) diz que ela é maior justamente nos bairros de renda mais alta.</w:t>
+        <w:t>Inclinação aleatória (M3_RS): desvio-padrão da inclinação de raça entre bairros = 0,171; LR contra o M3 = 38.657. A penalidade varia entre bairros, e a covariância negativa (−0,0245) diz que ela é maior justamente nos bairros de renda mais alta.</w:t>
       </w:r>
     </w:p>
     <w:p>
